--- a/数据分析与挖掘/2数据分析与可视化/探索分析与可视化.docx
+++ b/数据分析与挖掘/2数据分析与可视化/探索分析与可视化.docx
@@ -3,11 +3,6 @@
 <w:document xmlns:ve="http://schemas.openxmlformats.org/markup-compatibility/2006" xmlns:o="urn:schemas-microsoft-com:office:office" xmlns:r="http://schemas.openxmlformats.org/officeDocument/2006/relationships" xmlns:m="http://schemas.openxmlformats.org/officeDocument/2006/math" xmlns:v="urn:schemas-microsoft-com:vml" xmlns:wp="http://schemas.openxmlformats.org/drawingml/2006/wordprocessingDrawing" xmlns:w10="urn:schemas-microsoft-com:office:word" xmlns:w="http://schemas.openxmlformats.org/wordprocessingml/2006/main" xmlns:wne="http://schemas.microsoft.com/office/word/2006/wordml">
   <w:body>
     <w:p>
-      <w:pPr>
-        <w:rPr>
-          <w:rFonts w:hint="eastAsia"/>
-        </w:rPr>
-      </w:pPr>
       <w:r>
         <w:t>P</w:t>
       </w:r>
@@ -19,6 +14,13 @@
       </w:r>
     </w:p>
     <w:p>
+      <w:pPr>
+        <w:rPr>
+          <w:rFonts w:ascii="Arial" w:hAnsi="Arial" w:cs="Arial" w:hint="eastAsia"/>
+          <w:color w:val="4F4F4F"/>
+          <w:shd w:val="clear" w:color="auto" w:fill="FFFFFF"/>
+        </w:rPr>
+      </w:pPr>
       <w:r>
         <w:rPr>
           <w:rFonts w:ascii="Arial" w:hAnsi="Arial" w:cs="Arial"/>
@@ -36,6 +38,1643 @@
         <w:t xml:space="preserve"> 5.0.1</w:t>
       </w:r>
     </w:p>
+    <w:p>
+      <w:pPr>
+        <w:rPr>
+          <w:rFonts w:ascii="Arial" w:hAnsi="Arial" w:cs="Arial" w:hint="eastAsia"/>
+          <w:color w:val="4F4F4F"/>
+          <w:shd w:val="clear" w:color="auto" w:fill="FFFFFF"/>
+        </w:rPr>
+      </w:pPr>
+      <w:proofErr w:type="spellStart"/>
+      <w:r>
+        <w:rPr>
+          <w:rFonts w:ascii="Arial" w:hAnsi="Arial" w:cs="Arial"/>
+          <w:color w:val="4F4F4F"/>
+          <w:shd w:val="clear" w:color="auto" w:fill="FFFFFF"/>
+        </w:rPr>
+        <w:t>P</w:t>
+      </w:r>
+      <w:r>
+        <w:rPr>
+          <w:rFonts w:ascii="Arial" w:hAnsi="Arial" w:cs="Arial" w:hint="eastAsia"/>
+          <w:color w:val="4F4F4F"/>
+          <w:shd w:val="clear" w:color="auto" w:fill="FFFFFF"/>
+        </w:rPr>
+        <w:t>ycharm</w:t>
+      </w:r>
+      <w:proofErr w:type="spellEnd"/>
+      <w:r>
+        <w:rPr>
+          <w:rFonts w:ascii="Arial" w:hAnsi="Arial" w:cs="Arial" w:hint="eastAsia"/>
+          <w:color w:val="4F4F4F"/>
+          <w:shd w:val="clear" w:color="auto" w:fill="FFFFFF"/>
+        </w:rPr>
+        <w:t xml:space="preserve"> </w:t>
+      </w:r>
+    </w:p>
+    <w:p>
+      <w:pPr>
+        <w:rPr>
+          <w:rFonts w:ascii="Arial" w:hAnsi="Arial" w:cs="Arial" w:hint="eastAsia"/>
+          <w:color w:val="4F4F4F"/>
+          <w:shd w:val="clear" w:color="auto" w:fill="FFFFFF"/>
+        </w:rPr>
+      </w:pPr>
+      <w:proofErr w:type="spellStart"/>
+      <w:r>
+        <w:rPr>
+          <w:rFonts w:ascii="Arial" w:hAnsi="Arial" w:cs="Arial"/>
+          <w:color w:val="4F4F4F"/>
+          <w:shd w:val="clear" w:color="auto" w:fill="FFFFFF"/>
+        </w:rPr>
+        <w:t>P</w:t>
+      </w:r>
+      <w:r>
+        <w:rPr>
+          <w:rFonts w:ascii="Arial" w:hAnsi="Arial" w:cs="Arial" w:hint="eastAsia"/>
+          <w:color w:val="4F4F4F"/>
+          <w:shd w:val="clear" w:color="auto" w:fill="FFFFFF"/>
+        </w:rPr>
+        <w:t>ycharm</w:t>
+      </w:r>
+      <w:proofErr w:type="spellEnd"/>
+      <w:r>
+        <w:rPr>
+          <w:rFonts w:ascii="Arial" w:hAnsi="Arial" w:cs="Arial" w:hint="eastAsia"/>
+          <w:color w:val="4F4F4F"/>
+          <w:shd w:val="clear" w:color="auto" w:fill="FFFFFF"/>
+        </w:rPr>
+        <w:t xml:space="preserve"> </w:t>
+      </w:r>
+      <w:r>
+        <w:rPr>
+          <w:rFonts w:ascii="Arial" w:hAnsi="Arial" w:cs="Arial" w:hint="eastAsia"/>
+          <w:color w:val="4F4F4F"/>
+          <w:shd w:val="clear" w:color="auto" w:fill="FFFFFF"/>
+        </w:rPr>
+        <w:t>与</w:t>
+      </w:r>
+      <w:r>
+        <w:rPr>
+          <w:rFonts w:ascii="Arial" w:hAnsi="Arial" w:cs="Arial" w:hint="eastAsia"/>
+          <w:color w:val="4F4F4F"/>
+          <w:shd w:val="clear" w:color="auto" w:fill="FFFFFF"/>
+        </w:rPr>
+        <w:t xml:space="preserve"> anaconda</w:t>
+      </w:r>
+      <w:r>
+        <w:rPr>
+          <w:rFonts w:ascii="Arial" w:hAnsi="Arial" w:cs="Arial" w:hint="eastAsia"/>
+          <w:color w:val="4F4F4F"/>
+          <w:shd w:val="clear" w:color="auto" w:fill="FFFFFF"/>
+        </w:rPr>
+        <w:t>的安装参考博文：</w:t>
+      </w:r>
+    </w:p>
+    <w:p>
+      <w:pPr>
+        <w:rPr>
+          <w:rFonts w:ascii="Arial" w:hAnsi="Arial" w:cs="Arial" w:hint="eastAsia"/>
+          <w:color w:val="4F4F4F"/>
+          <w:shd w:val="clear" w:color="auto" w:fill="FFFFFF"/>
+        </w:rPr>
+      </w:pPr>
+      <w:hyperlink r:id="rId6" w:history="1">
+        <w:r>
+          <w:rPr>
+            <w:rStyle w:val="a5"/>
+            <w:rFonts w:ascii="Arial" w:hAnsi="Arial" w:cs="Arial"/>
+            <w:shd w:val="clear" w:color="auto" w:fill="FFFFFF"/>
+          </w:rPr>
+          <w:t>https://blog.csdn.net/yggaoeecs/article/details/78378938</w:t>
+        </w:r>
+      </w:hyperlink>
+    </w:p>
+    <w:p>
+      <w:pPr>
+        <w:rPr>
+          <w:rFonts w:ascii="Arial" w:hAnsi="Arial" w:cs="Arial" w:hint="eastAsia"/>
+          <w:color w:val="4F4F4F"/>
+          <w:shd w:val="clear" w:color="auto" w:fill="FFFFFF"/>
+        </w:rPr>
+      </w:pPr>
+    </w:p>
+    <w:p>
+      <w:pPr>
+        <w:rPr>
+          <w:rFonts w:ascii="Arial" w:hAnsi="Arial" w:cs="Arial" w:hint="eastAsia"/>
+          <w:color w:val="4F4F4F"/>
+          <w:shd w:val="clear" w:color="auto" w:fill="FFFFFF"/>
+        </w:rPr>
+      </w:pPr>
+      <w:r>
+        <w:rPr>
+          <w:rFonts w:ascii="Arial" w:hAnsi="Arial" w:cs="Arial" w:hint="eastAsia"/>
+          <w:color w:val="4F4F4F"/>
+          <w:shd w:val="clear" w:color="auto" w:fill="FFFFFF"/>
+        </w:rPr>
+        <w:t>理论：</w:t>
+      </w:r>
+      <w:r>
+        <w:rPr>
+          <w:rFonts w:ascii="Arial" w:hAnsi="Arial" w:cs="Arial" w:hint="eastAsia"/>
+          <w:color w:val="4F4F4F"/>
+          <w:shd w:val="clear" w:color="auto" w:fill="FFFFFF"/>
+        </w:rPr>
+        <w:t>可以参考：</w:t>
+      </w:r>
+      <w:hyperlink r:id="rId7" w:history="1">
+        <w:r>
+          <w:rPr>
+            <w:rStyle w:val="a5"/>
+            <w:rFonts w:ascii="Arial" w:hAnsi="Arial" w:cs="Arial"/>
+            <w:shd w:val="clear" w:color="auto" w:fill="FFFFFF"/>
+          </w:rPr>
+          <w:t>https://wenku.baidu.com/view/aac3efef4afe04a1b071de97.html</w:t>
+        </w:r>
+      </w:hyperlink>
+    </w:p>
+    <w:p>
+      <w:pPr>
+        <w:rPr>
+          <w:rFonts w:ascii="Arial" w:hAnsi="Arial" w:cs="Arial" w:hint="eastAsia"/>
+          <w:color w:val="4F4F4F"/>
+          <w:shd w:val="clear" w:color="auto" w:fill="FFFFFF"/>
+        </w:rPr>
+      </w:pPr>
+    </w:p>
+    <w:p>
+      <w:pPr>
+        <w:rPr>
+          <w:rFonts w:ascii="Arial" w:hAnsi="Arial" w:cs="Arial" w:hint="eastAsia"/>
+          <w:b/>
+          <w:color w:val="4F4F4F"/>
+          <w:shd w:val="clear" w:color="auto" w:fill="FFFFFF"/>
+        </w:rPr>
+      </w:pPr>
+      <w:r>
+        <w:rPr>
+          <w:rFonts w:ascii="Arial" w:hAnsi="Arial" w:cs="Arial" w:hint="eastAsia"/>
+          <w:b/>
+          <w:color w:val="4F4F4F"/>
+          <w:shd w:val="clear" w:color="auto" w:fill="FFFFFF"/>
+        </w:rPr>
+        <w:t>集中趋势：均值、分位数</w:t>
+      </w:r>
+      <w:r>
+        <w:rPr>
+          <w:rFonts w:ascii="Arial" w:hAnsi="Arial" w:cs="Arial" w:hint="eastAsia"/>
+          <w:b/>
+          <w:color w:val="4F4F4F"/>
+          <w:shd w:val="clear" w:color="auto" w:fill="FFFFFF"/>
+        </w:rPr>
+        <w:t>（四分位数）</w:t>
+      </w:r>
+      <w:r>
+        <w:rPr>
+          <w:rFonts w:ascii="Arial" w:hAnsi="Arial" w:cs="Arial" w:hint="eastAsia"/>
+          <w:b/>
+          <w:color w:val="4F4F4F"/>
+          <w:shd w:val="clear" w:color="auto" w:fill="FFFFFF"/>
+        </w:rPr>
+        <w:t>、中位数、众数</w:t>
+      </w:r>
+    </w:p>
+    <w:tbl>
+      <w:tblPr>
+        <w:tblStyle w:val="a8"/>
+        <w:tblW w:w="0" w:type="auto"/>
+        <w:tblLook w:val="04A0"/>
+      </w:tblPr>
+      <w:tblGrid>
+        <w:gridCol w:w="8522"/>
+      </w:tblGrid>
+      <w:tr>
+        <w:tc>
+          <w:tcPr>
+            <w:tcW w:w="8522" w:type="dxa"/>
+          </w:tcPr>
+          <w:p>
+            <w:pPr>
+              <w:pStyle w:val="a6"/>
+              <w:shd w:val="clear" w:color="auto" w:fill="FFFFFF"/>
+              <w:spacing w:before="0" w:beforeAutospacing="0" w:after="0" w:afterAutospacing="0"/>
+              <w:rPr>
+                <w:rFonts w:ascii="Verdana" w:hAnsi="Verdana"/>
+                <w:color w:val="333333"/>
+                <w:sz w:val="21"/>
+                <w:szCs w:val="21"/>
+              </w:rPr>
+            </w:pPr>
+            <w:r>
+              <w:rPr>
+                <w:rFonts w:ascii="Arial" w:hAnsi="Arial" w:cs="Arial" w:hint="eastAsia"/>
+                <w:color w:val="4F4F4F"/>
+                <w:shd w:val="clear" w:color="auto" w:fill="FFFFFF"/>
+              </w:rPr>
+              <w:t>分位数最常用的是四分位数，</w:t>
+            </w:r>
+            <w:r>
+              <w:rPr>
+                <w:rFonts w:ascii="Verdana" w:hAnsi="Verdana"/>
+                <w:color w:val="333333"/>
+                <w:sz w:val="21"/>
+                <w:szCs w:val="21"/>
+              </w:rPr>
+              <w:t>四分位数（</w:t>
+            </w:r>
+            <w:r>
+              <w:rPr>
+                <w:rFonts w:ascii="Verdana" w:hAnsi="Verdana"/>
+                <w:color w:val="333333"/>
+                <w:sz w:val="21"/>
+                <w:szCs w:val="21"/>
+                <w:u w:val="single"/>
+              </w:rPr>
+              <w:t>Quartile</w:t>
+            </w:r>
+            <w:r>
+              <w:rPr>
+                <w:rFonts w:ascii="Verdana" w:hAnsi="Verdana"/>
+                <w:color w:val="333333"/>
+                <w:sz w:val="21"/>
+                <w:szCs w:val="21"/>
+              </w:rPr>
+              <w:t>），即</w:t>
+            </w:r>
+            <w:r>
+              <w:rPr>
+                <w:rFonts w:ascii="Verdana" w:hAnsi="Verdana"/>
+                <w:color w:val="333333"/>
+                <w:sz w:val="21"/>
+                <w:szCs w:val="21"/>
+                <w:u w:val="single"/>
+              </w:rPr>
+              <w:t>统计学</w:t>
+            </w:r>
+            <w:r>
+              <w:rPr>
+                <w:rFonts w:ascii="Verdana" w:hAnsi="Verdana"/>
+                <w:color w:val="333333"/>
+                <w:sz w:val="21"/>
+                <w:szCs w:val="21"/>
+              </w:rPr>
+              <w:t>中，把所有数值由小到大排列并分成四等份，处于三个分割点位置的得分就是四分位数。</w:t>
+            </w:r>
+          </w:p>
+          <w:p>
+            <w:pPr>
+              <w:pStyle w:val="a6"/>
+              <w:shd w:val="clear" w:color="auto" w:fill="FFFFFF"/>
+              <w:spacing w:before="0" w:beforeAutospacing="0" w:after="0" w:afterAutospacing="0"/>
+              <w:rPr>
+                <w:rFonts w:ascii="Verdana" w:hAnsi="Verdana"/>
+                <w:color w:val="333333"/>
+                <w:sz w:val="21"/>
+                <w:szCs w:val="21"/>
+              </w:rPr>
+            </w:pPr>
+            <w:r>
+              <w:rPr>
+                <w:rFonts w:ascii="Verdana" w:hAnsi="Verdana"/>
+                <w:color w:val="333333"/>
+                <w:sz w:val="21"/>
+                <w:szCs w:val="21"/>
+              </w:rPr>
+              <w:t>第一四分位数</w:t>
+            </w:r>
+            <w:r>
+              <w:rPr>
+                <w:rFonts w:ascii="Verdana" w:hAnsi="Verdana"/>
+                <w:color w:val="333333"/>
+                <w:sz w:val="21"/>
+                <w:szCs w:val="21"/>
+              </w:rPr>
+              <w:t xml:space="preserve"> (Q1)</w:t>
+            </w:r>
+            <w:r>
+              <w:rPr>
+                <w:rFonts w:ascii="Verdana" w:hAnsi="Verdana"/>
+                <w:color w:val="333333"/>
+                <w:sz w:val="21"/>
+                <w:szCs w:val="21"/>
+              </w:rPr>
+              <w:t>，又称</w:t>
+            </w:r>
+            <w:r>
+              <w:rPr>
+                <w:rFonts w:ascii="Verdana" w:hAnsi="Verdana"/>
+                <w:color w:val="333333"/>
+                <w:sz w:val="21"/>
+                <w:szCs w:val="21"/>
+              </w:rPr>
+              <w:t>“</w:t>
+            </w:r>
+            <w:r>
+              <w:rPr>
+                <w:rFonts w:ascii="Verdana" w:hAnsi="Verdana"/>
+                <w:color w:val="333333"/>
+                <w:sz w:val="21"/>
+                <w:szCs w:val="21"/>
+              </w:rPr>
+              <w:t>较小四分位数</w:t>
+            </w:r>
+            <w:r>
+              <w:rPr>
+                <w:rFonts w:ascii="Verdana" w:hAnsi="Verdana"/>
+                <w:color w:val="333333"/>
+                <w:sz w:val="21"/>
+                <w:szCs w:val="21"/>
+              </w:rPr>
+              <w:t>”</w:t>
+            </w:r>
+            <w:r>
+              <w:rPr>
+                <w:rFonts w:ascii="Verdana" w:hAnsi="Verdana"/>
+                <w:color w:val="333333"/>
+                <w:sz w:val="21"/>
+                <w:szCs w:val="21"/>
+              </w:rPr>
+              <w:t>，等于该样本中所有数值由小到大排列后第</w:t>
+            </w:r>
+            <w:r>
+              <w:rPr>
+                <w:rFonts w:ascii="Verdana" w:hAnsi="Verdana"/>
+                <w:color w:val="333333"/>
+                <w:sz w:val="21"/>
+                <w:szCs w:val="21"/>
+              </w:rPr>
+              <w:t>25%</w:t>
+            </w:r>
+            <w:r>
+              <w:rPr>
+                <w:rFonts w:ascii="Verdana" w:hAnsi="Verdana"/>
+                <w:color w:val="333333"/>
+                <w:sz w:val="21"/>
+                <w:szCs w:val="21"/>
+              </w:rPr>
+              <w:t>的</w:t>
+            </w:r>
+            <w:r>
+              <w:rPr>
+                <w:rFonts w:ascii="Verdana" w:hAnsi="Verdana"/>
+                <w:color w:val="333333"/>
+                <w:sz w:val="21"/>
+                <w:szCs w:val="21"/>
+                <w:u w:val="single"/>
+              </w:rPr>
+              <w:t>数字</w:t>
+            </w:r>
+            <w:r>
+              <w:rPr>
+                <w:rFonts w:ascii="Verdana" w:hAnsi="Verdana"/>
+                <w:color w:val="333333"/>
+                <w:sz w:val="21"/>
+                <w:szCs w:val="21"/>
+              </w:rPr>
+              <w:t>。</w:t>
+            </w:r>
+          </w:p>
+          <w:p>
+            <w:pPr>
+              <w:pStyle w:val="a6"/>
+              <w:shd w:val="clear" w:color="auto" w:fill="FFFFFF"/>
+              <w:spacing w:before="0" w:beforeAutospacing="0" w:after="0" w:afterAutospacing="0"/>
+              <w:rPr>
+                <w:rFonts w:ascii="Verdana" w:hAnsi="Verdana"/>
+                <w:color w:val="333333"/>
+                <w:sz w:val="21"/>
+                <w:szCs w:val="21"/>
+              </w:rPr>
+            </w:pPr>
+            <w:r>
+              <w:rPr>
+                <w:rFonts w:ascii="Verdana" w:hAnsi="Verdana"/>
+                <w:color w:val="333333"/>
+                <w:sz w:val="21"/>
+                <w:szCs w:val="21"/>
+              </w:rPr>
+              <w:t>第二四分位数</w:t>
+            </w:r>
+            <w:r>
+              <w:rPr>
+                <w:rFonts w:ascii="Verdana" w:hAnsi="Verdana"/>
+                <w:color w:val="333333"/>
+                <w:sz w:val="21"/>
+                <w:szCs w:val="21"/>
+              </w:rPr>
+              <w:t xml:space="preserve"> (Q2)</w:t>
+            </w:r>
+            <w:r>
+              <w:rPr>
+                <w:rFonts w:ascii="Verdana" w:hAnsi="Verdana"/>
+                <w:color w:val="333333"/>
+                <w:sz w:val="21"/>
+                <w:szCs w:val="21"/>
+              </w:rPr>
+              <w:t>，又称</w:t>
+            </w:r>
+            <w:r>
+              <w:rPr>
+                <w:rFonts w:ascii="Verdana" w:hAnsi="Verdana"/>
+                <w:color w:val="333333"/>
+                <w:sz w:val="21"/>
+                <w:szCs w:val="21"/>
+              </w:rPr>
+              <w:t>“</w:t>
+            </w:r>
+            <w:r>
+              <w:rPr>
+                <w:rFonts w:ascii="Verdana" w:hAnsi="Verdana"/>
+                <w:color w:val="333333"/>
+                <w:sz w:val="21"/>
+                <w:szCs w:val="21"/>
+                <w:u w:val="single"/>
+              </w:rPr>
+              <w:t>中位数</w:t>
+            </w:r>
+            <w:r>
+              <w:rPr>
+                <w:rFonts w:ascii="Verdana" w:hAnsi="Verdana"/>
+                <w:color w:val="333333"/>
+                <w:sz w:val="21"/>
+                <w:szCs w:val="21"/>
+              </w:rPr>
+              <w:t>”</w:t>
+            </w:r>
+            <w:r>
+              <w:rPr>
+                <w:rFonts w:ascii="Verdana" w:hAnsi="Verdana"/>
+                <w:color w:val="333333"/>
+                <w:sz w:val="21"/>
+                <w:szCs w:val="21"/>
+              </w:rPr>
+              <w:t>，等于该样本中所有数值由小到大排列后第</w:t>
+            </w:r>
+            <w:r>
+              <w:rPr>
+                <w:rFonts w:ascii="Verdana" w:hAnsi="Verdana"/>
+                <w:color w:val="333333"/>
+                <w:sz w:val="21"/>
+                <w:szCs w:val="21"/>
+              </w:rPr>
+              <w:t>50%</w:t>
+            </w:r>
+            <w:r>
+              <w:rPr>
+                <w:rFonts w:ascii="Verdana" w:hAnsi="Verdana"/>
+                <w:color w:val="333333"/>
+                <w:sz w:val="21"/>
+                <w:szCs w:val="21"/>
+              </w:rPr>
+              <w:t>的数字。</w:t>
+            </w:r>
+          </w:p>
+          <w:p>
+            <w:pPr>
+              <w:pStyle w:val="a6"/>
+              <w:shd w:val="clear" w:color="auto" w:fill="FFFFFF"/>
+              <w:spacing w:before="150" w:beforeAutospacing="0" w:after="150" w:afterAutospacing="0"/>
+              <w:rPr>
+                <w:rFonts w:ascii="Verdana" w:hAnsi="Verdana"/>
+                <w:color w:val="333333"/>
+                <w:sz w:val="21"/>
+                <w:szCs w:val="21"/>
+              </w:rPr>
+            </w:pPr>
+            <w:r>
+              <w:rPr>
+                <w:rFonts w:ascii="Verdana" w:hAnsi="Verdana"/>
+                <w:color w:val="333333"/>
+                <w:sz w:val="21"/>
+                <w:szCs w:val="21"/>
+              </w:rPr>
+              <w:t>第三四分位数</w:t>
+            </w:r>
+            <w:r>
+              <w:rPr>
+                <w:rFonts w:ascii="Verdana" w:hAnsi="Verdana"/>
+                <w:color w:val="333333"/>
+                <w:sz w:val="21"/>
+                <w:szCs w:val="21"/>
+              </w:rPr>
+              <w:t xml:space="preserve"> (Q3)</w:t>
+            </w:r>
+            <w:r>
+              <w:rPr>
+                <w:rFonts w:ascii="Verdana" w:hAnsi="Verdana"/>
+                <w:color w:val="333333"/>
+                <w:sz w:val="21"/>
+                <w:szCs w:val="21"/>
+              </w:rPr>
+              <w:t>，又称</w:t>
+            </w:r>
+            <w:r>
+              <w:rPr>
+                <w:rFonts w:ascii="Verdana" w:hAnsi="Verdana"/>
+                <w:color w:val="333333"/>
+                <w:sz w:val="21"/>
+                <w:szCs w:val="21"/>
+              </w:rPr>
+              <w:t>“</w:t>
+            </w:r>
+            <w:r>
+              <w:rPr>
+                <w:rFonts w:ascii="Verdana" w:hAnsi="Verdana"/>
+                <w:color w:val="333333"/>
+                <w:sz w:val="21"/>
+                <w:szCs w:val="21"/>
+              </w:rPr>
+              <w:t>较大四分位数</w:t>
+            </w:r>
+            <w:r>
+              <w:rPr>
+                <w:rFonts w:ascii="Verdana" w:hAnsi="Verdana"/>
+                <w:color w:val="333333"/>
+                <w:sz w:val="21"/>
+                <w:szCs w:val="21"/>
+              </w:rPr>
+              <w:t>”</w:t>
+            </w:r>
+            <w:r>
+              <w:rPr>
+                <w:rFonts w:ascii="Verdana" w:hAnsi="Verdana"/>
+                <w:color w:val="333333"/>
+                <w:sz w:val="21"/>
+                <w:szCs w:val="21"/>
+              </w:rPr>
+              <w:t>，等于该样本中所有数值由小到大排列后第</w:t>
+            </w:r>
+            <w:r>
+              <w:rPr>
+                <w:rFonts w:ascii="Verdana" w:hAnsi="Verdana"/>
+                <w:color w:val="333333"/>
+                <w:sz w:val="21"/>
+                <w:szCs w:val="21"/>
+              </w:rPr>
+              <w:t>75%</w:t>
+            </w:r>
+            <w:r>
+              <w:rPr>
+                <w:rFonts w:ascii="Verdana" w:hAnsi="Verdana"/>
+                <w:color w:val="333333"/>
+                <w:sz w:val="21"/>
+                <w:szCs w:val="21"/>
+              </w:rPr>
+              <w:t>的数字。</w:t>
+            </w:r>
+          </w:p>
+          <w:p>
+            <w:pPr>
+              <w:pStyle w:val="a6"/>
+              <w:shd w:val="clear" w:color="auto" w:fill="FFFFFF"/>
+              <w:spacing w:before="0" w:beforeAutospacing="0" w:after="0" w:afterAutospacing="0"/>
+              <w:rPr>
+                <w:rFonts w:ascii="Verdana" w:hAnsi="Verdana"/>
+                <w:color w:val="333333"/>
+                <w:sz w:val="21"/>
+                <w:szCs w:val="21"/>
+              </w:rPr>
+            </w:pPr>
+            <w:r>
+              <w:rPr>
+                <w:rFonts w:ascii="Verdana" w:hAnsi="Verdana"/>
+                <w:color w:val="333333"/>
+                <w:sz w:val="21"/>
+                <w:szCs w:val="21"/>
+              </w:rPr>
+              <w:t>第三四分位数与第一四分位数的差距又称</w:t>
+            </w:r>
+            <w:r>
+              <w:rPr>
+                <w:rFonts w:ascii="Verdana" w:hAnsi="Verdana"/>
+                <w:color w:val="333333"/>
+                <w:sz w:val="21"/>
+                <w:szCs w:val="21"/>
+                <w:u w:val="single"/>
+              </w:rPr>
+              <w:t>四分位距</w:t>
+            </w:r>
+            <w:r>
+              <w:rPr>
+                <w:rFonts w:ascii="Verdana" w:hAnsi="Verdana"/>
+                <w:color w:val="333333"/>
+                <w:sz w:val="21"/>
+                <w:szCs w:val="21"/>
+              </w:rPr>
+              <w:t>（</w:t>
+            </w:r>
+            <w:proofErr w:type="spellStart"/>
+            <w:r>
+              <w:rPr>
+                <w:rFonts w:ascii="Verdana" w:hAnsi="Verdana"/>
+                <w:color w:val="333333"/>
+                <w:sz w:val="21"/>
+                <w:szCs w:val="21"/>
+              </w:rPr>
+              <w:t>InterQuartile</w:t>
+            </w:r>
+            <w:proofErr w:type="spellEnd"/>
+            <w:r>
+              <w:rPr>
+                <w:rFonts w:ascii="Verdana" w:hAnsi="Verdana"/>
+                <w:color w:val="333333"/>
+                <w:sz w:val="21"/>
+                <w:szCs w:val="21"/>
+              </w:rPr>
+              <w:t xml:space="preserve"> </w:t>
+            </w:r>
+            <w:proofErr w:type="spellStart"/>
+            <w:r>
+              <w:rPr>
+                <w:rFonts w:ascii="Verdana" w:hAnsi="Verdana"/>
+                <w:color w:val="333333"/>
+                <w:sz w:val="21"/>
+                <w:szCs w:val="21"/>
+              </w:rPr>
+              <w:t>Range,IQR</w:t>
+            </w:r>
+            <w:proofErr w:type="spellEnd"/>
+            <w:r>
+              <w:rPr>
+                <w:rFonts w:ascii="Verdana" w:hAnsi="Verdana"/>
+                <w:color w:val="333333"/>
+                <w:sz w:val="21"/>
+                <w:szCs w:val="21"/>
+              </w:rPr>
+              <w:t>）。</w:t>
+            </w:r>
+          </w:p>
+          <w:p>
+            <w:pPr>
+              <w:pStyle w:val="a6"/>
+              <w:shd w:val="clear" w:color="auto" w:fill="FFFFFF"/>
+              <w:spacing w:before="150" w:beforeAutospacing="0" w:after="150" w:afterAutospacing="0"/>
+              <w:rPr>
+                <w:rFonts w:ascii="Verdana" w:hAnsi="Verdana"/>
+                <w:color w:val="333333"/>
+                <w:sz w:val="21"/>
+                <w:szCs w:val="21"/>
+              </w:rPr>
+            </w:pPr>
+            <w:r>
+              <w:rPr>
+                <w:rFonts w:ascii="Verdana" w:hAnsi="Verdana"/>
+                <w:color w:val="333333"/>
+                <w:sz w:val="21"/>
+                <w:szCs w:val="21"/>
+              </w:rPr>
+              <w:t>首先确定四分位数的位置：</w:t>
+            </w:r>
+          </w:p>
+          <w:p>
+            <w:pPr>
+              <w:pStyle w:val="a6"/>
+              <w:shd w:val="clear" w:color="auto" w:fill="FFFFFF"/>
+              <w:spacing w:before="0" w:beforeAutospacing="0" w:after="0" w:afterAutospacing="0"/>
+              <w:rPr>
+                <w:rFonts w:ascii="Verdana" w:hAnsi="Verdana"/>
+                <w:color w:val="333333"/>
+                <w:sz w:val="21"/>
+                <w:szCs w:val="21"/>
+              </w:rPr>
+            </w:pPr>
+            <w:r>
+              <w:rPr>
+                <w:rStyle w:val="a7"/>
+                <w:rFonts w:ascii="Verdana" w:hAnsi="Verdana"/>
+                <w:color w:val="333333"/>
+                <w:sz w:val="21"/>
+                <w:szCs w:val="21"/>
+              </w:rPr>
+              <w:t>Q1</w:t>
+            </w:r>
+            <w:r>
+              <w:rPr>
+                <w:rStyle w:val="a7"/>
+                <w:rFonts w:ascii="Verdana" w:hAnsi="Verdana"/>
+                <w:color w:val="333333"/>
+                <w:sz w:val="21"/>
+                <w:szCs w:val="21"/>
+              </w:rPr>
+              <w:t>的位置</w:t>
+            </w:r>
+            <w:r>
+              <w:rPr>
+                <w:rStyle w:val="a7"/>
+                <w:rFonts w:ascii="Verdana" w:hAnsi="Verdana"/>
+                <w:color w:val="333333"/>
+                <w:sz w:val="21"/>
+                <w:szCs w:val="21"/>
+              </w:rPr>
+              <w:t>= (n+1) × 0.25</w:t>
+            </w:r>
+          </w:p>
+          <w:p>
+            <w:pPr>
+              <w:pStyle w:val="a6"/>
+              <w:shd w:val="clear" w:color="auto" w:fill="FFFFFF"/>
+              <w:spacing w:before="0" w:beforeAutospacing="0" w:after="0" w:afterAutospacing="0"/>
+              <w:rPr>
+                <w:rFonts w:ascii="Verdana" w:hAnsi="Verdana"/>
+                <w:color w:val="333333"/>
+                <w:sz w:val="21"/>
+                <w:szCs w:val="21"/>
+              </w:rPr>
+            </w:pPr>
+            <w:r>
+              <w:rPr>
+                <w:rStyle w:val="a7"/>
+                <w:rFonts w:ascii="Verdana" w:hAnsi="Verdana"/>
+                <w:color w:val="333333"/>
+                <w:sz w:val="21"/>
+                <w:szCs w:val="21"/>
+              </w:rPr>
+              <w:t>Q2</w:t>
+            </w:r>
+            <w:r>
+              <w:rPr>
+                <w:rStyle w:val="a7"/>
+                <w:rFonts w:ascii="Verdana" w:hAnsi="Verdana"/>
+                <w:color w:val="333333"/>
+                <w:sz w:val="21"/>
+                <w:szCs w:val="21"/>
+              </w:rPr>
+              <w:t>的位置</w:t>
+            </w:r>
+            <w:r>
+              <w:rPr>
+                <w:rStyle w:val="a7"/>
+                <w:rFonts w:ascii="Verdana" w:hAnsi="Verdana"/>
+                <w:color w:val="333333"/>
+                <w:sz w:val="21"/>
+                <w:szCs w:val="21"/>
+              </w:rPr>
+              <w:t>= (n+1) × 0.5</w:t>
+            </w:r>
+          </w:p>
+          <w:p>
+            <w:pPr>
+              <w:pStyle w:val="a6"/>
+              <w:shd w:val="clear" w:color="auto" w:fill="FFFFFF"/>
+              <w:spacing w:before="0" w:beforeAutospacing="0" w:after="0" w:afterAutospacing="0"/>
+              <w:rPr>
+                <w:rFonts w:ascii="Verdana" w:hAnsi="Verdana"/>
+                <w:color w:val="333333"/>
+                <w:sz w:val="21"/>
+                <w:szCs w:val="21"/>
+              </w:rPr>
+            </w:pPr>
+            <w:r>
+              <w:rPr>
+                <w:rStyle w:val="a7"/>
+                <w:rFonts w:ascii="Verdana" w:hAnsi="Verdana"/>
+                <w:color w:val="333333"/>
+                <w:sz w:val="21"/>
+                <w:szCs w:val="21"/>
+              </w:rPr>
+              <w:t>Q3</w:t>
+            </w:r>
+            <w:r>
+              <w:rPr>
+                <w:rStyle w:val="a7"/>
+                <w:rFonts w:ascii="Verdana" w:hAnsi="Verdana"/>
+                <w:color w:val="333333"/>
+                <w:sz w:val="21"/>
+                <w:szCs w:val="21"/>
+              </w:rPr>
+              <w:t>的位置</w:t>
+            </w:r>
+            <w:r>
+              <w:rPr>
+                <w:rStyle w:val="a7"/>
+                <w:rFonts w:ascii="Verdana" w:hAnsi="Verdana"/>
+                <w:color w:val="333333"/>
+                <w:sz w:val="21"/>
+                <w:szCs w:val="21"/>
+              </w:rPr>
+              <w:t>= (n+1) × 0.75</w:t>
+            </w:r>
+          </w:p>
+          <w:p>
+            <w:pPr>
+              <w:pStyle w:val="a6"/>
+              <w:shd w:val="clear" w:color="auto" w:fill="FFFFFF"/>
+              <w:spacing w:before="150" w:beforeAutospacing="0" w:after="150" w:afterAutospacing="0"/>
+              <w:rPr>
+                <w:rFonts w:ascii="Verdana" w:hAnsi="Verdana"/>
+                <w:color w:val="333333"/>
+                <w:sz w:val="21"/>
+                <w:szCs w:val="21"/>
+              </w:rPr>
+            </w:pPr>
+            <w:r>
+              <w:rPr>
+                <w:rFonts w:ascii="Verdana" w:hAnsi="Verdana"/>
+                <w:color w:val="333333"/>
+                <w:sz w:val="21"/>
+                <w:szCs w:val="21"/>
+              </w:rPr>
+              <w:t>n</w:t>
+            </w:r>
+            <w:r>
+              <w:rPr>
+                <w:rFonts w:ascii="Verdana" w:hAnsi="Verdana"/>
+                <w:color w:val="333333"/>
+                <w:sz w:val="21"/>
+                <w:szCs w:val="21"/>
+              </w:rPr>
+              <w:t>表示项数</w:t>
+            </w:r>
+          </w:p>
+          <w:p>
+            <w:pPr>
+              <w:pStyle w:val="a6"/>
+              <w:shd w:val="clear" w:color="auto" w:fill="FFFFFF"/>
+              <w:spacing w:before="150" w:beforeAutospacing="0" w:after="150" w:afterAutospacing="0"/>
+              <w:rPr>
+                <w:rFonts w:ascii="Verdana" w:hAnsi="Verdana"/>
+                <w:color w:val="333333"/>
+                <w:sz w:val="21"/>
+                <w:szCs w:val="21"/>
+              </w:rPr>
+            </w:pPr>
+            <w:r>
+              <w:rPr>
+                <w:rFonts w:ascii="Verdana" w:hAnsi="Verdana"/>
+                <w:color w:val="333333"/>
+                <w:sz w:val="21"/>
+                <w:szCs w:val="21"/>
+              </w:rPr>
+              <w:t>对于四分位数的确定，有不同的方法，另外一种方法基于</w:t>
+            </w:r>
+            <w:r>
+              <w:rPr>
+                <w:rFonts w:ascii="Verdana" w:hAnsi="Verdana"/>
+                <w:color w:val="333333"/>
+                <w:sz w:val="21"/>
+                <w:szCs w:val="21"/>
+              </w:rPr>
+              <w:t xml:space="preserve">N-1 </w:t>
+            </w:r>
+            <w:r>
+              <w:rPr>
+                <w:rFonts w:ascii="Verdana" w:hAnsi="Verdana"/>
+                <w:color w:val="333333"/>
+                <w:sz w:val="21"/>
+                <w:szCs w:val="21"/>
+              </w:rPr>
+              <w:t>基础。即</w:t>
+            </w:r>
+          </w:p>
+          <w:p>
+            <w:pPr>
+              <w:pStyle w:val="a6"/>
+              <w:shd w:val="clear" w:color="auto" w:fill="FFFFFF"/>
+              <w:spacing w:before="150" w:beforeAutospacing="0" w:after="150" w:afterAutospacing="0"/>
+              <w:rPr>
+                <w:rFonts w:ascii="Verdana" w:hAnsi="Verdana"/>
+                <w:color w:val="333333"/>
+                <w:sz w:val="21"/>
+                <w:szCs w:val="21"/>
+              </w:rPr>
+            </w:pPr>
+            <w:r>
+              <w:rPr>
+                <w:rFonts w:ascii="Verdana" w:hAnsi="Verdana"/>
+                <w:color w:val="333333"/>
+                <w:sz w:val="21"/>
+                <w:szCs w:val="21"/>
+              </w:rPr>
+              <w:t>Q1</w:t>
+            </w:r>
+            <w:r>
+              <w:rPr>
+                <w:rFonts w:ascii="Verdana" w:hAnsi="Verdana"/>
+                <w:color w:val="333333"/>
+                <w:sz w:val="21"/>
+                <w:szCs w:val="21"/>
+              </w:rPr>
+              <w:t>的位置</w:t>
+            </w:r>
+            <w:r>
+              <w:rPr>
+                <w:rFonts w:ascii="Verdana" w:hAnsi="Verdana"/>
+                <w:color w:val="333333"/>
+                <w:sz w:val="21"/>
+                <w:szCs w:val="21"/>
+              </w:rPr>
+              <w:t>=</w:t>
+            </w:r>
+            <w:r>
+              <w:rPr>
+                <w:rFonts w:ascii="Verdana" w:hAnsi="Verdana"/>
+                <w:color w:val="333333"/>
+                <w:sz w:val="21"/>
+                <w:szCs w:val="21"/>
+              </w:rPr>
+              <w:t>（</w:t>
+            </w:r>
+            <w:r>
+              <w:rPr>
+                <w:rFonts w:ascii="Verdana" w:hAnsi="Verdana"/>
+                <w:color w:val="333333"/>
+                <w:sz w:val="21"/>
+                <w:szCs w:val="21"/>
+              </w:rPr>
+              <w:t>n-1</w:t>
+            </w:r>
+            <w:r>
+              <w:rPr>
+                <w:rFonts w:ascii="Verdana" w:hAnsi="Verdana"/>
+                <w:color w:val="333333"/>
+                <w:sz w:val="21"/>
+                <w:szCs w:val="21"/>
+              </w:rPr>
+              <w:t>）</w:t>
+            </w:r>
+            <w:r>
+              <w:rPr>
+                <w:rFonts w:ascii="Verdana" w:hAnsi="Verdana"/>
+                <w:color w:val="333333"/>
+                <w:sz w:val="21"/>
+                <w:szCs w:val="21"/>
+              </w:rPr>
+              <w:t>x 0.25</w:t>
+            </w:r>
+          </w:p>
+          <w:p>
+            <w:pPr>
+              <w:pStyle w:val="a6"/>
+              <w:shd w:val="clear" w:color="auto" w:fill="FFFFFF"/>
+              <w:spacing w:before="150" w:beforeAutospacing="0" w:after="150" w:afterAutospacing="0"/>
+              <w:rPr>
+                <w:rFonts w:ascii="Verdana" w:hAnsi="Verdana"/>
+                <w:color w:val="333333"/>
+                <w:sz w:val="21"/>
+                <w:szCs w:val="21"/>
+              </w:rPr>
+            </w:pPr>
+            <w:r>
+              <w:rPr>
+                <w:rFonts w:ascii="Verdana" w:hAnsi="Verdana"/>
+                <w:color w:val="333333"/>
+                <w:sz w:val="21"/>
+                <w:szCs w:val="21"/>
+              </w:rPr>
+              <w:t>Q2</w:t>
+            </w:r>
+            <w:r>
+              <w:rPr>
+                <w:rFonts w:ascii="Verdana" w:hAnsi="Verdana"/>
+                <w:color w:val="333333"/>
+                <w:sz w:val="21"/>
+                <w:szCs w:val="21"/>
+              </w:rPr>
+              <w:t>的位置</w:t>
+            </w:r>
+            <w:r>
+              <w:rPr>
+                <w:rFonts w:ascii="Verdana" w:hAnsi="Verdana"/>
+                <w:color w:val="333333"/>
+                <w:sz w:val="21"/>
+                <w:szCs w:val="21"/>
+              </w:rPr>
+              <w:t>=</w:t>
+            </w:r>
+            <w:r>
+              <w:rPr>
+                <w:rFonts w:ascii="Verdana" w:hAnsi="Verdana"/>
+                <w:color w:val="333333"/>
+                <w:sz w:val="21"/>
+                <w:szCs w:val="21"/>
+              </w:rPr>
+              <w:t>（</w:t>
+            </w:r>
+            <w:r>
+              <w:rPr>
+                <w:rFonts w:ascii="Verdana" w:hAnsi="Verdana"/>
+                <w:color w:val="333333"/>
+                <w:sz w:val="21"/>
+                <w:szCs w:val="21"/>
+              </w:rPr>
+              <w:t>n-1</w:t>
+            </w:r>
+            <w:r>
+              <w:rPr>
+                <w:rFonts w:ascii="Verdana" w:hAnsi="Verdana"/>
+                <w:color w:val="333333"/>
+                <w:sz w:val="21"/>
+                <w:szCs w:val="21"/>
+              </w:rPr>
+              <w:t>）</w:t>
+            </w:r>
+            <w:r>
+              <w:rPr>
+                <w:rFonts w:ascii="Verdana" w:hAnsi="Verdana"/>
+                <w:color w:val="333333"/>
+                <w:sz w:val="21"/>
+                <w:szCs w:val="21"/>
+              </w:rPr>
+              <w:t>x 0.5</w:t>
+            </w:r>
+          </w:p>
+          <w:p>
+            <w:pPr>
+              <w:pStyle w:val="a6"/>
+              <w:shd w:val="clear" w:color="auto" w:fill="FFFFFF"/>
+              <w:spacing w:before="150" w:beforeAutospacing="0" w:after="150" w:afterAutospacing="0"/>
+              <w:rPr>
+                <w:rFonts w:ascii="Verdana" w:hAnsi="Verdana"/>
+                <w:color w:val="333333"/>
+                <w:sz w:val="21"/>
+                <w:szCs w:val="21"/>
+              </w:rPr>
+            </w:pPr>
+            <w:r>
+              <w:rPr>
+                <w:rFonts w:ascii="Verdana" w:hAnsi="Verdana"/>
+                <w:color w:val="333333"/>
+                <w:sz w:val="21"/>
+                <w:szCs w:val="21"/>
+              </w:rPr>
+              <w:t>Q3</w:t>
+            </w:r>
+            <w:r>
+              <w:rPr>
+                <w:rFonts w:ascii="Verdana" w:hAnsi="Verdana"/>
+                <w:color w:val="333333"/>
+                <w:sz w:val="21"/>
+                <w:szCs w:val="21"/>
+              </w:rPr>
+              <w:t>的位置</w:t>
+            </w:r>
+            <w:r>
+              <w:rPr>
+                <w:rFonts w:ascii="Verdana" w:hAnsi="Verdana"/>
+                <w:color w:val="333333"/>
+                <w:sz w:val="21"/>
+                <w:szCs w:val="21"/>
+              </w:rPr>
+              <w:t>=</w:t>
+            </w:r>
+            <w:r>
+              <w:rPr>
+                <w:rFonts w:ascii="Verdana" w:hAnsi="Verdana"/>
+                <w:color w:val="333333"/>
+                <w:sz w:val="21"/>
+                <w:szCs w:val="21"/>
+              </w:rPr>
+              <w:t>（</w:t>
+            </w:r>
+            <w:r>
+              <w:rPr>
+                <w:rFonts w:ascii="Verdana" w:hAnsi="Verdana"/>
+                <w:color w:val="333333"/>
+                <w:sz w:val="21"/>
+                <w:szCs w:val="21"/>
+              </w:rPr>
+              <w:t>n-1</w:t>
+            </w:r>
+            <w:r>
+              <w:rPr>
+                <w:rFonts w:ascii="Verdana" w:hAnsi="Verdana"/>
+                <w:color w:val="333333"/>
+                <w:sz w:val="21"/>
+                <w:szCs w:val="21"/>
+              </w:rPr>
+              <w:t>）</w:t>
+            </w:r>
+            <w:r>
+              <w:rPr>
+                <w:rFonts w:ascii="Verdana" w:hAnsi="Verdana"/>
+                <w:color w:val="333333"/>
+                <w:sz w:val="21"/>
+                <w:szCs w:val="21"/>
+              </w:rPr>
+              <w:t>x 0.75</w:t>
+            </w:r>
+          </w:p>
+          <w:p>
+            <w:pPr>
+              <w:pStyle w:val="a6"/>
+              <w:shd w:val="clear" w:color="auto" w:fill="FFFFFF"/>
+              <w:spacing w:before="150" w:beforeAutospacing="0" w:after="150" w:afterAutospacing="0"/>
+              <w:rPr>
+                <w:rFonts w:ascii="Verdana" w:hAnsi="Verdana"/>
+                <w:color w:val="333333"/>
+                <w:sz w:val="21"/>
+                <w:szCs w:val="21"/>
+              </w:rPr>
+            </w:pPr>
+            <w:r>
+              <w:rPr>
+                <w:rFonts w:ascii="Verdana" w:hAnsi="Verdana"/>
+                <w:color w:val="333333"/>
+                <w:sz w:val="21"/>
+                <w:szCs w:val="21"/>
+              </w:rPr>
+              <w:t xml:space="preserve">Excel </w:t>
+            </w:r>
+            <w:r>
+              <w:rPr>
+                <w:rFonts w:ascii="Verdana" w:hAnsi="Verdana"/>
+                <w:color w:val="333333"/>
+                <w:sz w:val="21"/>
+                <w:szCs w:val="21"/>
+              </w:rPr>
+              <w:t>中有两个四分位数的函数。</w:t>
+            </w:r>
+            <w:r>
+              <w:rPr>
+                <w:rFonts w:ascii="Verdana" w:hAnsi="Verdana"/>
+                <w:color w:val="333333"/>
+                <w:sz w:val="21"/>
+                <w:szCs w:val="21"/>
+              </w:rPr>
+              <w:t xml:space="preserve">QUARTILE.EXC </w:t>
+            </w:r>
+            <w:r>
+              <w:rPr>
+                <w:rFonts w:ascii="Verdana" w:hAnsi="Verdana"/>
+                <w:color w:val="333333"/>
+                <w:sz w:val="21"/>
+                <w:szCs w:val="21"/>
+              </w:rPr>
+              <w:t>和</w:t>
+            </w:r>
+            <w:r>
+              <w:rPr>
+                <w:rFonts w:ascii="Verdana" w:hAnsi="Verdana"/>
+                <w:color w:val="333333"/>
+                <w:sz w:val="21"/>
+                <w:szCs w:val="21"/>
+              </w:rPr>
+              <w:t>QUARTILE.INC</w:t>
+            </w:r>
+          </w:p>
+          <w:p>
+            <w:pPr>
+              <w:pStyle w:val="a6"/>
+              <w:shd w:val="clear" w:color="auto" w:fill="FFFFFF"/>
+              <w:spacing w:before="150" w:beforeAutospacing="0" w:after="150" w:afterAutospacing="0"/>
+              <w:rPr>
+                <w:rFonts w:ascii="Verdana" w:hAnsi="Verdana" w:hint="eastAsia"/>
+                <w:color w:val="333333"/>
+                <w:sz w:val="21"/>
+                <w:szCs w:val="21"/>
+              </w:rPr>
+            </w:pPr>
+            <w:r>
+              <w:rPr>
+                <w:rFonts w:ascii="Verdana" w:hAnsi="Verdana"/>
+                <w:color w:val="333333"/>
+                <w:sz w:val="21"/>
+                <w:szCs w:val="21"/>
+              </w:rPr>
+              <w:t xml:space="preserve">QUATILE.EXC </w:t>
+            </w:r>
+            <w:r>
+              <w:rPr>
+                <w:rFonts w:ascii="Verdana" w:hAnsi="Verdana"/>
+                <w:color w:val="333333"/>
+                <w:sz w:val="21"/>
+                <w:szCs w:val="21"/>
+              </w:rPr>
+              <w:t>基于</w:t>
+            </w:r>
+            <w:r>
+              <w:rPr>
+                <w:rFonts w:ascii="Verdana" w:hAnsi="Verdana"/>
+                <w:color w:val="333333"/>
+                <w:sz w:val="21"/>
+                <w:szCs w:val="21"/>
+              </w:rPr>
+              <w:t xml:space="preserve"> N+1 </w:t>
+            </w:r>
+            <w:r>
+              <w:rPr>
+                <w:rFonts w:ascii="Verdana" w:hAnsi="Verdana"/>
+                <w:color w:val="333333"/>
+                <w:sz w:val="21"/>
+                <w:szCs w:val="21"/>
+              </w:rPr>
+              <w:t>的方法，</w:t>
+            </w:r>
+            <w:r>
+              <w:rPr>
+                <w:rFonts w:ascii="Verdana" w:hAnsi="Verdana"/>
+                <w:color w:val="333333"/>
+                <w:sz w:val="21"/>
+                <w:szCs w:val="21"/>
+              </w:rPr>
+              <w:t>QUARTILE.INC</w:t>
+            </w:r>
+            <w:r>
+              <w:rPr>
+                <w:rFonts w:ascii="Verdana" w:hAnsi="Verdana"/>
+                <w:color w:val="333333"/>
+                <w:sz w:val="21"/>
+                <w:szCs w:val="21"/>
+              </w:rPr>
+              <w:t>基于</w:t>
+            </w:r>
+            <w:r>
+              <w:rPr>
+                <w:rFonts w:ascii="Verdana" w:hAnsi="Verdana"/>
+                <w:color w:val="333333"/>
+                <w:sz w:val="21"/>
+                <w:szCs w:val="21"/>
+              </w:rPr>
+              <w:t>N-1</w:t>
+            </w:r>
+            <w:r>
+              <w:rPr>
+                <w:rFonts w:ascii="Verdana" w:hAnsi="Verdana"/>
+                <w:color w:val="333333"/>
+                <w:sz w:val="21"/>
+                <w:szCs w:val="21"/>
+              </w:rPr>
+              <w:t>的方法。</w:t>
+            </w:r>
+          </w:p>
+        </w:tc>
+      </w:tr>
+    </w:tbl>
+    <w:p>
+      <w:pPr>
+        <w:pStyle w:val="a6"/>
+        <w:shd w:val="clear" w:color="auto" w:fill="FFFFFF"/>
+        <w:spacing w:before="0" w:beforeAutospacing="0" w:after="0" w:afterAutospacing="0"/>
+        <w:rPr>
+          <w:rFonts w:ascii="Verdana" w:hAnsi="Verdana"/>
+          <w:color w:val="333333"/>
+          <w:sz w:val="21"/>
+          <w:szCs w:val="21"/>
+        </w:rPr>
+      </w:pPr>
+    </w:p>
+    <w:tbl>
+      <w:tblPr>
+        <w:tblStyle w:val="a8"/>
+        <w:tblW w:w="0" w:type="auto"/>
+        <w:tblLook w:val="04A0"/>
+      </w:tblPr>
+      <w:tblGrid>
+        <w:gridCol w:w="8522"/>
+      </w:tblGrid>
+      <w:tr>
+        <w:tc>
+          <w:tcPr>
+            <w:tcW w:w="8522" w:type="dxa"/>
+          </w:tcPr>
+          <w:p>
+            <w:pPr>
+              <w:pStyle w:val="a6"/>
+              <w:shd w:val="clear" w:color="auto" w:fill="FFFFFF"/>
+              <w:wordWrap w:val="0"/>
+              <w:spacing w:before="0" w:beforeAutospacing="0" w:after="0" w:afterAutospacing="0"/>
+              <w:rPr>
+                <w:color w:val="333333"/>
+                <w:sz w:val="21"/>
+                <w:szCs w:val="21"/>
+              </w:rPr>
+            </w:pPr>
+            <w:r>
+              <w:rPr>
+                <w:rFonts w:hint="eastAsia"/>
+                <w:color w:val="333333"/>
+                <w:sz w:val="21"/>
+                <w:szCs w:val="21"/>
+              </w:rPr>
+              <w:t>众数（Mode）统计学名词，将数据按从大到小顺序排列后，在统计分布上具有明显集中趋势点的数值，代表数据的一般水平（众数可以不存在或多于一个）。</w:t>
+            </w:r>
+          </w:p>
+          <w:p>
+            <w:pPr>
+              <w:pStyle w:val="a6"/>
+              <w:shd w:val="clear" w:color="auto" w:fill="FFFFFF"/>
+              <w:wordWrap w:val="0"/>
+              <w:spacing w:before="0" w:beforeAutospacing="0" w:after="0" w:afterAutospacing="0"/>
+              <w:rPr>
+                <w:rFonts w:hint="eastAsia"/>
+                <w:color w:val="333333"/>
+                <w:sz w:val="21"/>
+                <w:szCs w:val="21"/>
+              </w:rPr>
+            </w:pPr>
+            <w:r>
+              <w:rPr>
+                <w:rFonts w:hint="eastAsia"/>
+                <w:color w:val="333333"/>
+                <w:sz w:val="21"/>
+                <w:szCs w:val="21"/>
+              </w:rPr>
+              <w:t>当数值或被观察者</w:t>
+            </w:r>
+            <w:r>
+              <w:rPr>
+                <w:rFonts w:hint="eastAsia"/>
+                <w:color w:val="333333"/>
+                <w:sz w:val="21"/>
+                <w:szCs w:val="21"/>
+                <w:highlight w:val="yellow"/>
+              </w:rPr>
+              <w:t>没有明显次序（</w:t>
+            </w:r>
+            <w:r>
+              <w:rPr>
+                <w:rFonts w:hint="eastAsia"/>
+                <w:color w:val="333333"/>
+                <w:sz w:val="21"/>
+                <w:szCs w:val="21"/>
+              </w:rPr>
+              <w:t>常发生于非数值性资料）时特别有用，由于可能无法良好定义算术平均数和中位数。例子：{苹果, 苹果, 香蕉, 橙, 橙, 橙, 桃}的众数是橙。在高斯分布中，众数位于峰值。</w:t>
+            </w:r>
+          </w:p>
+          <w:p>
+            <w:pPr>
+              <w:pStyle w:val="a6"/>
+              <w:spacing w:before="0" w:beforeAutospacing="0" w:after="0" w:afterAutospacing="0"/>
+              <w:rPr>
+                <w:rFonts w:ascii="Verdana" w:hAnsi="Verdana"/>
+                <w:color w:val="333333"/>
+                <w:sz w:val="21"/>
+                <w:szCs w:val="21"/>
+              </w:rPr>
+            </w:pPr>
+          </w:p>
+        </w:tc>
+      </w:tr>
+    </w:tbl>
+    <w:p>
+      <w:pPr>
+        <w:rPr>
+          <w:rFonts w:ascii="Arial" w:hAnsi="Arial" w:cs="Arial" w:hint="eastAsia"/>
+          <w:color w:val="4F4F4F"/>
+          <w:shd w:val="clear" w:color="auto" w:fill="FFFFFF"/>
+        </w:rPr>
+      </w:pPr>
+      <w:r>
+        <w:rPr>
+          <w:noProof/>
+        </w:rPr>
+        <w:lastRenderedPageBreak/>
+        <w:drawing>
+          <wp:inline distT="0" distB="0" distL="0" distR="0">
+            <wp:extent cx="5274310" cy="3955733"/>
+            <wp:effectExtent l="19050" t="0" r="2540" b="0"/>
+            <wp:docPr id="1" name="图片 1" descr="https://wkretype.bdimg.com/retype/zoom/aac3efef4afe04a1b071de97?pn=51&amp;o=jpg_6&amp;md5sum=bf7345680a4a434cbc094ee095d6a9d2&amp;sign=b9a8bcad05&amp;png=1302178-1492508&amp;jpg=5537683-5625226"/>
+            <wp:cNvGraphicFramePr>
+              <a:graphicFrameLocks xmlns:a="http://schemas.openxmlformats.org/drawingml/2006/main" noChangeAspect="1"/>
+            </wp:cNvGraphicFramePr>
+            <a:graphic xmlns:a="http://schemas.openxmlformats.org/drawingml/2006/main">
+              <a:graphicData uri="http://schemas.openxmlformats.org/drawingml/2006/picture">
+                <pic:pic xmlns:pic="http://schemas.openxmlformats.org/drawingml/2006/picture">
+                  <pic:nvPicPr>
+                    <pic:cNvPr id="0" name="Picture 1" descr="https://wkretype.bdimg.com/retype/zoom/aac3efef4afe04a1b071de97?pn=51&amp;o=jpg_6&amp;md5sum=bf7345680a4a434cbc094ee095d6a9d2&amp;sign=b9a8bcad05&amp;png=1302178-1492508&amp;jpg=5537683-5625226"/>
+                    <pic:cNvPicPr>
+                      <a:picLocks noChangeAspect="1" noChangeArrowheads="1"/>
+                    </pic:cNvPicPr>
+                  </pic:nvPicPr>
+                  <pic:blipFill>
+                    <a:blip r:embed="rId8" cstate="print"/>
+                    <a:srcRect/>
+                    <a:stretch>
+                      <a:fillRect/>
+                    </a:stretch>
+                  </pic:blipFill>
+                  <pic:spPr bwMode="auto">
+                    <a:xfrm>
+                      <a:off x="0" y="0"/>
+                      <a:ext cx="5274310" cy="3955733"/>
+                    </a:xfrm>
+                    <a:prstGeom prst="rect">
+                      <a:avLst/>
+                    </a:prstGeom>
+                    <a:noFill/>
+                    <a:ln w="9525">
+                      <a:noFill/>
+                      <a:miter lim="800000"/>
+                      <a:headEnd/>
+                      <a:tailEnd/>
+                    </a:ln>
+                  </pic:spPr>
+                </pic:pic>
+              </a:graphicData>
+            </a:graphic>
+          </wp:inline>
+        </w:drawing>
+      </w:r>
+    </w:p>
+    <w:p>
+      <w:pPr>
+        <w:rPr>
+          <w:rFonts w:ascii="Arial" w:hAnsi="Arial" w:cs="Arial" w:hint="eastAsia"/>
+          <w:color w:val="4F4F4F"/>
+          <w:shd w:val="clear" w:color="auto" w:fill="FFFFFF"/>
+        </w:rPr>
+      </w:pPr>
+      <w:r>
+        <w:rPr>
+          <w:rFonts w:ascii="Arial" w:hAnsi="Arial" w:cs="Arial" w:hint="eastAsia"/>
+          <w:color w:val="4F4F4F"/>
+          <w:shd w:val="clear" w:color="auto" w:fill="FFFFFF"/>
+        </w:rPr>
+        <w:t>离中趋势：标准差、方差</w:t>
+      </w:r>
+    </w:p>
+    <w:p>
+      <w:pPr>
+        <w:rPr>
+          <w:rFonts w:ascii="Arial" w:hAnsi="Arial" w:cs="Arial" w:hint="eastAsia"/>
+          <w:color w:val="4F4F4F"/>
+          <w:shd w:val="clear" w:color="auto" w:fill="FFFFFF"/>
+        </w:rPr>
+      </w:pPr>
+    </w:p>
+    <w:p>
+      <w:pPr>
+        <w:rPr>
+          <w:rFonts w:ascii="Arial" w:hAnsi="Arial" w:cs="Arial" w:hint="eastAsia"/>
+          <w:color w:val="4F4F4F"/>
+          <w:shd w:val="clear" w:color="auto" w:fill="FFFFFF"/>
+        </w:rPr>
+      </w:pPr>
+      <w:r>
+        <w:rPr>
+          <w:rFonts w:ascii="Arial" w:hAnsi="Arial" w:cs="Arial" w:hint="eastAsia"/>
+          <w:color w:val="4F4F4F"/>
+          <w:shd w:val="clear" w:color="auto" w:fill="FFFFFF"/>
+        </w:rPr>
+        <w:t>数据分布：</w:t>
+      </w:r>
+      <w:proofErr w:type="gramStart"/>
+      <w:r>
+        <w:rPr>
+          <w:rFonts w:ascii="Arial" w:hAnsi="Arial" w:cs="Arial" w:hint="eastAsia"/>
+          <w:color w:val="4F4F4F"/>
+          <w:shd w:val="clear" w:color="auto" w:fill="FFFFFF"/>
+        </w:rPr>
+        <w:t>偏态与</w:t>
+      </w:r>
+      <w:proofErr w:type="gramEnd"/>
+      <w:r>
+        <w:rPr>
+          <w:rFonts w:ascii="Arial" w:hAnsi="Arial" w:cs="Arial" w:hint="eastAsia"/>
+          <w:color w:val="4F4F4F"/>
+          <w:shd w:val="clear" w:color="auto" w:fill="FFFFFF"/>
+        </w:rPr>
+        <w:t>峰态、正态分布与三大分布</w:t>
+      </w:r>
+    </w:p>
+    <w:p>
+      <w:pPr>
+        <w:rPr>
+          <w:rFonts w:ascii="Arial" w:hAnsi="Arial" w:cs="Arial" w:hint="eastAsia"/>
+          <w:color w:val="4F4F4F"/>
+          <w:shd w:val="clear" w:color="auto" w:fill="FFFFFF"/>
+        </w:rPr>
+      </w:pPr>
+      <w:r>
+        <w:rPr>
+          <w:noProof/>
+        </w:rPr>
+        <w:drawing>
+          <wp:inline distT="0" distB="0" distL="0" distR="0">
+            <wp:extent cx="5274310" cy="3955733"/>
+            <wp:effectExtent l="19050" t="0" r="2540" b="0"/>
+            <wp:docPr id="7" name="图片 7" descr="https://wkretype.bdimg.com/retype/zoom/aac3efef4afe04a1b071de97?pn=102&amp;o=jpg_6&amp;md5sum=bf7345680a4a434cbc094ee095d6a9d2&amp;sign=b9a8bcad05&amp;png=2983888-2986396&amp;jpg=11633927-11790843"/>
+            <wp:cNvGraphicFramePr>
+              <a:graphicFrameLocks xmlns:a="http://schemas.openxmlformats.org/drawingml/2006/main" noChangeAspect="1"/>
+            </wp:cNvGraphicFramePr>
+            <a:graphic xmlns:a="http://schemas.openxmlformats.org/drawingml/2006/main">
+              <a:graphicData uri="http://schemas.openxmlformats.org/drawingml/2006/picture">
+                <pic:pic xmlns:pic="http://schemas.openxmlformats.org/drawingml/2006/picture">
+                  <pic:nvPicPr>
+                    <pic:cNvPr id="0" name="Picture 7" descr="https://wkretype.bdimg.com/retype/zoom/aac3efef4afe04a1b071de97?pn=102&amp;o=jpg_6&amp;md5sum=bf7345680a4a434cbc094ee095d6a9d2&amp;sign=b9a8bcad05&amp;png=2983888-2986396&amp;jpg=11633927-11790843"/>
+                    <pic:cNvPicPr>
+                      <a:picLocks noChangeAspect="1" noChangeArrowheads="1"/>
+                    </pic:cNvPicPr>
+                  </pic:nvPicPr>
+                  <pic:blipFill>
+                    <a:blip r:embed="rId9" cstate="print"/>
+                    <a:srcRect/>
+                    <a:stretch>
+                      <a:fillRect/>
+                    </a:stretch>
+                  </pic:blipFill>
+                  <pic:spPr bwMode="auto">
+                    <a:xfrm>
+                      <a:off x="0" y="0"/>
+                      <a:ext cx="5274310" cy="3955733"/>
+                    </a:xfrm>
+                    <a:prstGeom prst="rect">
+                      <a:avLst/>
+                    </a:prstGeom>
+                    <a:noFill/>
+                    <a:ln w="9525">
+                      <a:noFill/>
+                      <a:miter lim="800000"/>
+                      <a:headEnd/>
+                      <a:tailEnd/>
+                    </a:ln>
+                  </pic:spPr>
+                </pic:pic>
+              </a:graphicData>
+            </a:graphic>
+          </wp:inline>
+        </w:drawing>
+      </w:r>
+    </w:p>
+    <w:p>
+      <w:pPr>
+        <w:rPr>
+          <w:rFonts w:ascii="Arial" w:hAnsi="Arial" w:cs="Arial" w:hint="eastAsia"/>
+          <w:color w:val="4F4F4F"/>
+          <w:shd w:val="clear" w:color="auto" w:fill="FFFFFF"/>
+        </w:rPr>
+      </w:pPr>
+      <w:r>
+        <w:rPr>
+          <w:noProof/>
+        </w:rPr>
+        <w:lastRenderedPageBreak/>
+        <w:drawing>
+          <wp:inline distT="0" distB="0" distL="0" distR="0">
+            <wp:extent cx="5274310" cy="3955733"/>
+            <wp:effectExtent l="19050" t="0" r="2540" b="0"/>
+            <wp:docPr id="4" name="图片 4" descr="https://wkretype.bdimg.com/retype/zoom/aac3efef4afe04a1b071de97?pn=106&amp;o=jpg_6&amp;md5sum=bf7345680a4a434cbc094ee095d6a9d2&amp;sign=b9a8bcad05&amp;png=3177777-3193125&amp;jpg=12168414-12330151"/>
+            <wp:cNvGraphicFramePr>
+              <a:graphicFrameLocks xmlns:a="http://schemas.openxmlformats.org/drawingml/2006/main" noChangeAspect="1"/>
+            </wp:cNvGraphicFramePr>
+            <a:graphic xmlns:a="http://schemas.openxmlformats.org/drawingml/2006/main">
+              <a:graphicData uri="http://schemas.openxmlformats.org/drawingml/2006/picture">
+                <pic:pic xmlns:pic="http://schemas.openxmlformats.org/drawingml/2006/picture">
+                  <pic:nvPicPr>
+                    <pic:cNvPr id="0" name="Picture 4" descr="https://wkretype.bdimg.com/retype/zoom/aac3efef4afe04a1b071de97?pn=106&amp;o=jpg_6&amp;md5sum=bf7345680a4a434cbc094ee095d6a9d2&amp;sign=b9a8bcad05&amp;png=3177777-3193125&amp;jpg=12168414-12330151"/>
+                    <pic:cNvPicPr>
+                      <a:picLocks noChangeAspect="1" noChangeArrowheads="1"/>
+                    </pic:cNvPicPr>
+                  </pic:nvPicPr>
+                  <pic:blipFill>
+                    <a:blip r:embed="rId10" cstate="print"/>
+                    <a:srcRect/>
+                    <a:stretch>
+                      <a:fillRect/>
+                    </a:stretch>
+                  </pic:blipFill>
+                  <pic:spPr bwMode="auto">
+                    <a:xfrm>
+                      <a:off x="0" y="0"/>
+                      <a:ext cx="5274310" cy="3955733"/>
+                    </a:xfrm>
+                    <a:prstGeom prst="rect">
+                      <a:avLst/>
+                    </a:prstGeom>
+                    <a:noFill/>
+                    <a:ln w="9525">
+                      <a:noFill/>
+                      <a:miter lim="800000"/>
+                      <a:headEnd/>
+                      <a:tailEnd/>
+                    </a:ln>
+                  </pic:spPr>
+                </pic:pic>
+              </a:graphicData>
+            </a:graphic>
+          </wp:inline>
+        </w:drawing>
+      </w:r>
+    </w:p>
+    <w:p>
+      <w:pPr>
+        <w:rPr>
+          <w:rFonts w:ascii="Arial" w:hAnsi="Arial" w:cs="Arial" w:hint="eastAsia"/>
+          <w:color w:val="4F4F4F"/>
+          <w:shd w:val="clear" w:color="auto" w:fill="FFFFFF"/>
+        </w:rPr>
+      </w:pPr>
+    </w:p>
+    <w:p>
+      <w:pPr>
+        <w:rPr>
+          <w:rFonts w:ascii="Arial" w:hAnsi="Arial" w:cs="Arial" w:hint="eastAsia"/>
+          <w:color w:val="4F4F4F"/>
+          <w:shd w:val="clear" w:color="auto" w:fill="FFFFFF"/>
+        </w:rPr>
+      </w:pPr>
+      <w:r>
+        <w:rPr>
+          <w:rFonts w:ascii="Arial" w:hAnsi="Arial" w:cs="Arial" w:hint="eastAsia"/>
+          <w:color w:val="4F4F4F"/>
+          <w:shd w:val="clear" w:color="auto" w:fill="FFFFFF"/>
+        </w:rPr>
+        <w:t>抽样理论：抽样误差、抽样精度</w:t>
+      </w:r>
+    </w:p>
+    <w:p/>
     <w:sectPr>
       <w:pgSz w:w="11906" w:h="16838"/>
       <w:pgMar w:top="1440" w:right="1800" w:bottom="1440" w:left="1800" w:header="851" w:footer="992" w:gutter="0"/>
@@ -338,6 +1977,94 @@
     <w:uiPriority w:val="99"/>
     <w:semiHidden/>
     <w:rsid w:val="001B13A9"/>
+    <w:rPr>
+      <w:sz w:val="18"/>
+      <w:szCs w:val="18"/>
+    </w:rPr>
+  </w:style>
+  <w:style w:type="character" w:styleId="a5">
+    <w:name w:val="Hyperlink"/>
+    <w:basedOn w:val="a0"/>
+    <w:uiPriority w:val="99"/>
+    <w:unhideWhenUsed/>
+    <w:rsid w:val="004E3E1E"/>
+    <w:rPr>
+      <w:color w:val="0000FF" w:themeColor="hyperlink"/>
+      <w:u w:val="single"/>
+    </w:rPr>
+  </w:style>
+  <w:style w:type="paragraph" w:styleId="a6">
+    <w:name w:val="Normal (Web)"/>
+    <w:basedOn w:val="a"/>
+    <w:uiPriority w:val="99"/>
+    <w:unhideWhenUsed/>
+    <w:rsid w:val="00707B46"/>
+    <w:pPr>
+      <w:widowControl/>
+      <w:spacing w:before="100" w:beforeAutospacing="1" w:after="100" w:afterAutospacing="1"/>
+      <w:jc w:val="left"/>
+    </w:pPr>
+    <w:rPr>
+      <w:rFonts w:ascii="宋体" w:eastAsia="宋体" w:hAnsi="宋体" w:cs="宋体"/>
+      <w:kern w:val="0"/>
+      <w:sz w:val="24"/>
+      <w:szCs w:val="24"/>
+    </w:rPr>
+  </w:style>
+  <w:style w:type="character" w:styleId="a7">
+    <w:name w:val="Strong"/>
+    <w:basedOn w:val="a0"/>
+    <w:uiPriority w:val="22"/>
+    <w:qFormat/>
+    <w:rsid w:val="00707B46"/>
+    <w:rPr>
+      <w:b/>
+      <w:bCs/>
+    </w:rPr>
+  </w:style>
+  <w:style w:type="table" w:styleId="a8">
+    <w:name w:val="Table Grid"/>
+    <w:basedOn w:val="a1"/>
+    <w:uiPriority w:val="59"/>
+    <w:rsid w:val="00707B46"/>
+    <w:tblPr>
+      <w:tblInd w:w="0" w:type="dxa"/>
+      <w:tblBorders>
+        <w:top w:val="single" w:sz="4" w:space="0" w:color="auto"/>
+        <w:left w:val="single" w:sz="4" w:space="0" w:color="auto"/>
+        <w:bottom w:val="single" w:sz="4" w:space="0" w:color="auto"/>
+        <w:right w:val="single" w:sz="4" w:space="0" w:color="auto"/>
+        <w:insideH w:val="single" w:sz="4" w:space="0" w:color="auto"/>
+        <w:insideV w:val="single" w:sz="4" w:space="0" w:color="auto"/>
+      </w:tblBorders>
+      <w:tblCellMar>
+        <w:top w:w="0" w:type="dxa"/>
+        <w:left w:w="108" w:type="dxa"/>
+        <w:bottom w:w="0" w:type="dxa"/>
+        <w:right w:w="108" w:type="dxa"/>
+      </w:tblCellMar>
+    </w:tblPr>
+  </w:style>
+  <w:style w:type="paragraph" w:styleId="a9">
+    <w:name w:val="Balloon Text"/>
+    <w:basedOn w:val="a"/>
+    <w:link w:val="Char1"/>
+    <w:uiPriority w:val="99"/>
+    <w:semiHidden/>
+    <w:unhideWhenUsed/>
+    <w:rsid w:val="00880219"/>
+    <w:rPr>
+      <w:sz w:val="18"/>
+      <w:szCs w:val="18"/>
+    </w:rPr>
+  </w:style>
+  <w:style w:type="character" w:customStyle="1" w:styleId="Char1">
+    <w:name w:val="批注框文本 Char"/>
+    <w:basedOn w:val="a0"/>
+    <w:link w:val="a9"/>
+    <w:uiPriority w:val="99"/>
+    <w:semiHidden/>
+    <w:rsid w:val="00880219"/>
     <w:rPr>
       <w:sz w:val="18"/>
       <w:szCs w:val="18"/>

--- a/数据分析与挖掘/2数据分析与可视化/探索分析与可视化.docx
+++ b/数据分析与挖掘/2数据分析与可视化/探索分析与可视化.docx
@@ -16,32 +16,32 @@
     <w:p>
       <w:pPr>
         <w:rPr>
+          <w:rFonts w:ascii="Arial" w:hAnsi="Arial" w:cs="Arial"/>
+          <w:color w:val="4F4F4F"/>
+          <w:shd w:val="clear" w:color="auto" w:fill="FFFFFF"/>
+        </w:rPr>
+      </w:pPr>
+      <w:r>
+        <w:rPr>
+          <w:rFonts w:ascii="Arial" w:hAnsi="Arial" w:cs="Arial"/>
+          <w:color w:val="4F4F4F"/>
+          <w:shd w:val="clear" w:color="auto" w:fill="FFFFFF"/>
+        </w:rPr>
+        <w:t>Anaconda</w:t>
+      </w:r>
+      <w:r>
+        <w:rPr>
           <w:rFonts w:ascii="Arial" w:hAnsi="Arial" w:cs="Arial" w:hint="eastAsia"/>
           <w:color w:val="4F4F4F"/>
           <w:shd w:val="clear" w:color="auto" w:fill="FFFFFF"/>
         </w:rPr>
-      </w:pPr>
-      <w:r>
+        <w:t xml:space="preserve"> 5.0.1</w:t>
+      </w:r>
+    </w:p>
+    <w:p>
+      <w:pPr>
         <w:rPr>
           <w:rFonts w:ascii="Arial" w:hAnsi="Arial" w:cs="Arial"/>
-          <w:color w:val="4F4F4F"/>
-          <w:shd w:val="clear" w:color="auto" w:fill="FFFFFF"/>
-        </w:rPr>
-        <w:t>Anaconda</w:t>
-      </w:r>
-      <w:r>
-        <w:rPr>
-          <w:rFonts w:ascii="Arial" w:hAnsi="Arial" w:cs="Arial" w:hint="eastAsia"/>
-          <w:color w:val="4F4F4F"/>
-          <w:shd w:val="clear" w:color="auto" w:fill="FFFFFF"/>
-        </w:rPr>
-        <w:t xml:space="preserve"> 5.0.1</w:t>
-      </w:r>
-    </w:p>
-    <w:p>
-      <w:pPr>
-        <w:rPr>
-          <w:rFonts w:ascii="Arial" w:hAnsi="Arial" w:cs="Arial" w:hint="eastAsia"/>
           <w:color w:val="4F4F4F"/>
           <w:shd w:val="clear" w:color="auto" w:fill="FFFFFF"/>
         </w:rPr>
@@ -76,7 +76,7 @@
     <w:p>
       <w:pPr>
         <w:rPr>
-          <w:rFonts w:ascii="Arial" w:hAnsi="Arial" w:cs="Arial" w:hint="eastAsia"/>
+          <w:rFonts w:ascii="Arial" w:hAnsi="Arial" w:cs="Arial"/>
           <w:color w:val="4F4F4F"/>
           <w:shd w:val="clear" w:color="auto" w:fill="FFFFFF"/>
         </w:rPr>
@@ -135,7 +135,7 @@
     <w:p>
       <w:pPr>
         <w:rPr>
-          <w:rFonts w:ascii="Arial" w:hAnsi="Arial" w:cs="Arial" w:hint="eastAsia"/>
+          <w:rFonts w:ascii="Arial" w:hAnsi="Arial" w:cs="Arial"/>
           <w:color w:val="4F4F4F"/>
           <w:shd w:val="clear" w:color="auto" w:fill="FFFFFF"/>
         </w:rPr>
@@ -154,7 +154,7 @@
     <w:p>
       <w:pPr>
         <w:rPr>
-          <w:rFonts w:ascii="Arial" w:hAnsi="Arial" w:cs="Arial" w:hint="eastAsia"/>
+          <w:rFonts w:ascii="Arial" w:hAnsi="Arial" w:cs="Arial"/>
           <w:color w:val="4F4F4F"/>
           <w:shd w:val="clear" w:color="auto" w:fill="FFFFFF"/>
         </w:rPr>
@@ -163,7 +163,7 @@
     <w:p>
       <w:pPr>
         <w:rPr>
-          <w:rFonts w:ascii="Arial" w:hAnsi="Arial" w:cs="Arial" w:hint="eastAsia"/>
+          <w:rFonts w:ascii="Arial" w:hAnsi="Arial" w:cs="Arial"/>
           <w:color w:val="4F4F4F"/>
           <w:shd w:val="clear" w:color="auto" w:fill="FFFFFF"/>
         </w:rPr>
@@ -198,7 +198,7 @@
     <w:p>
       <w:pPr>
         <w:rPr>
-          <w:rFonts w:ascii="Arial" w:hAnsi="Arial" w:cs="Arial" w:hint="eastAsia"/>
+          <w:rFonts w:ascii="Arial" w:hAnsi="Arial" w:cs="Arial"/>
           <w:color w:val="4F4F4F"/>
           <w:shd w:val="clear" w:color="auto" w:fill="FFFFFF"/>
         </w:rPr>
@@ -207,7 +207,7 @@
     <w:p>
       <w:pPr>
         <w:rPr>
-          <w:rFonts w:ascii="Arial" w:hAnsi="Arial" w:cs="Arial" w:hint="eastAsia"/>
+          <w:rFonts w:ascii="Arial" w:hAnsi="Arial" w:cs="Arial"/>
           <w:b/>
           <w:color w:val="4F4F4F"/>
           <w:shd w:val="clear" w:color="auto" w:fill="FFFFFF"/>
@@ -1220,7 +1220,7 @@
               <w:shd w:val="clear" w:color="auto" w:fill="FFFFFF"/>
               <w:spacing w:before="150" w:beforeAutospacing="0" w:after="150" w:afterAutospacing="0"/>
               <w:rPr>
-                <w:rFonts w:ascii="Verdana" w:hAnsi="Verdana" w:hint="eastAsia"/>
+                <w:rFonts w:ascii="Verdana" w:hAnsi="Verdana"/>
                 <w:color w:val="333333"/>
                 <w:sz w:val="21"/>
                 <w:szCs w:val="21"/>
@@ -1358,7 +1358,6 @@
               <w:wordWrap w:val="0"/>
               <w:spacing w:before="0" w:beforeAutospacing="0" w:after="0" w:afterAutospacing="0"/>
               <w:rPr>
-                <w:rFonts w:hint="eastAsia"/>
                 <w:color w:val="333333"/>
                 <w:sz w:val="21"/>
                 <w:szCs w:val="21"/>
@@ -1411,7 +1410,7 @@
     <w:p>
       <w:pPr>
         <w:rPr>
-          <w:rFonts w:ascii="Arial" w:hAnsi="Arial" w:cs="Arial" w:hint="eastAsia"/>
+          <w:rFonts w:ascii="Arial" w:hAnsi="Arial" w:cs="Arial"/>
           <w:color w:val="4F4F4F"/>
           <w:shd w:val="clear" w:color="auto" w:fill="FFFFFF"/>
         </w:rPr>
@@ -1471,68 +1470,68 @@
     <w:p>
       <w:pPr>
         <w:rPr>
+          <w:rFonts w:ascii="Arial" w:hAnsi="Arial" w:cs="Arial"/>
+          <w:color w:val="4F4F4F"/>
+          <w:shd w:val="clear" w:color="auto" w:fill="FFFFFF"/>
+        </w:rPr>
+      </w:pPr>
+      <w:r>
+        <w:rPr>
           <w:rFonts w:ascii="Arial" w:hAnsi="Arial" w:cs="Arial" w:hint="eastAsia"/>
           <w:color w:val="4F4F4F"/>
           <w:shd w:val="clear" w:color="auto" w:fill="FFFFFF"/>
         </w:rPr>
+        <w:t>离中趋势：标准差、方差</w:t>
+      </w:r>
+    </w:p>
+    <w:p>
+      <w:pPr>
+        <w:rPr>
+          <w:rFonts w:ascii="Arial" w:hAnsi="Arial" w:cs="Arial"/>
+          <w:color w:val="4F4F4F"/>
+          <w:shd w:val="clear" w:color="auto" w:fill="FFFFFF"/>
+        </w:rPr>
       </w:pPr>
+    </w:p>
+    <w:p>
+      <w:pPr>
+        <w:rPr>
+          <w:rFonts w:ascii="Arial" w:hAnsi="Arial" w:cs="Arial"/>
+          <w:color w:val="4F4F4F"/>
+          <w:shd w:val="clear" w:color="auto" w:fill="FFFFFF"/>
+        </w:rPr>
+      </w:pPr>
       <w:r>
         <w:rPr>
           <w:rFonts w:ascii="Arial" w:hAnsi="Arial" w:cs="Arial" w:hint="eastAsia"/>
           <w:color w:val="4F4F4F"/>
           <w:shd w:val="clear" w:color="auto" w:fill="FFFFFF"/>
         </w:rPr>
-        <w:t>离中趋势：标准差、方差</w:t>
+        <w:t>数据分布：</w:t>
+      </w:r>
+      <w:proofErr w:type="gramStart"/>
+      <w:r>
+        <w:rPr>
+          <w:rFonts w:ascii="Arial" w:hAnsi="Arial" w:cs="Arial" w:hint="eastAsia"/>
+          <w:color w:val="4F4F4F"/>
+          <w:shd w:val="clear" w:color="auto" w:fill="FFFFFF"/>
+        </w:rPr>
+        <w:t>偏态与</w:t>
+      </w:r>
+      <w:proofErr w:type="gramEnd"/>
+      <w:r>
+        <w:rPr>
+          <w:rFonts w:ascii="Arial" w:hAnsi="Arial" w:cs="Arial" w:hint="eastAsia"/>
+          <w:color w:val="4F4F4F"/>
+          <w:shd w:val="clear" w:color="auto" w:fill="FFFFFF"/>
+        </w:rPr>
+        <w:t>峰态、正态分布与三大分布</w:t>
       </w:r>
     </w:p>
     <w:p>
       <w:pPr>
         <w:rPr>
-          <w:rFonts w:ascii="Arial" w:hAnsi="Arial" w:cs="Arial" w:hint="eastAsia"/>
-          <w:color w:val="4F4F4F"/>
-          <w:shd w:val="clear" w:color="auto" w:fill="FFFFFF"/>
-        </w:rPr>
-      </w:pPr>
-    </w:p>
-    <w:p>
-      <w:pPr>
-        <w:rPr>
-          <w:rFonts w:ascii="Arial" w:hAnsi="Arial" w:cs="Arial" w:hint="eastAsia"/>
-          <w:color w:val="4F4F4F"/>
-          <w:shd w:val="clear" w:color="auto" w:fill="FFFFFF"/>
-        </w:rPr>
-      </w:pPr>
-      <w:r>
-        <w:rPr>
-          <w:rFonts w:ascii="Arial" w:hAnsi="Arial" w:cs="Arial" w:hint="eastAsia"/>
-          <w:color w:val="4F4F4F"/>
-          <w:shd w:val="clear" w:color="auto" w:fill="FFFFFF"/>
-        </w:rPr>
-        <w:t>数据分布：</w:t>
-      </w:r>
-      <w:proofErr w:type="gramStart"/>
-      <w:r>
-        <w:rPr>
-          <w:rFonts w:ascii="Arial" w:hAnsi="Arial" w:cs="Arial" w:hint="eastAsia"/>
-          <w:color w:val="4F4F4F"/>
-          <w:shd w:val="clear" w:color="auto" w:fill="FFFFFF"/>
-        </w:rPr>
-        <w:t>偏态与</w:t>
-      </w:r>
-      <w:proofErr w:type="gramEnd"/>
-      <w:r>
-        <w:rPr>
-          <w:rFonts w:ascii="Arial" w:hAnsi="Arial" w:cs="Arial" w:hint="eastAsia"/>
-          <w:color w:val="4F4F4F"/>
-          <w:shd w:val="clear" w:color="auto" w:fill="FFFFFF"/>
-        </w:rPr>
-        <w:t>峰态、正态分布与三大分布</w:t>
-      </w:r>
-    </w:p>
-    <w:p>
-      <w:pPr>
-        <w:rPr>
-          <w:rFonts w:ascii="Arial" w:hAnsi="Arial" w:cs="Arial" w:hint="eastAsia"/>
+          <w:rFonts w:ascii="Arial" w:hAnsi="Arial" w:cs="Arial"/>
           <w:color w:val="4F4F4F"/>
           <w:shd w:val="clear" w:color="auto" w:fill="FFFFFF"/>
         </w:rPr>
@@ -1591,7 +1590,7 @@
     <w:p>
       <w:pPr>
         <w:rPr>
-          <w:rFonts w:ascii="Arial" w:hAnsi="Arial" w:cs="Arial" w:hint="eastAsia"/>
+          <w:rFonts w:ascii="Arial" w:hAnsi="Arial" w:cs="Arial"/>
           <w:color w:val="4F4F4F"/>
           <w:shd w:val="clear" w:color="auto" w:fill="FFFFFF"/>
         </w:rPr>
@@ -1651,30 +1650,223 @@
     <w:p>
       <w:pPr>
         <w:rPr>
+          <w:rFonts w:ascii="Arial" w:hAnsi="Arial" w:cs="Arial"/>
+          <w:color w:val="4F4F4F"/>
+          <w:shd w:val="clear" w:color="auto" w:fill="FFFFFF"/>
+        </w:rPr>
+      </w:pPr>
+    </w:p>
+    <w:p>
+      <w:pPr>
+        <w:rPr>
+          <w:rFonts w:ascii="Arial" w:hAnsi="Arial" w:cs="Arial"/>
+          <w:color w:val="4F4F4F"/>
+          <w:shd w:val="clear" w:color="auto" w:fill="FFFFFF"/>
+        </w:rPr>
+      </w:pPr>
+      <w:r>
+        <w:rPr>
           <w:rFonts w:ascii="Arial" w:hAnsi="Arial" w:cs="Arial" w:hint="eastAsia"/>
           <w:color w:val="4F4F4F"/>
           <w:shd w:val="clear" w:color="auto" w:fill="FFFFFF"/>
         </w:rPr>
+        <w:t>抽样理论：抽样误差、抽样精度</w:t>
+      </w:r>
+    </w:p>
+    <w:p>
+      <w:pPr>
+        <w:rPr>
+          <w:rFonts w:hint="eastAsia"/>
+        </w:rPr>
       </w:pPr>
+      <w:r>
+        <w:rPr>
+          <w:rFonts w:hint="eastAsia"/>
+        </w:rPr>
+        <w:t>完全随机抽样、等差距的抽样、分类分层抽样（根据各个类别的比例抽样，保证样本在某类别的分布与总体是一致的）</w:t>
+      </w:r>
     </w:p>
     <w:p>
       <w:pPr>
         <w:rPr>
-          <w:rFonts w:ascii="Arial" w:hAnsi="Arial" w:cs="Arial" w:hint="eastAsia"/>
-          <w:color w:val="4F4F4F"/>
-          <w:shd w:val="clear" w:color="auto" w:fill="FFFFFF"/>
+          <w:rFonts w:hint="eastAsia"/>
         </w:rPr>
       </w:pPr>
       <w:r>
         <w:rPr>
-          <w:rFonts w:ascii="Arial" w:hAnsi="Arial" w:cs="Arial" w:hint="eastAsia"/>
-          <w:color w:val="4F4F4F"/>
-          <w:shd w:val="clear" w:color="auto" w:fill="FFFFFF"/>
-        </w:rPr>
-        <w:t>抽样理论：抽样误差、抽样精度</w:t>
-      </w:r>
-    </w:p>
-    <w:p/>
+          <w:rFonts w:hint="eastAsia"/>
+        </w:rPr>
+        <w:t>重复抽样和不重复抽样的误差不一样</w:t>
+      </w:r>
+    </w:p>
+    <w:p>
+      <w:pPr>
+        <w:rPr>
+          <w:rFonts w:hint="eastAsia"/>
+        </w:rPr>
+      </w:pPr>
+      <w:r>
+        <w:rPr>
+          <w:rFonts w:hint="eastAsia"/>
+          <w:noProof/>
+        </w:rPr>
+        <w:drawing>
+          <wp:inline distT="0" distB="0" distL="0" distR="0">
+            <wp:extent cx="5274310" cy="2030845"/>
+            <wp:effectExtent l="19050" t="0" r="2540" b="0"/>
+            <wp:docPr id="5" name="图片 7"/>
+            <wp:cNvGraphicFramePr>
+              <a:graphicFrameLocks xmlns:a="http://schemas.openxmlformats.org/drawingml/2006/main" noChangeAspect="1"/>
+            </wp:cNvGraphicFramePr>
+            <a:graphic xmlns:a="http://schemas.openxmlformats.org/drawingml/2006/main">
+              <a:graphicData uri="http://schemas.openxmlformats.org/drawingml/2006/picture">
+                <pic:pic xmlns:pic="http://schemas.openxmlformats.org/drawingml/2006/picture">
+                  <pic:nvPicPr>
+                    <pic:cNvPr id="0" name="Picture 7"/>
+                    <pic:cNvPicPr>
+                      <a:picLocks noChangeAspect="1" noChangeArrowheads="1"/>
+                    </pic:cNvPicPr>
+                  </pic:nvPicPr>
+                  <pic:blipFill>
+                    <a:blip r:embed="rId11" cstate="print"/>
+                    <a:srcRect/>
+                    <a:stretch>
+                      <a:fillRect/>
+                    </a:stretch>
+                  </pic:blipFill>
+                  <pic:spPr bwMode="auto">
+                    <a:xfrm>
+                      <a:off x="0" y="0"/>
+                      <a:ext cx="5274310" cy="2030845"/>
+                    </a:xfrm>
+                    <a:prstGeom prst="rect">
+                      <a:avLst/>
+                    </a:prstGeom>
+                    <a:noFill/>
+                    <a:ln w="9525">
+                      <a:noFill/>
+                      <a:miter lim="800000"/>
+                      <a:headEnd/>
+                      <a:tailEnd/>
+                    </a:ln>
+                  </pic:spPr>
+                </pic:pic>
+              </a:graphicData>
+            </a:graphic>
+          </wp:inline>
+        </w:drawing>
+      </w:r>
+    </w:p>
+    <w:p>
+      <w:pPr>
+        <w:rPr>
+          <w:rFonts w:hint="eastAsia"/>
+        </w:rPr>
+      </w:pPr>
+      <w:r>
+        <w:rPr>
+          <w:noProof/>
+        </w:rPr>
+        <w:lastRenderedPageBreak/>
+        <w:drawing>
+          <wp:inline distT="0" distB="0" distL="0" distR="0">
+            <wp:extent cx="5274310" cy="2077571"/>
+            <wp:effectExtent l="19050" t="0" r="2540" b="0"/>
+            <wp:docPr id="2" name="图片 1"/>
+            <wp:cNvGraphicFramePr>
+              <a:graphicFrameLocks xmlns:a="http://schemas.openxmlformats.org/drawingml/2006/main" noChangeAspect="1"/>
+            </wp:cNvGraphicFramePr>
+            <a:graphic xmlns:a="http://schemas.openxmlformats.org/drawingml/2006/main">
+              <a:graphicData uri="http://schemas.openxmlformats.org/drawingml/2006/picture">
+                <pic:pic xmlns:pic="http://schemas.openxmlformats.org/drawingml/2006/picture">
+                  <pic:nvPicPr>
+                    <pic:cNvPr id="0" name="Picture 1"/>
+                    <pic:cNvPicPr>
+                      <a:picLocks noChangeAspect="1" noChangeArrowheads="1"/>
+                    </pic:cNvPicPr>
+                  </pic:nvPicPr>
+                  <pic:blipFill>
+                    <a:blip r:embed="rId12" cstate="print"/>
+                    <a:srcRect/>
+                    <a:stretch>
+                      <a:fillRect/>
+                    </a:stretch>
+                  </pic:blipFill>
+                  <pic:spPr bwMode="auto">
+                    <a:xfrm>
+                      <a:off x="0" y="0"/>
+                      <a:ext cx="5274310" cy="2077571"/>
+                    </a:xfrm>
+                    <a:prstGeom prst="rect">
+                      <a:avLst/>
+                    </a:prstGeom>
+                    <a:noFill/>
+                    <a:ln w="9525">
+                      <a:noFill/>
+                      <a:miter lim="800000"/>
+                      <a:headEnd/>
+                      <a:tailEnd/>
+                    </a:ln>
+                  </pic:spPr>
+                </pic:pic>
+              </a:graphicData>
+            </a:graphic>
+          </wp:inline>
+        </w:drawing>
+      </w:r>
+    </w:p>
+    <w:p>
+      <w:r>
+        <w:rPr>
+          <w:noProof/>
+        </w:rPr>
+        <w:drawing>
+          <wp:inline distT="0" distB="0" distL="0" distR="0">
+            <wp:extent cx="5274310" cy="1655957"/>
+            <wp:effectExtent l="19050" t="0" r="2540" b="0"/>
+            <wp:docPr id="3" name="图片 4"/>
+            <wp:cNvGraphicFramePr>
+              <a:graphicFrameLocks xmlns:a="http://schemas.openxmlformats.org/drawingml/2006/main" noChangeAspect="1"/>
+            </wp:cNvGraphicFramePr>
+            <a:graphic xmlns:a="http://schemas.openxmlformats.org/drawingml/2006/main">
+              <a:graphicData uri="http://schemas.openxmlformats.org/drawingml/2006/picture">
+                <pic:pic xmlns:pic="http://schemas.openxmlformats.org/drawingml/2006/picture">
+                  <pic:nvPicPr>
+                    <pic:cNvPr id="0" name="Picture 4"/>
+                    <pic:cNvPicPr>
+                      <a:picLocks noChangeAspect="1" noChangeArrowheads="1"/>
+                    </pic:cNvPicPr>
+                  </pic:nvPicPr>
+                  <pic:blipFill>
+                    <a:blip r:embed="rId13" cstate="print"/>
+                    <a:srcRect/>
+                    <a:stretch>
+                      <a:fillRect/>
+                    </a:stretch>
+                  </pic:blipFill>
+                  <pic:spPr bwMode="auto">
+                    <a:xfrm>
+                      <a:off x="0" y="0"/>
+                      <a:ext cx="5274310" cy="1655957"/>
+                    </a:xfrm>
+                    <a:prstGeom prst="rect">
+                      <a:avLst/>
+                    </a:prstGeom>
+                    <a:noFill/>
+                    <a:ln w="9525">
+                      <a:noFill/>
+                      <a:miter lim="800000"/>
+                      <a:headEnd/>
+                      <a:tailEnd/>
+                    </a:ln>
+                  </pic:spPr>
+                </pic:pic>
+              </a:graphicData>
+            </a:graphic>
+          </wp:inline>
+        </w:drawing>
+      </w:r>
+    </w:p>
     <w:sectPr>
       <w:pgSz w:w="11906" w:h="16838"/>
       <w:pgMar w:top="1440" w:right="1800" w:bottom="1440" w:left="1800" w:header="851" w:footer="992" w:gutter="0"/>

--- a/数据分析与挖掘/2数据分析与可视化/探索分析与可视化.docx
+++ b/数据分析与挖掘/2数据分析与可视化/探索分析与可视化.docx
@@ -1,6 +1,6 @@
 
 <file path=word/document.xml><?xml version="1.0" encoding="utf-8"?>
-<w:document xmlns:ve="http://schemas.openxmlformats.org/markup-compatibility/2006" xmlns:o="urn:schemas-microsoft-com:office:office" xmlns:r="http://schemas.openxmlformats.org/officeDocument/2006/relationships" xmlns:m="http://schemas.openxmlformats.org/officeDocument/2006/math" xmlns:v="urn:schemas-microsoft-com:vml" xmlns:wp="http://schemas.openxmlformats.org/drawingml/2006/wordprocessingDrawing" xmlns:w10="urn:schemas-microsoft-com:office:word" xmlns:w="http://schemas.openxmlformats.org/wordprocessingml/2006/main" xmlns:wne="http://schemas.microsoft.com/office/word/2006/wordml">
+<w:document xmlns:wpc="http://schemas.microsoft.com/office/word/2010/wordprocessingCanvas" xmlns:mc="http://schemas.openxmlformats.org/markup-compatibility/2006" xmlns:o="urn:schemas-microsoft-com:office:office" xmlns:r="http://schemas.openxmlformats.org/officeDocument/2006/relationships" xmlns:m="http://schemas.openxmlformats.org/officeDocument/2006/math" xmlns:v="urn:schemas-microsoft-com:vml" xmlns:wp14="http://schemas.microsoft.com/office/word/2010/wordprocessingDrawing" xmlns:wp="http://schemas.openxmlformats.org/drawingml/2006/wordprocessingDrawing" xmlns:w10="urn:schemas-microsoft-com:office:word" xmlns:w="http://schemas.openxmlformats.org/wordprocessingml/2006/main" xmlns:w14="http://schemas.microsoft.com/office/word/2010/wordml" xmlns:wpg="http://schemas.microsoft.com/office/word/2010/wordprocessingGroup" xmlns:wpi="http://schemas.microsoft.com/office/word/2010/wordprocessingInk" xmlns:wne="http://schemas.microsoft.com/office/word/2006/wordml" xmlns:wps="http://schemas.microsoft.com/office/word/2010/wordprocessingShape" mc:Ignorable="w14 wp14">
   <w:body>
     <w:p>
       <w:r>
@@ -140,7 +140,7 @@
           <w:shd w:val="clear" w:color="auto" w:fill="FFFFFF"/>
         </w:rPr>
       </w:pPr>
-      <w:hyperlink r:id="rId6" w:history="1">
+      <w:hyperlink r:id="rId7" w:history="1">
         <w:r>
           <w:rPr>
             <w:rStyle w:val="a5"/>
@@ -184,7 +184,7 @@
         </w:rPr>
         <w:t>可以参考：</w:t>
       </w:r>
-      <w:hyperlink r:id="rId7" w:history="1">
+      <w:hyperlink r:id="rId8" w:history="1">
         <w:r>
           <w:rPr>
             <w:rStyle w:val="a5"/>
@@ -245,7 +245,7 @@
       <w:tblPr>
         <w:tblStyle w:val="a8"/>
         <w:tblW w:w="0" w:type="auto"/>
-        <w:tblLook w:val="04A0"/>
+        <w:tblLook w:val="04A0" w:firstRow="1" w:lastRow="0" w:firstColumn="1" w:lastColumn="0" w:noHBand="0" w:noVBand="1"/>
       </w:tblPr>
       <w:tblGrid>
         <w:gridCol w:w="8522"/>
@@ -1319,7 +1319,7 @@
       <w:tblPr>
         <w:tblStyle w:val="a8"/>
         <w:tblW w:w="0" w:type="auto"/>
-        <w:tblLook w:val="04A0"/>
+        <w:tblLook w:val="04A0" w:firstRow="1" w:lastRow="0" w:firstColumn="1" w:lastColumn="0" w:noHBand="0" w:noVBand="1"/>
       </w:tblPr>
       <w:tblGrid>
         <w:gridCol w:w="8522"/>
@@ -1433,126 +1433,6 @@
                 <pic:pic xmlns:pic="http://schemas.openxmlformats.org/drawingml/2006/picture">
                   <pic:nvPicPr>
                     <pic:cNvPr id="0" name="Picture 1" descr="https://wkretype.bdimg.com/retype/zoom/aac3efef4afe04a1b071de97?pn=51&amp;o=jpg_6&amp;md5sum=bf7345680a4a434cbc094ee095d6a9d2&amp;sign=b9a8bcad05&amp;png=1302178-1492508&amp;jpg=5537683-5625226"/>
-                    <pic:cNvPicPr>
-                      <a:picLocks noChangeAspect="1" noChangeArrowheads="1"/>
-                    </pic:cNvPicPr>
-                  </pic:nvPicPr>
-                  <pic:blipFill>
-                    <a:blip r:embed="rId8" cstate="print"/>
-                    <a:srcRect/>
-                    <a:stretch>
-                      <a:fillRect/>
-                    </a:stretch>
-                  </pic:blipFill>
-                  <pic:spPr bwMode="auto">
-                    <a:xfrm>
-                      <a:off x="0" y="0"/>
-                      <a:ext cx="5274310" cy="3955733"/>
-                    </a:xfrm>
-                    <a:prstGeom prst="rect">
-                      <a:avLst/>
-                    </a:prstGeom>
-                    <a:noFill/>
-                    <a:ln w="9525">
-                      <a:noFill/>
-                      <a:miter lim="800000"/>
-                      <a:headEnd/>
-                      <a:tailEnd/>
-                    </a:ln>
-                  </pic:spPr>
-                </pic:pic>
-              </a:graphicData>
-            </a:graphic>
-          </wp:inline>
-        </w:drawing>
-      </w:r>
-    </w:p>
-    <w:p>
-      <w:pPr>
-        <w:rPr>
-          <w:rFonts w:ascii="Arial" w:hAnsi="Arial" w:cs="Arial"/>
-          <w:color w:val="4F4F4F"/>
-          <w:shd w:val="clear" w:color="auto" w:fill="FFFFFF"/>
-        </w:rPr>
-      </w:pPr>
-      <w:r>
-        <w:rPr>
-          <w:rFonts w:ascii="Arial" w:hAnsi="Arial" w:cs="Arial" w:hint="eastAsia"/>
-          <w:color w:val="4F4F4F"/>
-          <w:shd w:val="clear" w:color="auto" w:fill="FFFFFF"/>
-        </w:rPr>
-        <w:t>离中趋势：标准差、方差</w:t>
-      </w:r>
-    </w:p>
-    <w:p>
-      <w:pPr>
-        <w:rPr>
-          <w:rFonts w:ascii="Arial" w:hAnsi="Arial" w:cs="Arial"/>
-          <w:color w:val="4F4F4F"/>
-          <w:shd w:val="clear" w:color="auto" w:fill="FFFFFF"/>
-        </w:rPr>
-      </w:pPr>
-    </w:p>
-    <w:p>
-      <w:pPr>
-        <w:rPr>
-          <w:rFonts w:ascii="Arial" w:hAnsi="Arial" w:cs="Arial"/>
-          <w:color w:val="4F4F4F"/>
-          <w:shd w:val="clear" w:color="auto" w:fill="FFFFFF"/>
-        </w:rPr>
-      </w:pPr>
-      <w:r>
-        <w:rPr>
-          <w:rFonts w:ascii="Arial" w:hAnsi="Arial" w:cs="Arial" w:hint="eastAsia"/>
-          <w:color w:val="4F4F4F"/>
-          <w:shd w:val="clear" w:color="auto" w:fill="FFFFFF"/>
-        </w:rPr>
-        <w:t>数据分布：</w:t>
-      </w:r>
-      <w:proofErr w:type="gramStart"/>
-      <w:r>
-        <w:rPr>
-          <w:rFonts w:ascii="Arial" w:hAnsi="Arial" w:cs="Arial" w:hint="eastAsia"/>
-          <w:color w:val="4F4F4F"/>
-          <w:shd w:val="clear" w:color="auto" w:fill="FFFFFF"/>
-        </w:rPr>
-        <w:t>偏态与</w:t>
-      </w:r>
-      <w:proofErr w:type="gramEnd"/>
-      <w:r>
-        <w:rPr>
-          <w:rFonts w:ascii="Arial" w:hAnsi="Arial" w:cs="Arial" w:hint="eastAsia"/>
-          <w:color w:val="4F4F4F"/>
-          <w:shd w:val="clear" w:color="auto" w:fill="FFFFFF"/>
-        </w:rPr>
-        <w:t>峰态、正态分布与三大分布</w:t>
-      </w:r>
-    </w:p>
-    <w:p>
-      <w:pPr>
-        <w:rPr>
-          <w:rFonts w:ascii="Arial" w:hAnsi="Arial" w:cs="Arial"/>
-          <w:color w:val="4F4F4F"/>
-          <w:shd w:val="clear" w:color="auto" w:fill="FFFFFF"/>
-        </w:rPr>
-      </w:pPr>
-      <w:r>
-        <w:rPr>
-          <w:noProof/>
-        </w:rPr>
-        <w:drawing>
-          <wp:inline distT="0" distB="0" distL="0" distR="0">
-            <wp:extent cx="5274310" cy="3955733"/>
-            <wp:effectExtent l="19050" t="0" r="2540" b="0"/>
-            <wp:docPr id="7" name="图片 7" descr="https://wkretype.bdimg.com/retype/zoom/aac3efef4afe04a1b071de97?pn=102&amp;o=jpg_6&amp;md5sum=bf7345680a4a434cbc094ee095d6a9d2&amp;sign=b9a8bcad05&amp;png=2983888-2986396&amp;jpg=11633927-11790843"/>
-            <wp:cNvGraphicFramePr>
-              <a:graphicFrameLocks xmlns:a="http://schemas.openxmlformats.org/drawingml/2006/main" noChangeAspect="1"/>
-            </wp:cNvGraphicFramePr>
-            <a:graphic xmlns:a="http://schemas.openxmlformats.org/drawingml/2006/main">
-              <a:graphicData uri="http://schemas.openxmlformats.org/drawingml/2006/picture">
-                <pic:pic xmlns:pic="http://schemas.openxmlformats.org/drawingml/2006/picture">
-                  <pic:nvPicPr>
-                    <pic:cNvPr id="0" name="Picture 7" descr="https://wkretype.bdimg.com/retype/zoom/aac3efef4afe04a1b071de97?pn=102&amp;o=jpg_6&amp;md5sum=bf7345680a4a434cbc094ee095d6a9d2&amp;sign=b9a8bcad05&amp;png=2983888-2986396&amp;jpg=11633927-11790843"/>
                     <pic:cNvPicPr>
                       <a:picLocks noChangeAspect="1" noChangeArrowheads="1"/>
                     </pic:cNvPicPr>
@@ -1597,14 +1477,74 @@
       </w:pPr>
       <w:r>
         <w:rPr>
+          <w:rFonts w:ascii="Arial" w:hAnsi="Arial" w:cs="Arial" w:hint="eastAsia"/>
+          <w:color w:val="4F4F4F"/>
+          <w:shd w:val="clear" w:color="auto" w:fill="FFFFFF"/>
+        </w:rPr>
+        <w:t>离中趋势：标准差、方差</w:t>
+      </w:r>
+    </w:p>
+    <w:p>
+      <w:pPr>
+        <w:rPr>
+          <w:rFonts w:ascii="Arial" w:hAnsi="Arial" w:cs="Arial"/>
+          <w:color w:val="4F4F4F"/>
+          <w:shd w:val="clear" w:color="auto" w:fill="FFFFFF"/>
+        </w:rPr>
+      </w:pPr>
+    </w:p>
+    <w:p>
+      <w:pPr>
+        <w:rPr>
+          <w:rFonts w:ascii="Arial" w:hAnsi="Arial" w:cs="Arial"/>
+          <w:color w:val="4F4F4F"/>
+          <w:shd w:val="clear" w:color="auto" w:fill="FFFFFF"/>
+        </w:rPr>
+      </w:pPr>
+      <w:r>
+        <w:rPr>
+          <w:rFonts w:ascii="Arial" w:hAnsi="Arial" w:cs="Arial" w:hint="eastAsia"/>
+          <w:color w:val="4F4F4F"/>
+          <w:shd w:val="clear" w:color="auto" w:fill="FFFFFF"/>
+        </w:rPr>
+        <w:t>数据分布：</w:t>
+      </w:r>
+      <w:proofErr w:type="gramStart"/>
+      <w:r>
+        <w:rPr>
+          <w:rFonts w:ascii="Arial" w:hAnsi="Arial" w:cs="Arial" w:hint="eastAsia"/>
+          <w:color w:val="4F4F4F"/>
+          <w:shd w:val="clear" w:color="auto" w:fill="FFFFFF"/>
+        </w:rPr>
+        <w:t>偏态与</w:t>
+      </w:r>
+      <w:proofErr w:type="gramEnd"/>
+      <w:r>
+        <w:rPr>
+          <w:rFonts w:ascii="Arial" w:hAnsi="Arial" w:cs="Arial" w:hint="eastAsia"/>
+          <w:color w:val="4F4F4F"/>
+          <w:shd w:val="clear" w:color="auto" w:fill="FFFFFF"/>
+        </w:rPr>
+        <w:t>峰态、正态分布与三大分布</w:t>
+      </w:r>
+    </w:p>
+    <w:p>
+      <w:pPr>
+        <w:rPr>
+          <w:rFonts w:ascii="Arial" w:hAnsi="Arial" w:cs="Arial"/>
+          <w:color w:val="4F4F4F"/>
+          <w:shd w:val="clear" w:color="auto" w:fill="FFFFFF"/>
+        </w:rPr>
+      </w:pPr>
+      <w:r>
+        <w:rPr>
           <w:noProof/>
         </w:rPr>
-        <w:lastRenderedPageBreak/>
         <w:drawing>
           <wp:inline distT="0" distB="0" distL="0" distR="0">
             <wp:extent cx="5274310" cy="3955733"/>
             <wp:effectExtent l="19050" t="0" r="2540" b="0"/>
-            <wp:docPr id="4" name="图片 4" descr="https://wkretype.bdimg.com/retype/zoom/aac3efef4afe04a1b071de97?pn=106&amp;o=jpg_6&amp;md5sum=bf7345680a4a434cbc094ee095d6a9d2&amp;sign=b9a8bcad05&amp;png=3177777-3193125&amp;jpg=12168414-12330151"/>
+            <wp:docPr id="7" name="图片 7" descr="https://wkretype.bdimg.com/retype/zoom/aac3efef4afe04a1b071de97?pn=102&amp;o=jpg_6&amp;md5sum=bf7345680a4a434cbc094ee095d6a9d2&amp;sign=b9a8bcad05&amp;png=2983888-2986396&amp;jpg=11633927-11790843"/>
             <wp:cNvGraphicFramePr>
               <a:graphicFrameLocks xmlns:a="http://schemas.openxmlformats.org/drawingml/2006/main" noChangeAspect="1"/>
             </wp:cNvGraphicFramePr>
@@ -1612,7 +1552,7 @@
               <a:graphicData uri="http://schemas.openxmlformats.org/drawingml/2006/picture">
                 <pic:pic xmlns:pic="http://schemas.openxmlformats.org/drawingml/2006/picture">
                   <pic:nvPicPr>
-                    <pic:cNvPr id="0" name="Picture 4" descr="https://wkretype.bdimg.com/retype/zoom/aac3efef4afe04a1b071de97?pn=106&amp;o=jpg_6&amp;md5sum=bf7345680a4a434cbc094ee095d6a9d2&amp;sign=b9a8bcad05&amp;png=3177777-3193125&amp;jpg=12168414-12330151"/>
+                    <pic:cNvPr id="0" name="Picture 7" descr="https://wkretype.bdimg.com/retype/zoom/aac3efef4afe04a1b071de97?pn=102&amp;o=jpg_6&amp;md5sum=bf7345680a4a434cbc094ee095d6a9d2&amp;sign=b9a8bcad05&amp;png=2983888-2986396&amp;jpg=11633927-11790843"/>
                     <pic:cNvPicPr>
                       <a:picLocks noChangeAspect="1" noChangeArrowheads="1"/>
                     </pic:cNvPicPr>
@@ -1655,6 +1595,57 @@
           <w:shd w:val="clear" w:color="auto" w:fill="FFFFFF"/>
         </w:rPr>
       </w:pPr>
+      <w:r>
+        <w:rPr>
+          <w:noProof/>
+        </w:rPr>
+        <w:lastRenderedPageBreak/>
+        <w:drawing>
+          <wp:inline distT="0" distB="0" distL="0" distR="0">
+            <wp:extent cx="5274310" cy="3955733"/>
+            <wp:effectExtent l="19050" t="0" r="2540" b="0"/>
+            <wp:docPr id="4" name="图片 4" descr="https://wkretype.bdimg.com/retype/zoom/aac3efef4afe04a1b071de97?pn=106&amp;o=jpg_6&amp;md5sum=bf7345680a4a434cbc094ee095d6a9d2&amp;sign=b9a8bcad05&amp;png=3177777-3193125&amp;jpg=12168414-12330151"/>
+            <wp:cNvGraphicFramePr>
+              <a:graphicFrameLocks xmlns:a="http://schemas.openxmlformats.org/drawingml/2006/main" noChangeAspect="1"/>
+            </wp:cNvGraphicFramePr>
+            <a:graphic xmlns:a="http://schemas.openxmlformats.org/drawingml/2006/main">
+              <a:graphicData uri="http://schemas.openxmlformats.org/drawingml/2006/picture">
+                <pic:pic xmlns:pic="http://schemas.openxmlformats.org/drawingml/2006/picture">
+                  <pic:nvPicPr>
+                    <pic:cNvPr id="0" name="Picture 4" descr="https://wkretype.bdimg.com/retype/zoom/aac3efef4afe04a1b071de97?pn=106&amp;o=jpg_6&amp;md5sum=bf7345680a4a434cbc094ee095d6a9d2&amp;sign=b9a8bcad05&amp;png=3177777-3193125&amp;jpg=12168414-12330151"/>
+                    <pic:cNvPicPr>
+                      <a:picLocks noChangeAspect="1" noChangeArrowheads="1"/>
+                    </pic:cNvPicPr>
+                  </pic:nvPicPr>
+                  <pic:blipFill>
+                    <a:blip r:embed="rId11" cstate="print"/>
+                    <a:srcRect/>
+                    <a:stretch>
+                      <a:fillRect/>
+                    </a:stretch>
+                  </pic:blipFill>
+                  <pic:spPr bwMode="auto">
+                    <a:xfrm>
+                      <a:off x="0" y="0"/>
+                      <a:ext cx="5274310" cy="3955733"/>
+                    </a:xfrm>
+                    <a:prstGeom prst="rect">
+                      <a:avLst/>
+                    </a:prstGeom>
+                    <a:noFill/>
+                    <a:ln w="9525">
+                      <a:noFill/>
+                      <a:miter lim="800000"/>
+                      <a:headEnd/>
+                      <a:tailEnd/>
+                    </a:ln>
+                  </pic:spPr>
+                </pic:pic>
+              </a:graphicData>
+            </a:graphic>
+          </wp:inline>
+        </w:drawing>
+      </w:r>
     </w:p>
     <w:p>
       <w:pPr>
@@ -1664,6 +1655,15 @@
           <w:shd w:val="clear" w:color="auto" w:fill="FFFFFF"/>
         </w:rPr>
       </w:pPr>
+    </w:p>
+    <w:p>
+      <w:pPr>
+        <w:rPr>
+          <w:rFonts w:ascii="Arial" w:hAnsi="Arial" w:cs="Arial"/>
+          <w:color w:val="4F4F4F"/>
+          <w:shd w:val="clear" w:color="auto" w:fill="FFFFFF"/>
+        </w:rPr>
+      </w:pPr>
       <w:r>
         <w:rPr>
           <w:rFonts w:ascii="Arial" w:hAnsi="Arial" w:cs="Arial" w:hint="eastAsia"/>
@@ -1674,11 +1674,6 @@
       </w:r>
     </w:p>
     <w:p>
-      <w:pPr>
-        <w:rPr>
-          <w:rFonts w:hint="eastAsia"/>
-        </w:rPr>
-      </w:pPr>
       <w:r>
         <w:rPr>
           <w:rFonts w:hint="eastAsia"/>
@@ -1687,11 +1682,6 @@
       </w:r>
     </w:p>
     <w:p>
-      <w:pPr>
-        <w:rPr>
-          <w:rFonts w:hint="eastAsia"/>
-        </w:rPr>
-      </w:pPr>
       <w:r>
         <w:rPr>
           <w:rFonts w:hint="eastAsia"/>
@@ -1700,11 +1690,6 @@
       </w:r>
     </w:p>
     <w:p>
-      <w:pPr>
-        <w:rPr>
-          <w:rFonts w:hint="eastAsia"/>
-        </w:rPr>
-      </w:pPr>
       <w:r>
         <w:rPr>
           <w:rFonts w:hint="eastAsia"/>
@@ -1728,7 +1713,7 @@
                     </pic:cNvPicPr>
                   </pic:nvPicPr>
                   <pic:blipFill>
-                    <a:blip r:embed="rId11" cstate="print"/>
+                    <a:blip r:embed="rId12" cstate="print"/>
                     <a:srcRect/>
                     <a:stretch>
                       <a:fillRect/>
@@ -1758,11 +1743,6 @@
       </w:r>
     </w:p>
     <w:p>
-      <w:pPr>
-        <w:rPr>
-          <w:rFonts w:hint="eastAsia"/>
-        </w:rPr>
-      </w:pPr>
       <w:r>
         <w:rPr>
           <w:noProof/>
@@ -1786,7 +1766,7 @@
                     </pic:cNvPicPr>
                   </pic:nvPicPr>
                   <pic:blipFill>
-                    <a:blip r:embed="rId12" cstate="print"/>
+                    <a:blip r:embed="rId13" cstate="print"/>
                     <a:srcRect/>
                     <a:stretch>
                       <a:fillRect/>
@@ -1816,6 +1796,11 @@
       </w:r>
     </w:p>
     <w:p>
+      <w:pPr>
+        <w:rPr>
+          <w:rFonts w:hint="eastAsia"/>
+        </w:rPr>
+      </w:pPr>
       <w:r>
         <w:rPr>
           <w:noProof/>
@@ -1838,7 +1823,7 @@
                     </pic:cNvPicPr>
                   </pic:nvPicPr>
                   <pic:blipFill>
-                    <a:blip r:embed="rId13" cstate="print"/>
+                    <a:blip r:embed="rId14" cstate="print"/>
                     <a:srcRect/>
                     <a:stretch>
                       <a:fillRect/>
@@ -1867,6 +1852,1089 @@
         </w:drawing>
       </w:r>
     </w:p>
+    <w:p>
+      <w:pPr>
+        <w:rPr>
+          <w:rFonts w:hint="eastAsia"/>
+        </w:rPr>
+      </w:pPr>
+    </w:p>
+    <w:p>
+      <w:pPr>
+        <w:rPr>
+          <w:rFonts w:hint="eastAsia"/>
+        </w:rPr>
+      </w:pPr>
+    </w:p>
+    <w:p>
+      <w:pPr>
+        <w:rPr>
+          <w:rFonts w:hint="eastAsia"/>
+          <w:sz w:val="48"/>
+          <w:szCs w:val="48"/>
+        </w:rPr>
+      </w:pPr>
+      <w:r>
+        <w:rPr>
+          <w:rFonts w:hint="eastAsia"/>
+          <w:sz w:val="48"/>
+          <w:szCs w:val="48"/>
+        </w:rPr>
+        <w:t>数据分析：</w:t>
+      </w:r>
+    </w:p>
+    <w:p>
+      <w:proofErr w:type="gramStart"/>
+      <w:r>
+        <w:t>import</w:t>
+      </w:r>
+      <w:proofErr w:type="gramEnd"/>
+      <w:r>
+        <w:t xml:space="preserve"> pandas as </w:t>
+      </w:r>
+      <w:proofErr w:type="spellStart"/>
+      <w:r>
+        <w:t>pd</w:t>
+      </w:r>
+      <w:proofErr w:type="spellEnd"/>
+    </w:p>
+    <w:p>
+      <w:proofErr w:type="gramStart"/>
+      <w:r>
+        <w:t>data=</w:t>
+      </w:r>
+      <w:proofErr w:type="spellStart"/>
+      <w:proofErr w:type="gramEnd"/>
+      <w:r>
+        <w:t>pd.read_csv</w:t>
+      </w:r>
+      <w:proofErr w:type="spellEnd"/>
+      <w:r>
+        <w:t>(filename)</w:t>
+      </w:r>
+    </w:p>
+    <w:p>
+      <w:pPr>
+        <w:rPr>
+          <w:rFonts w:hint="eastAsia"/>
+        </w:rPr>
+      </w:pPr>
+      <w:proofErr w:type="spellStart"/>
+      <w:r>
+        <w:rPr>
+          <w:rFonts w:hint="eastAsia"/>
+        </w:rPr>
+        <w:t>data.mean</w:t>
+      </w:r>
+      <w:proofErr w:type="spellEnd"/>
+      <w:r>
+        <w:rPr>
+          <w:rFonts w:hint="eastAsia"/>
+        </w:rPr>
+        <w:t>()#</w:t>
+      </w:r>
+      <w:r>
+        <w:rPr>
+          <w:rFonts w:hint="eastAsia"/>
+        </w:rPr>
+        <w:t>均值</w:t>
+      </w:r>
+    </w:p>
+    <w:p>
+      <w:pPr>
+        <w:rPr>
+          <w:rFonts w:hint="eastAsia"/>
+        </w:rPr>
+      </w:pPr>
+      <w:proofErr w:type="spellStart"/>
+      <w:r>
+        <w:rPr>
+          <w:rFonts w:hint="eastAsia"/>
+        </w:rPr>
+        <w:t>data.median</w:t>
+      </w:r>
+      <w:proofErr w:type="spellEnd"/>
+      <w:r>
+        <w:rPr>
+          <w:rFonts w:hint="eastAsia"/>
+        </w:rPr>
+        <w:t>()#</w:t>
+      </w:r>
+      <w:r>
+        <w:rPr>
+          <w:rFonts w:hint="eastAsia"/>
+        </w:rPr>
+        <w:t>中位数</w:t>
+      </w:r>
+    </w:p>
+    <w:p>
+      <w:pPr>
+        <w:rPr>
+          <w:rFonts w:hint="eastAsia"/>
+        </w:rPr>
+      </w:pPr>
+      <w:proofErr w:type="spellStart"/>
+      <w:r>
+        <w:rPr>
+          <w:rFonts w:hint="eastAsia"/>
+        </w:rPr>
+        <w:t>data.quantile</w:t>
+      </w:r>
+      <w:proofErr w:type="spellEnd"/>
+      <w:r>
+        <w:rPr>
+          <w:rFonts w:hint="eastAsia"/>
+        </w:rPr>
+        <w:t>(q=0.25)#</w:t>
+      </w:r>
+      <w:r>
+        <w:rPr>
+          <w:rFonts w:hint="eastAsia"/>
+        </w:rPr>
+        <w:t>四分位数</w:t>
+      </w:r>
+    </w:p>
+    <w:p>
+      <w:pPr>
+        <w:rPr>
+          <w:rFonts w:hint="eastAsia"/>
+        </w:rPr>
+      </w:pPr>
+      <w:proofErr w:type="spellStart"/>
+      <w:r>
+        <w:rPr>
+          <w:rFonts w:hint="eastAsia"/>
+        </w:rPr>
+        <w:t>data.mode</w:t>
+      </w:r>
+      <w:proofErr w:type="spellEnd"/>
+      <w:r>
+        <w:rPr>
+          <w:rFonts w:hint="eastAsia"/>
+        </w:rPr>
+        <w:t>()#</w:t>
+      </w:r>
+      <w:r>
+        <w:rPr>
+          <w:rFonts w:hint="eastAsia"/>
+        </w:rPr>
+        <w:t>众数，对于众数来说有可能不是唯一的，众数可能返回有多行</w:t>
+      </w:r>
+    </w:p>
+    <w:p>
+      <w:pPr>
+        <w:rPr>
+          <w:rFonts w:hint="eastAsia"/>
+        </w:rPr>
+      </w:pPr>
+      <w:proofErr w:type="spellStart"/>
+      <w:r>
+        <w:rPr>
+          <w:rFonts w:hint="eastAsia"/>
+        </w:rPr>
+        <w:t>data.std</w:t>
+      </w:r>
+      <w:proofErr w:type="spellEnd"/>
+      <w:r>
+        <w:rPr>
+          <w:rFonts w:hint="eastAsia"/>
+        </w:rPr>
+        <w:t>()#</w:t>
+      </w:r>
+      <w:r>
+        <w:rPr>
+          <w:rFonts w:hint="eastAsia"/>
+        </w:rPr>
+        <w:t>标准差</w:t>
+      </w:r>
+    </w:p>
+    <w:p>
+      <w:pPr>
+        <w:rPr>
+          <w:rFonts w:hint="eastAsia"/>
+        </w:rPr>
+      </w:pPr>
+      <w:proofErr w:type="spellStart"/>
+      <w:r>
+        <w:rPr>
+          <w:rFonts w:hint="eastAsia"/>
+        </w:rPr>
+        <w:t>data.var</w:t>
+      </w:r>
+      <w:proofErr w:type="spellEnd"/>
+      <w:r>
+        <w:rPr>
+          <w:rFonts w:hint="eastAsia"/>
+        </w:rPr>
+        <w:t>()#</w:t>
+      </w:r>
+      <w:r>
+        <w:rPr>
+          <w:rFonts w:hint="eastAsia"/>
+        </w:rPr>
+        <w:t>方差</w:t>
+      </w:r>
+    </w:p>
+    <w:p>
+      <w:pPr>
+        <w:rPr>
+          <w:rFonts w:hint="eastAsia"/>
+        </w:rPr>
+      </w:pPr>
+      <w:proofErr w:type="spellStart"/>
+      <w:r>
+        <w:rPr>
+          <w:rFonts w:hint="eastAsia"/>
+        </w:rPr>
+        <w:t>data.sum</w:t>
+      </w:r>
+      <w:proofErr w:type="spellEnd"/>
+      <w:r>
+        <w:rPr>
+          <w:rFonts w:hint="eastAsia"/>
+        </w:rPr>
+        <w:t>()#</w:t>
+      </w:r>
+      <w:r>
+        <w:rPr>
+          <w:rFonts w:hint="eastAsia"/>
+        </w:rPr>
+        <w:t>离散数据求和会拼接起来</w:t>
+      </w:r>
+    </w:p>
+    <w:p>
+      <w:pPr>
+        <w:rPr>
+          <w:rFonts w:hint="eastAsia"/>
+        </w:rPr>
+      </w:pPr>
+      <w:proofErr w:type="spellStart"/>
+      <w:r>
+        <w:rPr>
+          <w:rFonts w:hint="eastAsia"/>
+        </w:rPr>
+        <w:t>data.skew</w:t>
+      </w:r>
+      <w:proofErr w:type="spellEnd"/>
+      <w:r>
+        <w:rPr>
+          <w:rFonts w:hint="eastAsia"/>
+        </w:rPr>
+        <w:t>()#</w:t>
+      </w:r>
+      <w:proofErr w:type="gramStart"/>
+      <w:r>
+        <w:rPr>
+          <w:rFonts w:hint="eastAsia"/>
+        </w:rPr>
+        <w:t>偏态系数</w:t>
+      </w:r>
+      <w:proofErr w:type="gramEnd"/>
+      <w:r>
+        <w:rPr>
+          <w:rFonts w:hint="eastAsia"/>
+        </w:rPr>
+        <w:t>，负值表示平均值偏小，大部分数据大于平均值</w:t>
+      </w:r>
+    </w:p>
+    <w:p>
+      <w:pPr>
+        <w:rPr>
+          <w:rFonts w:hint="eastAsia"/>
+        </w:rPr>
+      </w:pPr>
+      <w:proofErr w:type="spellStart"/>
+      <w:r>
+        <w:rPr>
+          <w:rFonts w:hint="eastAsia"/>
+        </w:rPr>
+        <w:t>data.kurt</w:t>
+      </w:r>
+      <w:proofErr w:type="spellEnd"/>
+      <w:r>
+        <w:rPr>
+          <w:rFonts w:hint="eastAsia"/>
+        </w:rPr>
+        <w:t>()#</w:t>
+      </w:r>
+      <w:r>
+        <w:rPr>
+          <w:rFonts w:hint="eastAsia"/>
+        </w:rPr>
+        <w:t>峰度系数，以正态分布为</w:t>
+      </w:r>
+      <w:r>
+        <w:rPr>
+          <w:rFonts w:hint="eastAsia"/>
+        </w:rPr>
+        <w:t>0</w:t>
+      </w:r>
+      <w:r>
+        <w:rPr>
+          <w:rFonts w:hint="eastAsia"/>
+        </w:rPr>
+        <w:t>作为标准。负值表示比正太平缓</w:t>
+      </w:r>
+    </w:p>
+    <w:p/>
+    <w:p>
+      <w:proofErr w:type="gramStart"/>
+      <w:r>
+        <w:t>import</w:t>
+      </w:r>
+      <w:proofErr w:type="gramEnd"/>
+      <w:r>
+        <w:t xml:space="preserve"> </w:t>
+      </w:r>
+      <w:proofErr w:type="spellStart"/>
+      <w:r>
+        <w:t>scipy.stats</w:t>
+      </w:r>
+      <w:proofErr w:type="spellEnd"/>
+      <w:r>
+        <w:t xml:space="preserve"> as </w:t>
+      </w:r>
+      <w:proofErr w:type="spellStart"/>
+      <w:r>
+        <w:t>ss</w:t>
+      </w:r>
+      <w:proofErr w:type="spellEnd"/>
+    </w:p>
+    <w:p>
+      <w:pPr>
+        <w:rPr>
+          <w:rFonts w:hint="eastAsia"/>
+        </w:rPr>
+      </w:pPr>
+      <w:r>
+        <w:rPr>
+          <w:rFonts w:hint="eastAsia"/>
+        </w:rPr>
+        <w:t>#</w:t>
+      </w:r>
+      <w:r>
+        <w:rPr>
+          <w:rFonts w:hint="eastAsia"/>
+        </w:rPr>
+        <w:t>生成正态分布</w:t>
+      </w:r>
+    </w:p>
+    <w:p>
+      <w:proofErr w:type="spellStart"/>
+      <w:r>
+        <w:t>ss.norm</w:t>
+      </w:r>
+      <w:proofErr w:type="spellEnd"/>
+    </w:p>
+    <w:p>
+      <w:pPr>
+        <w:rPr>
+          <w:rFonts w:hint="eastAsia"/>
+        </w:rPr>
+      </w:pPr>
+      <w:r>
+        <w:rPr>
+          <w:rFonts w:hint="eastAsia"/>
+        </w:rPr>
+        <w:t>#</w:t>
+      </w:r>
+      <w:r>
+        <w:rPr>
+          <w:rFonts w:hint="eastAsia"/>
+        </w:rPr>
+        <w:t>查看特征</w:t>
+      </w:r>
+    </w:p>
+    <w:p>
+      <w:proofErr w:type="spellStart"/>
+      <w:proofErr w:type="gramStart"/>
+      <w:r>
+        <w:t>ss.norm.stats</w:t>
+      </w:r>
+      <w:proofErr w:type="spellEnd"/>
+      <w:r>
+        <w:t>(</w:t>
+      </w:r>
+      <w:proofErr w:type="gramEnd"/>
+      <w:r>
+        <w:t>moments ='</w:t>
+      </w:r>
+      <w:proofErr w:type="spellStart"/>
+      <w:r>
+        <w:t>mvsk</w:t>
+      </w:r>
+      <w:proofErr w:type="spellEnd"/>
+      <w:r>
+        <w:t>')</w:t>
+      </w:r>
+    </w:p>
+    <w:p>
+      <w:pPr>
+        <w:rPr>
+          <w:rFonts w:hint="eastAsia"/>
+        </w:rPr>
+      </w:pPr>
+      <w:r>
+        <w:rPr>
+          <w:rFonts w:hint="eastAsia"/>
+        </w:rPr>
+        <w:t>#</w:t>
+      </w:r>
+      <w:r>
+        <w:rPr>
+          <w:rFonts w:hint="eastAsia"/>
+        </w:rPr>
+        <w:t>制定横坐标返回纵坐标的值</w:t>
+      </w:r>
+    </w:p>
+    <w:p>
+      <w:proofErr w:type="gramStart"/>
+      <w:r>
+        <w:t>ss.norm.pdf(</w:t>
+      </w:r>
+      <w:proofErr w:type="gramEnd"/>
+      <w:r>
+        <w:t>0.0)</w:t>
+      </w:r>
+    </w:p>
+    <w:p>
+      <w:pPr>
+        <w:rPr>
+          <w:rFonts w:hint="eastAsia"/>
+        </w:rPr>
+      </w:pPr>
+      <w:r>
+        <w:rPr>
+          <w:rFonts w:hint="eastAsia"/>
+        </w:rPr>
+        <w:t>#</w:t>
+      </w:r>
+      <w:r>
+        <w:rPr>
+          <w:rFonts w:hint="eastAsia"/>
+        </w:rPr>
+        <w:t>累计到</w:t>
+      </w:r>
+      <w:r>
+        <w:rPr>
+          <w:rFonts w:hint="eastAsia"/>
+        </w:rPr>
+        <w:t>0-1</w:t>
+      </w:r>
+      <w:r>
+        <w:rPr>
+          <w:rFonts w:hint="eastAsia"/>
+        </w:rPr>
+        <w:t>之间的某个数，对应的横坐标的值</w:t>
+      </w:r>
+    </w:p>
+    <w:p>
+      <w:proofErr w:type="spellStart"/>
+      <w:proofErr w:type="gramStart"/>
+      <w:r>
+        <w:lastRenderedPageBreak/>
+        <w:t>ss.norm.ppf</w:t>
+      </w:r>
+      <w:proofErr w:type="spellEnd"/>
+      <w:r>
+        <w:t>(</w:t>
+      </w:r>
+      <w:proofErr w:type="gramEnd"/>
+      <w:r>
+        <w:t>0.8)</w:t>
+      </w:r>
+    </w:p>
+    <w:p>
+      <w:pPr>
+        <w:rPr>
+          <w:rFonts w:hint="eastAsia"/>
+        </w:rPr>
+      </w:pPr>
+      <w:r>
+        <w:rPr>
+          <w:rFonts w:hint="eastAsia"/>
+        </w:rPr>
+        <w:t>#</w:t>
+      </w:r>
+      <w:r>
+        <w:rPr>
+          <w:rFonts w:hint="eastAsia"/>
+        </w:rPr>
+        <w:t>累计概率</w:t>
+      </w:r>
+    </w:p>
+    <w:p>
+      <w:proofErr w:type="spellStart"/>
+      <w:proofErr w:type="gramStart"/>
+      <w:r>
+        <w:t>ss.norm.cdf</w:t>
+      </w:r>
+      <w:proofErr w:type="spellEnd"/>
+      <w:r>
+        <w:t>(</w:t>
+      </w:r>
+      <w:proofErr w:type="gramEnd"/>
+      <w:r>
+        <w:t>2)</w:t>
+      </w:r>
+    </w:p>
+    <w:p>
+      <w:proofErr w:type="spellStart"/>
+      <w:proofErr w:type="gramStart"/>
+      <w:r>
+        <w:t>ss.norm.cdf</w:t>
+      </w:r>
+      <w:proofErr w:type="spellEnd"/>
+      <w:r>
+        <w:t>(</w:t>
+      </w:r>
+      <w:proofErr w:type="gramEnd"/>
+      <w:r>
+        <w:t>2)-</w:t>
+      </w:r>
+      <w:proofErr w:type="spellStart"/>
+      <w:r>
+        <w:t>ss.norm.cdf</w:t>
+      </w:r>
+      <w:proofErr w:type="spellEnd"/>
+      <w:r>
+        <w:t>(-2)</w:t>
+      </w:r>
+    </w:p>
+    <w:p>
+      <w:r>
+        <w:t>0.9544997361036416</w:t>
+      </w:r>
+    </w:p>
+    <w:p>
+      <w:pPr>
+        <w:rPr>
+          <w:rFonts w:hint="eastAsia"/>
+        </w:rPr>
+      </w:pPr>
+      <w:r>
+        <w:rPr>
+          <w:rFonts w:hint="eastAsia"/>
+        </w:rPr>
+        <w:t>#</w:t>
+      </w:r>
+      <w:r>
+        <w:rPr>
+          <w:rFonts w:hint="eastAsia"/>
+        </w:rPr>
+        <w:t>得到</w:t>
+      </w:r>
+      <w:r>
+        <w:rPr>
+          <w:rFonts w:hint="eastAsia"/>
+        </w:rPr>
+        <w:t>n</w:t>
+      </w:r>
+      <w:proofErr w:type="gramStart"/>
+      <w:r>
+        <w:rPr>
+          <w:rFonts w:hint="eastAsia"/>
+        </w:rPr>
+        <w:t>个</w:t>
+      </w:r>
+      <w:proofErr w:type="gramEnd"/>
+      <w:r>
+        <w:rPr>
+          <w:rFonts w:hint="eastAsia"/>
+        </w:rPr>
+        <w:t>符合正太分布的数字</w:t>
+      </w:r>
+    </w:p>
+    <w:p>
+      <w:proofErr w:type="spellStart"/>
+      <w:proofErr w:type="gramStart"/>
+      <w:r>
+        <w:t>ss.norm.rvs</w:t>
+      </w:r>
+      <w:proofErr w:type="spellEnd"/>
+      <w:r>
+        <w:t>(</w:t>
+      </w:r>
+      <w:proofErr w:type="gramEnd"/>
+      <w:r>
+        <w:t>size=10)</w:t>
+      </w:r>
+    </w:p>
+    <w:p>
+      <w:r>
+        <w:t>array([ 0.42708043, -1.1552152 ,  0.31892356,  0.25194965,  0.40497454,-2.14478749,  0.83372293,  0.71530381,0.25624798, -0.56659251])</w:t>
+      </w:r>
+    </w:p>
+    <w:p>
+      <w:pPr>
+        <w:rPr>
+          <w:rFonts w:hint="eastAsia"/>
+        </w:rPr>
+      </w:pPr>
+      <w:r>
+        <w:rPr>
+          <w:rFonts w:hint="eastAsia"/>
+        </w:rPr>
+        <w:t>#</w:t>
+      </w:r>
+      <w:proofErr w:type="gramStart"/>
+      <w:r>
+        <w:rPr>
+          <w:rFonts w:hint="eastAsia"/>
+        </w:rPr>
+        <w:t>卡方分布</w:t>
+      </w:r>
+      <w:proofErr w:type="gramEnd"/>
+    </w:p>
+    <w:p>
+      <w:r>
+        <w:t>ss.chi2</w:t>
+      </w:r>
+    </w:p>
+    <w:p>
+      <w:pPr>
+        <w:rPr>
+          <w:rFonts w:hint="eastAsia"/>
+        </w:rPr>
+      </w:pPr>
+      <w:r>
+        <w:rPr>
+          <w:rFonts w:hint="eastAsia"/>
+        </w:rPr>
+        <w:t>#t</w:t>
+      </w:r>
+      <w:r>
+        <w:rPr>
+          <w:rFonts w:hint="eastAsia"/>
+        </w:rPr>
+        <w:t>分布</w:t>
+      </w:r>
+    </w:p>
+    <w:p>
+      <w:r>
+        <w:t>ss.t</w:t>
+      </w:r>
+    </w:p>
+    <w:p>
+      <w:pPr>
+        <w:rPr>
+          <w:rFonts w:hint="eastAsia"/>
+        </w:rPr>
+      </w:pPr>
+      <w:r>
+        <w:rPr>
+          <w:rFonts w:hint="eastAsia"/>
+        </w:rPr>
+        <w:t>#f</w:t>
+      </w:r>
+      <w:r>
+        <w:rPr>
+          <w:rFonts w:hint="eastAsia"/>
+        </w:rPr>
+        <w:t>分布</w:t>
+      </w:r>
+      <w:r>
+        <w:rPr>
+          <w:rFonts w:hint="eastAsia"/>
+        </w:rPr>
+        <w:tab/>
+        <w:t xml:space="preserve">  </w:t>
+      </w:r>
+    </w:p>
+    <w:p>
+      <w:proofErr w:type="spellStart"/>
+      <w:r>
+        <w:t>ss.f</w:t>
+      </w:r>
+      <w:proofErr w:type="spellEnd"/>
+      <w:r>
+        <w:t xml:space="preserve"> </w:t>
+      </w:r>
+    </w:p>
+    <w:p>
+      <w:pPr>
+        <w:rPr>
+          <w:rFonts w:hint="eastAsia"/>
+        </w:rPr>
+      </w:pPr>
+      <w:r>
+        <w:rPr>
+          <w:rFonts w:hint="eastAsia"/>
+        </w:rPr>
+        <w:t>#</w:t>
+      </w:r>
+      <w:r>
+        <w:rPr>
+          <w:rFonts w:hint="eastAsia"/>
+        </w:rPr>
+        <w:t>抽样</w:t>
+      </w:r>
+    </w:p>
+    <w:p>
+      <w:proofErr w:type="spellStart"/>
+      <w:proofErr w:type="gramStart"/>
+      <w:r>
+        <w:t>data.sample</w:t>
+      </w:r>
+      <w:proofErr w:type="spellEnd"/>
+      <w:r>
+        <w:t>(</w:t>
+      </w:r>
+      <w:proofErr w:type="gramEnd"/>
+      <w:r>
+        <w:t>n=10)</w:t>
+      </w:r>
+    </w:p>
+    <w:p>
+      <w:proofErr w:type="spellStart"/>
+      <w:proofErr w:type="gramStart"/>
+      <w:r>
+        <w:t>data.sample</w:t>
+      </w:r>
+      <w:proofErr w:type="spellEnd"/>
+      <w:r>
+        <w:t>(</w:t>
+      </w:r>
+      <w:proofErr w:type="spellStart"/>
+      <w:proofErr w:type="gramEnd"/>
+      <w:r>
+        <w:t>frac</w:t>
+      </w:r>
+      <w:proofErr w:type="spellEnd"/>
+      <w:r>
+        <w:t xml:space="preserve"> = 0.001)</w:t>
+      </w:r>
+    </w:p>
+    <w:p/>
+    <w:p>
+      <w:r>
+        <w:t>'''</w:t>
+      </w:r>
+    </w:p>
+    <w:p>
+      <w:pPr>
+        <w:rPr>
+          <w:rFonts w:hint="eastAsia"/>
+          <w:b/>
+          <w:sz w:val="44"/>
+          <w:szCs w:val="44"/>
+        </w:rPr>
+      </w:pPr>
+      <w:r>
+        <w:rPr>
+          <w:rFonts w:hint="eastAsia"/>
+          <w:b/>
+          <w:sz w:val="44"/>
+          <w:szCs w:val="44"/>
+        </w:rPr>
+        <w:t>异常值分析：</w:t>
+      </w:r>
+    </w:p>
+    <w:p>
+      <w:pPr>
+        <w:rPr>
+          <w:rFonts w:hint="eastAsia"/>
+        </w:rPr>
+      </w:pPr>
+      <w:r>
+        <w:rPr>
+          <w:rFonts w:hint="eastAsia"/>
+        </w:rPr>
+        <w:t>离散异常值，连续异常值，常识异常值</w:t>
+      </w:r>
+    </w:p>
+    <w:p>
+      <w:pPr>
+        <w:rPr>
+          <w:rFonts w:hint="eastAsia"/>
+        </w:rPr>
+      </w:pPr>
+      <w:r>
+        <w:rPr>
+          <w:rFonts w:hint="eastAsia"/>
+        </w:rPr>
+        <w:t>对比分析：</w:t>
+      </w:r>
+    </w:p>
+    <w:p>
+      <w:pPr>
+        <w:rPr>
+          <w:rFonts w:hint="eastAsia"/>
+        </w:rPr>
+      </w:pPr>
+      <w:r>
+        <w:rPr>
+          <w:rFonts w:hint="eastAsia"/>
+        </w:rPr>
+        <w:t>绝对数与相对数，时间空间理论维度比较</w:t>
+      </w:r>
+    </w:p>
+    <w:p>
+      <w:pPr>
+        <w:rPr>
+          <w:rFonts w:hint="eastAsia"/>
+        </w:rPr>
+      </w:pPr>
+      <w:r>
+        <w:rPr>
+          <w:rFonts w:hint="eastAsia"/>
+        </w:rPr>
+        <w:t>结构分析：</w:t>
+      </w:r>
+    </w:p>
+    <w:p>
+      <w:pPr>
+        <w:rPr>
+          <w:rFonts w:hint="eastAsia"/>
+        </w:rPr>
+      </w:pPr>
+      <w:r>
+        <w:rPr>
+          <w:rFonts w:hint="eastAsia"/>
+        </w:rPr>
+        <w:t>各组成部分的分布与规律</w:t>
+      </w:r>
+    </w:p>
+    <w:p>
+      <w:pPr>
+        <w:rPr>
+          <w:rFonts w:hint="eastAsia"/>
+        </w:rPr>
+      </w:pPr>
+      <w:r>
+        <w:rPr>
+          <w:rFonts w:hint="eastAsia"/>
+        </w:rPr>
+        <w:t>分布分析：</w:t>
+      </w:r>
+    </w:p>
+    <w:p>
+      <w:pPr>
+        <w:rPr>
+          <w:rFonts w:hint="eastAsia"/>
+        </w:rPr>
+      </w:pPr>
+      <w:r>
+        <w:rPr>
+          <w:rFonts w:hint="eastAsia"/>
+        </w:rPr>
+        <w:t>数据分布频率的显式分析</w:t>
+      </w:r>
+    </w:p>
+    <w:p>
+      <w:r>
+        <w:t>'''</w:t>
+      </w:r>
+    </w:p>
+    <w:p>
+      <w:pPr>
+        <w:rPr>
+          <w:rFonts w:hint="eastAsia"/>
+        </w:rPr>
+      </w:pPr>
+      <w:r>
+        <w:rPr>
+          <w:noProof/>
+        </w:rPr>
+        <w:lastRenderedPageBreak/>
+        <w:drawing>
+          <wp:inline distT="0" distB="0" distL="0" distR="0" wp14:anchorId="19835CFA" wp14:editId="1696C808">
+            <wp:extent cx="4257675" cy="4953000"/>
+            <wp:effectExtent l="0" t="0" r="9525" b="0"/>
+            <wp:docPr id="6" name="图片 6"/>
+            <wp:cNvGraphicFramePr>
+              <a:graphicFrameLocks xmlns:a="http://schemas.openxmlformats.org/drawingml/2006/main" noChangeAspect="1"/>
+            </wp:cNvGraphicFramePr>
+            <a:graphic xmlns:a="http://schemas.openxmlformats.org/drawingml/2006/main">
+              <a:graphicData uri="http://schemas.openxmlformats.org/drawingml/2006/picture">
+                <pic:pic xmlns:pic="http://schemas.openxmlformats.org/drawingml/2006/picture">
+                  <pic:nvPicPr>
+                    <pic:cNvPr id="0" name=""/>
+                    <pic:cNvPicPr/>
+                  </pic:nvPicPr>
+                  <pic:blipFill>
+                    <a:blip r:embed="rId15"/>
+                    <a:stretch>
+                      <a:fillRect/>
+                    </a:stretch>
+                  </pic:blipFill>
+                  <pic:spPr>
+                    <a:xfrm>
+                      <a:off x="0" y="0"/>
+                      <a:ext cx="4257675" cy="4953000"/>
+                    </a:xfrm>
+                    <a:prstGeom prst="rect">
+                      <a:avLst/>
+                    </a:prstGeom>
+                  </pic:spPr>
+                </pic:pic>
+              </a:graphicData>
+            </a:graphic>
+          </wp:inline>
+        </w:drawing>
+      </w:r>
+    </w:p>
+    <w:p>
+      <w:pPr>
+        <w:rPr>
+          <w:rFonts w:hint="eastAsia"/>
+        </w:rPr>
+      </w:pPr>
+      <w:r>
+        <w:rPr>
+          <w:rFonts w:hint="eastAsia"/>
+        </w:rPr>
+        <w:t>直接舍弃</w:t>
+      </w:r>
+    </w:p>
+    <w:p>
+      <w:pPr>
+        <w:rPr>
+          <w:rFonts w:hint="eastAsia"/>
+        </w:rPr>
+      </w:pPr>
+      <w:r>
+        <w:rPr>
+          <w:rFonts w:hint="eastAsia"/>
+        </w:rPr>
+        <w:t>取边界值代替</w:t>
+      </w:r>
+    </w:p>
+    <w:p>
+      <w:pPr>
+        <w:jc w:val="center"/>
+        <w:rPr>
+          <w:rFonts w:hint="eastAsia"/>
+        </w:rPr>
+      </w:pPr>
+      <w:r>
+        <w:rPr>
+          <w:noProof/>
+        </w:rPr>
+        <w:lastRenderedPageBreak/>
+        <w:drawing>
+          <wp:inline distT="0" distB="0" distL="0" distR="0" wp14:anchorId="6D69DCAE" wp14:editId="760C954F">
+            <wp:extent cx="2752725" cy="3914775"/>
+            <wp:effectExtent l="0" t="0" r="9525" b="9525"/>
+            <wp:docPr id="8" name="图片 8"/>
+            <wp:cNvGraphicFramePr>
+              <a:graphicFrameLocks xmlns:a="http://schemas.openxmlformats.org/drawingml/2006/main" noChangeAspect="1"/>
+            </wp:cNvGraphicFramePr>
+            <a:graphic xmlns:a="http://schemas.openxmlformats.org/drawingml/2006/main">
+              <a:graphicData uri="http://schemas.openxmlformats.org/drawingml/2006/picture">
+                <pic:pic xmlns:pic="http://schemas.openxmlformats.org/drawingml/2006/picture">
+                  <pic:nvPicPr>
+                    <pic:cNvPr id="0" name=""/>
+                    <pic:cNvPicPr/>
+                  </pic:nvPicPr>
+                  <pic:blipFill>
+                    <a:blip r:embed="rId16"/>
+                    <a:stretch>
+                      <a:fillRect/>
+                    </a:stretch>
+                  </pic:blipFill>
+                  <pic:spPr>
+                    <a:xfrm>
+                      <a:off x="0" y="0"/>
+                      <a:ext cx="2752725" cy="3914775"/>
+                    </a:xfrm>
+                    <a:prstGeom prst="rect">
+                      <a:avLst/>
+                    </a:prstGeom>
+                  </pic:spPr>
+                </pic:pic>
+              </a:graphicData>
+            </a:graphic>
+          </wp:inline>
+        </w:drawing>
+      </w:r>
+    </w:p>
+    <w:p>
+      <w:pPr>
+        <w:rPr>
+          <w:rFonts w:hint="eastAsia"/>
+        </w:rPr>
+      </w:pPr>
+      <w:r>
+        <w:rPr>
+          <w:rFonts w:hint="eastAsia"/>
+        </w:rPr>
+        <w:t>直接舍弃</w:t>
+      </w:r>
+    </w:p>
+    <w:p>
+      <w:r>
+        <w:rPr>
+          <w:rFonts w:hint="eastAsia"/>
+        </w:rPr>
+        <w:t>当作单独值处理</w:t>
+      </w:r>
+    </w:p>
+    <w:p>
+      <w:pPr>
+        <w:jc w:val="center"/>
+        <w:rPr>
+          <w:rFonts w:hint="eastAsia"/>
+        </w:rPr>
+      </w:pPr>
+      <w:r>
+        <w:rPr>
+          <w:noProof/>
+        </w:rPr>
+        <w:drawing>
+          <wp:inline distT="0" distB="0" distL="0" distR="0" wp14:anchorId="7BF9E0A9" wp14:editId="1857B8C0">
+            <wp:extent cx="2924175" cy="3886200"/>
+            <wp:effectExtent l="0" t="0" r="9525" b="0"/>
+            <wp:docPr id="9" name="图片 9"/>
+            <wp:cNvGraphicFramePr>
+              <a:graphicFrameLocks xmlns:a="http://schemas.openxmlformats.org/drawingml/2006/main" noChangeAspect="1"/>
+            </wp:cNvGraphicFramePr>
+            <a:graphic xmlns:a="http://schemas.openxmlformats.org/drawingml/2006/main">
+              <a:graphicData uri="http://schemas.openxmlformats.org/drawingml/2006/picture">
+                <pic:pic xmlns:pic="http://schemas.openxmlformats.org/drawingml/2006/picture">
+                  <pic:nvPicPr>
+                    <pic:cNvPr id="0" name=""/>
+                    <pic:cNvPicPr/>
+                  </pic:nvPicPr>
+                  <pic:blipFill>
+                    <a:blip r:embed="rId17"/>
+                    <a:stretch>
+                      <a:fillRect/>
+                    </a:stretch>
+                  </pic:blipFill>
+                  <pic:spPr>
+                    <a:xfrm>
+                      <a:off x="0" y="0"/>
+                      <a:ext cx="2924175" cy="3886200"/>
+                    </a:xfrm>
+                    <a:prstGeom prst="rect">
+                      <a:avLst/>
+                    </a:prstGeom>
+                  </pic:spPr>
+                </pic:pic>
+              </a:graphicData>
+            </a:graphic>
+          </wp:inline>
+        </w:drawing>
+      </w:r>
+    </w:p>
+    <w:p>
+      <w:pPr>
+        <w:jc w:val="left"/>
+      </w:pPr>
+    </w:p>
+    <w:p>
+      <w:bookmarkStart w:id="0" w:name="_GoBack"/>
+      <w:bookmarkEnd w:id="0"/>
+    </w:p>
+    <w:p/>
+    <w:p/>
+    <w:p/>
+    <w:p/>
+    <w:p/>
+    <w:p/>
+    <w:p/>
+    <w:p/>
     <w:sectPr>
       <w:pgSz w:w="11906" w:h="16838"/>
       <w:pgMar w:top="1440" w:right="1800" w:bottom="1440" w:left="1800" w:header="851" w:footer="992" w:gutter="0"/>
@@ -1878,7 +2946,7 @@
 </file>
 
 <file path=word/endnotes.xml><?xml version="1.0" encoding="utf-8"?>
-<w:endnotes xmlns:ve="http://schemas.openxmlformats.org/markup-compatibility/2006" xmlns:o="urn:schemas-microsoft-com:office:office" xmlns:r="http://schemas.openxmlformats.org/officeDocument/2006/relationships" xmlns:m="http://schemas.openxmlformats.org/officeDocument/2006/math" xmlns:v="urn:schemas-microsoft-com:vml" xmlns:wp="http://schemas.openxmlformats.org/drawingml/2006/wordprocessingDrawing" xmlns:w10="urn:schemas-microsoft-com:office:word" xmlns:w="http://schemas.openxmlformats.org/wordprocessingml/2006/main" xmlns:wne="http://schemas.microsoft.com/office/word/2006/wordml">
+<w:endnotes xmlns:wpc="http://schemas.microsoft.com/office/word/2010/wordprocessingCanvas" xmlns:mc="http://schemas.openxmlformats.org/markup-compatibility/2006" xmlns:o="urn:schemas-microsoft-com:office:office" xmlns:r="http://schemas.openxmlformats.org/officeDocument/2006/relationships" xmlns:m="http://schemas.openxmlformats.org/officeDocument/2006/math" xmlns:v="urn:schemas-microsoft-com:vml" xmlns:wp14="http://schemas.microsoft.com/office/word/2010/wordprocessingDrawing" xmlns:wp="http://schemas.openxmlformats.org/drawingml/2006/wordprocessingDrawing" xmlns:w10="urn:schemas-microsoft-com:office:word" xmlns:w="http://schemas.openxmlformats.org/wordprocessingml/2006/main" xmlns:w14="http://schemas.microsoft.com/office/word/2010/wordml" xmlns:wpg="http://schemas.microsoft.com/office/word/2010/wordprocessingGroup" xmlns:wpi="http://schemas.microsoft.com/office/word/2010/wordprocessingInk" xmlns:wne="http://schemas.microsoft.com/office/word/2006/wordml" xmlns:wps="http://schemas.microsoft.com/office/word/2010/wordprocessingShape" mc:Ignorable="w14 wp14">
   <w:endnote w:type="separator" w:id="-1">
     <w:p>
       <w:r>
@@ -1897,7 +2965,7 @@
 </file>
 
 <file path=word/footnotes.xml><?xml version="1.0" encoding="utf-8"?>
-<w:footnotes xmlns:ve="http://schemas.openxmlformats.org/markup-compatibility/2006" xmlns:o="urn:schemas-microsoft-com:office:office" xmlns:r="http://schemas.openxmlformats.org/officeDocument/2006/relationships" xmlns:m="http://schemas.openxmlformats.org/officeDocument/2006/math" xmlns:v="urn:schemas-microsoft-com:vml" xmlns:wp="http://schemas.openxmlformats.org/drawingml/2006/wordprocessingDrawing" xmlns:w10="urn:schemas-microsoft-com:office:word" xmlns:w="http://schemas.openxmlformats.org/wordprocessingml/2006/main" xmlns:wne="http://schemas.microsoft.com/office/word/2006/wordml">
+<w:footnotes xmlns:wpc="http://schemas.microsoft.com/office/word/2010/wordprocessingCanvas" xmlns:mc="http://schemas.openxmlformats.org/markup-compatibility/2006" xmlns:o="urn:schemas-microsoft-com:office:office" xmlns:r="http://schemas.openxmlformats.org/officeDocument/2006/relationships" xmlns:m="http://schemas.openxmlformats.org/officeDocument/2006/math" xmlns:v="urn:schemas-microsoft-com:vml" xmlns:wp14="http://schemas.microsoft.com/office/word/2010/wordprocessingDrawing" xmlns:wp="http://schemas.openxmlformats.org/drawingml/2006/wordprocessingDrawing" xmlns:w10="urn:schemas-microsoft-com:office:word" xmlns:w="http://schemas.openxmlformats.org/wordprocessingml/2006/main" xmlns:w14="http://schemas.microsoft.com/office/word/2010/wordml" xmlns:wpg="http://schemas.microsoft.com/office/word/2010/wordprocessingGroup" xmlns:wpi="http://schemas.microsoft.com/office/word/2010/wordprocessingInk" xmlns:wne="http://schemas.microsoft.com/office/word/2006/wordml" xmlns:wps="http://schemas.microsoft.com/office/word/2010/wordprocessingShape" mc:Ignorable="w14 wp14">
   <w:footnote w:type="separator" w:id="-1">
     <w:p>
       <w:r>
@@ -1916,7 +2984,7 @@
 </file>
 
 <file path=word/styles.xml><?xml version="1.0" encoding="utf-8"?>
-<w:styles xmlns:r="http://schemas.openxmlformats.org/officeDocument/2006/relationships" xmlns:w="http://schemas.openxmlformats.org/wordprocessingml/2006/main">
+<w:styles xmlns:mc="http://schemas.openxmlformats.org/markup-compatibility/2006" xmlns:r="http://schemas.openxmlformats.org/officeDocument/2006/relationships" xmlns:w="http://schemas.openxmlformats.org/wordprocessingml/2006/main" xmlns:w14="http://schemas.microsoft.com/office/word/2010/wordml" mc:Ignorable="w14">
   <w:docDefaults>
     <w:rPrDefault>
       <w:rPr>
@@ -2088,7 +3156,6 @@
     <w:uiPriority w:val="99"/>
     <w:semiHidden/>
     <w:unhideWhenUsed/>
-    <w:qFormat/>
     <w:tblPr>
       <w:tblInd w:w="0" w:type="dxa"/>
       <w:tblCellMar>
@@ -2220,7 +3287,6 @@
     <w:uiPriority w:val="59"/>
     <w:rsid w:val="00707B46"/>
     <w:tblPr>
-      <w:tblInd w:w="0" w:type="dxa"/>
       <w:tblBorders>
         <w:top w:val="single" w:sz="4" w:space="0" w:color="auto"/>
         <w:left w:val="single" w:sz="4" w:space="0" w:color="auto"/>
@@ -2229,12 +3295,6 @@
         <w:insideH w:val="single" w:sz="4" w:space="0" w:color="auto"/>
         <w:insideV w:val="single" w:sz="4" w:space="0" w:color="auto"/>
       </w:tblBorders>
-      <w:tblCellMar>
-        <w:top w:w="0" w:type="dxa"/>
-        <w:left w:w="108" w:type="dxa"/>
-        <w:bottom w:w="0" w:type="dxa"/>
-        <w:right w:w="108" w:type="dxa"/>
-      </w:tblCellMar>
     </w:tblPr>
   </w:style>
   <w:style w:type="paragraph" w:styleId="a9">
@@ -2261,6 +3321,197 @@
       <w:sz w:val="18"/>
       <w:szCs w:val="18"/>
     </w:rPr>
+  </w:style>
+</w:styles>
+</file>
+
+<file path=word/stylesWithEffects.xml><?xml version="1.0" encoding="utf-8"?>
+<w:styles xmlns:wpc="http://schemas.microsoft.com/office/word/2010/wordprocessingCanvas" xmlns:mc="http://schemas.openxmlformats.org/markup-compatibility/2006" xmlns:o="urn:schemas-microsoft-com:office:office" xmlns:r="http://schemas.openxmlformats.org/officeDocument/2006/relationships" xmlns:m="http://schemas.openxmlformats.org/officeDocument/2006/math" xmlns:v="urn:schemas-microsoft-com:vml" xmlns:wp14="http://schemas.microsoft.com/office/word/2010/wordprocessingDrawing" xmlns:wp="http://schemas.openxmlformats.org/drawingml/2006/wordprocessingDrawing" xmlns:w10="urn:schemas-microsoft-com:office:word" xmlns:w="http://schemas.openxmlformats.org/wordprocessingml/2006/main" xmlns:w14="http://schemas.microsoft.com/office/word/2010/wordml" xmlns:wpg="http://schemas.microsoft.com/office/word/2010/wordprocessingGroup" xmlns:wpi="http://schemas.microsoft.com/office/word/2010/wordprocessingInk" xmlns:wne="http://schemas.microsoft.com/office/word/2006/wordml" xmlns:wps="http://schemas.microsoft.com/office/word/2010/wordprocessingShape" mc:Ignorable="w14 wp14">
+  <w:docDefaults>
+    <w:rPrDefault>
+      <w:rPr>
+        <w:rFonts w:asciiTheme="minorHAnsi" w:eastAsiaTheme="minorEastAsia" w:hAnsiTheme="minorHAnsi" w:cstheme="minorBidi"/>
+        <w:kern w:val="2"/>
+        <w:sz w:val="21"/>
+        <w:szCs w:val="22"/>
+        <w:lang w:val="en-US" w:eastAsia="zh-CN" w:bidi="ar-SA"/>
+      </w:rPr>
+    </w:rPrDefault>
+    <w:pPrDefault/>
+  </w:docDefaults>
+  <w:latentStyles w:defLockedState="0" w:defUIPriority="99" w:defSemiHidden="1" w:defUnhideWhenUsed="1" w:defQFormat="0" w:count="267">
+    <w:lsdException w:name="Normal" w:semiHidden="0" w:uiPriority="0" w:unhideWhenUsed="0" w:qFormat="1"/>
+    <w:lsdException w:name="heading 1" w:semiHidden="0" w:uiPriority="9" w:unhideWhenUsed="0" w:qFormat="1"/>
+    <w:lsdException w:name="heading 2" w:uiPriority="9" w:qFormat="1"/>
+    <w:lsdException w:name="heading 3" w:uiPriority="9" w:qFormat="1"/>
+    <w:lsdException w:name="heading 4" w:uiPriority="9" w:qFormat="1"/>
+    <w:lsdException w:name="heading 5" w:uiPriority="9" w:qFormat="1"/>
+    <w:lsdException w:name="heading 6" w:uiPriority="9" w:qFormat="1"/>
+    <w:lsdException w:name="heading 7" w:uiPriority="9" w:qFormat="1"/>
+    <w:lsdException w:name="heading 8" w:uiPriority="9" w:qFormat="1"/>
+    <w:lsdException w:name="heading 9" w:uiPriority="9" w:qFormat="1"/>
+    <w:lsdException w:name="toc 1" w:uiPriority="39"/>
+    <w:lsdException w:name="toc 2" w:uiPriority="39"/>
+    <w:lsdException w:name="toc 3" w:uiPriority="39"/>
+    <w:lsdException w:name="toc 4" w:uiPriority="39"/>
+    <w:lsdException w:name="toc 5" w:uiPriority="39"/>
+    <w:lsdException w:name="toc 6" w:uiPriority="39"/>
+    <w:lsdException w:name="toc 7" w:uiPriority="39"/>
+    <w:lsdException w:name="toc 8" w:uiPriority="39"/>
+    <w:lsdException w:name="toc 9" w:uiPriority="39"/>
+    <w:lsdException w:name="caption" w:uiPriority="35" w:qFormat="1"/>
+    <w:lsdException w:name="Title" w:semiHidden="0" w:uiPriority="10" w:unhideWhenUsed="0" w:qFormat="1"/>
+    <w:lsdException w:name="Default Paragraph Font" w:uiPriority="1"/>
+    <w:lsdException w:name="Subtitle" w:semiHidden="0" w:uiPriority="11" w:unhideWhenUsed="0" w:qFormat="1"/>
+    <w:lsdException w:name="Strong" w:semiHidden="0" w:uiPriority="22" w:unhideWhenUsed="0" w:qFormat="1"/>
+    <w:lsdException w:name="Emphasis" w:semiHidden="0" w:uiPriority="20" w:unhideWhenUsed="0" w:qFormat="1"/>
+    <w:lsdException w:name="Table Grid" w:semiHidden="0" w:uiPriority="59" w:unhideWhenUsed="0"/>
+    <w:lsdException w:name="Placeholder Text" w:unhideWhenUsed="0"/>
+    <w:lsdException w:name="No Spacing" w:semiHidden="0" w:uiPriority="1" w:unhideWhenUsed="0" w:qFormat="1"/>
+    <w:lsdException w:name="Light Shading" w:semiHidden="0" w:uiPriority="60" w:unhideWhenUsed="0"/>
+    <w:lsdException w:name="Light List" w:semiHidden="0" w:uiPriority="61" w:unhideWhenUsed="0"/>
+    <w:lsdException w:name="Light Grid" w:semiHidden="0" w:uiPriority="62" w:unhideWhenUsed="0"/>
+    <w:lsdException w:name="Medium Shading 1" w:semiHidden="0" w:uiPriority="63" w:unhideWhenUsed="0"/>
+    <w:lsdException w:name="Medium Shading 2" w:semiHidden="0" w:uiPriority="64" w:unhideWhenUsed="0"/>
+    <w:lsdException w:name="Medium List 1" w:semiHidden="0" w:uiPriority="65" w:unhideWhenUsed="0"/>
+    <w:lsdException w:name="Medium List 2" w:semiHidden="0" w:uiPriority="66" w:unhideWhenUsed="0"/>
+    <w:lsdException w:name="Medium Grid 1" w:semiHidden="0" w:uiPriority="67" w:unhideWhenUsed="0"/>
+    <w:lsdException w:name="Medium Grid 2" w:semiHidden="0" w:uiPriority="68" w:unhideWhenUsed="0"/>
+    <w:lsdException w:name="Medium Grid 3" w:semiHidden="0" w:uiPriority="69" w:unhideWhenUsed="0"/>
+    <w:lsdException w:name="Dark List" w:semiHidden="0" w:uiPriority="70" w:unhideWhenUsed="0"/>
+    <w:lsdException w:name="Colorful Shading" w:semiHidden="0" w:uiPriority="71" w:unhideWhenUsed="0"/>
+    <w:lsdException w:name="Colorful List" w:semiHidden="0" w:uiPriority="72" w:unhideWhenUsed="0"/>
+    <w:lsdException w:name="Colorful Grid" w:semiHidden="0" w:uiPriority="73" w:unhideWhenUsed="0"/>
+    <w:lsdException w:name="Light Shading Accent 1" w:semiHidden="0" w:uiPriority="60" w:unhideWhenUsed="0"/>
+    <w:lsdException w:name="Light List Accent 1" w:semiHidden="0" w:uiPriority="61" w:unhideWhenUsed="0"/>
+    <w:lsdException w:name="Light Grid Accent 1" w:semiHidden="0" w:uiPriority="62" w:unhideWhenUsed="0"/>
+    <w:lsdException w:name="Medium Shading 1 Accent 1" w:semiHidden="0" w:uiPriority="63" w:unhideWhenUsed="0"/>
+    <w:lsdException w:name="Medium Shading 2 Accent 1" w:semiHidden="0" w:uiPriority="64" w:unhideWhenUsed="0"/>
+    <w:lsdException w:name="Medium List 1 Accent 1" w:semiHidden="0" w:uiPriority="65" w:unhideWhenUsed="0"/>
+    <w:lsdException w:name="Revision" w:unhideWhenUsed="0"/>
+    <w:lsdException w:name="List Paragraph" w:semiHidden="0" w:uiPriority="34" w:unhideWhenUsed="0" w:qFormat="1"/>
+    <w:lsdException w:name="Quote" w:semiHidden="0" w:uiPriority="29" w:unhideWhenUsed="0" w:qFormat="1"/>
+    <w:lsdException w:name="Intense Quote" w:semiHidden="0" w:uiPriority="30" w:unhideWhenUsed="0" w:qFormat="1"/>
+    <w:lsdException w:name="Medium List 2 Accent 1" w:semiHidden="0" w:uiPriority="66" w:unhideWhenUsed="0"/>
+    <w:lsdException w:name="Medium Grid 1 Accent 1" w:semiHidden="0" w:uiPriority="67" w:unhideWhenUsed="0"/>
+    <w:lsdException w:name="Medium Grid 2 Accent 1" w:semiHidden="0" w:uiPriority="68" w:unhideWhenUsed="0"/>
+    <w:lsdException w:name="Medium Grid 3 Accent 1" w:semiHidden="0" w:uiPriority="69" w:unhideWhenUsed="0"/>
+    <w:lsdException w:name="Dark List Accent 1" w:semiHidden="0" w:uiPriority="70" w:unhideWhenUsed="0"/>
+    <w:lsdException w:name="Colorful Shading Accent 1" w:semiHidden="0" w:uiPriority="71" w:unhideWhenUsed="0"/>
+    <w:lsdException w:name="Colorful List Accent 1" w:semiHidden="0" w:uiPriority="72" w:unhideWhenUsed="0"/>
+    <w:lsdException w:name="Colorful Grid Accent 1" w:semiHidden="0" w:uiPriority="73" w:unhideWhenUsed="0"/>
+    <w:lsdException w:name="Light Shading Accent 2" w:semiHidden="0" w:uiPriority="60" w:unhideWhenUsed="0"/>
+    <w:lsdException w:name="Light List Accent 2" w:semiHidden="0" w:uiPriority="61" w:unhideWhenUsed="0"/>
+    <w:lsdException w:name="Light Grid Accent 2" w:semiHidden="0" w:uiPriority="62" w:unhideWhenUsed="0"/>
+    <w:lsdException w:name="Medium Shading 1 Accent 2" w:semiHidden="0" w:uiPriority="63" w:unhideWhenUsed="0"/>
+    <w:lsdException w:name="Medium Shading 2 Accent 2" w:semiHidden="0" w:uiPriority="64" w:unhideWhenUsed="0"/>
+    <w:lsdException w:name="Medium List 1 Accent 2" w:semiHidden="0" w:uiPriority="65" w:unhideWhenUsed="0"/>
+    <w:lsdException w:name="Medium List 2 Accent 2" w:semiHidden="0" w:uiPriority="66" w:unhideWhenUsed="0"/>
+    <w:lsdException w:name="Medium Grid 1 Accent 2" w:semiHidden="0" w:uiPriority="67" w:unhideWhenUsed="0"/>
+    <w:lsdException w:name="Medium Grid 2 Accent 2" w:semiHidden="0" w:uiPriority="68" w:unhideWhenUsed="0"/>
+    <w:lsdException w:name="Medium Grid 3 Accent 2" w:semiHidden="0" w:uiPriority="69" w:unhideWhenUsed="0"/>
+    <w:lsdException w:name="Dark List Accent 2" w:semiHidden="0" w:uiPriority="70" w:unhideWhenUsed="0"/>
+    <w:lsdException w:name="Colorful Shading Accent 2" w:semiHidden="0" w:uiPriority="71" w:unhideWhenUsed="0"/>
+    <w:lsdException w:name="Colorful List Accent 2" w:semiHidden="0" w:uiPriority="72" w:unhideWhenUsed="0"/>
+    <w:lsdException w:name="Colorful Grid Accent 2" w:semiHidden="0" w:uiPriority="73" w:unhideWhenUsed="0"/>
+    <w:lsdException w:name="Light Shading Accent 3" w:semiHidden="0" w:uiPriority="60" w:unhideWhenUsed="0"/>
+    <w:lsdException w:name="Light List Accent 3" w:semiHidden="0" w:uiPriority="61" w:unhideWhenUsed="0"/>
+    <w:lsdException w:name="Light Grid Accent 3" w:semiHidden="0" w:uiPriority="62" w:unhideWhenUsed="0"/>
+    <w:lsdException w:name="Medium Shading 1 Accent 3" w:semiHidden="0" w:uiPriority="63" w:unhideWhenUsed="0"/>
+    <w:lsdException w:name="Medium Shading 2 Accent 3" w:semiHidden="0" w:uiPriority="64" w:unhideWhenUsed="0"/>
+    <w:lsdException w:name="Medium List 1 Accent 3" w:semiHidden="0" w:uiPriority="65" w:unhideWhenUsed="0"/>
+    <w:lsdException w:name="Medium List 2 Accent 3" w:semiHidden="0" w:uiPriority="66" w:unhideWhenUsed="0"/>
+    <w:lsdException w:name="Medium Grid 1 Accent 3" w:semiHidden="0" w:uiPriority="67" w:unhideWhenUsed="0"/>
+    <w:lsdException w:name="Medium Grid 2 Accent 3" w:semiHidden="0" w:uiPriority="68" w:unhideWhenUsed="0"/>
+    <w:lsdException w:name="Medium Grid 3 Accent 3" w:semiHidden="0" w:uiPriority="69" w:unhideWhenUsed="0"/>
+    <w:lsdException w:name="Dark List Accent 3" w:semiHidden="0" w:uiPriority="70" w:unhideWhenUsed="0"/>
+    <w:lsdException w:name="Colorful Shading Accent 3" w:semiHidden="0" w:uiPriority="71" w:unhideWhenUsed="0"/>
+    <w:lsdException w:name="Colorful List Accent 3" w:semiHidden="0" w:uiPriority="72" w:unhideWhenUsed="0"/>
+    <w:lsdException w:name="Colorful Grid Accent 3" w:semiHidden="0" w:uiPriority="73" w:unhideWhenUsed="0"/>
+    <w:lsdException w:name="Light Shading Accent 4" w:semiHidden="0" w:uiPriority="60" w:unhideWhenUsed="0"/>
+    <w:lsdException w:name="Light List Accent 4" w:semiHidden="0" w:uiPriority="61" w:unhideWhenUsed="0"/>
+    <w:lsdException w:name="Light Grid Accent 4" w:semiHidden="0" w:uiPriority="62" w:unhideWhenUsed="0"/>
+    <w:lsdException w:name="Medium Shading 1 Accent 4" w:semiHidden="0" w:uiPriority="63" w:unhideWhenUsed="0"/>
+    <w:lsdException w:name="Medium Shading 2 Accent 4" w:semiHidden="0" w:uiPriority="64" w:unhideWhenUsed="0"/>
+    <w:lsdException w:name="Medium List 1 Accent 4" w:semiHidden="0" w:uiPriority="65" w:unhideWhenUsed="0"/>
+    <w:lsdException w:name="Medium List 2 Accent 4" w:semiHidden="0" w:uiPriority="66" w:unhideWhenUsed="0"/>
+    <w:lsdException w:name="Medium Grid 1 Accent 4" w:semiHidden="0" w:uiPriority="67" w:unhideWhenUsed="0"/>
+    <w:lsdException w:name="Medium Grid 2 Accent 4" w:semiHidden="0" w:uiPriority="68" w:unhideWhenUsed="0"/>
+    <w:lsdException w:name="Medium Grid 3 Accent 4" w:semiHidden="0" w:uiPriority="69" w:unhideWhenUsed="0"/>
+    <w:lsdException w:name="Dark List Accent 4" w:semiHidden="0" w:uiPriority="70" w:unhideWhenUsed="0"/>
+    <w:lsdException w:name="Colorful Shading Accent 4" w:semiHidden="0" w:uiPriority="71" w:unhideWhenUsed="0"/>
+    <w:lsdException w:name="Colorful List Accent 4" w:semiHidden="0" w:uiPriority="72" w:unhideWhenUsed="0"/>
+    <w:lsdException w:name="Colorful Grid Accent 4" w:semiHidden="0" w:uiPriority="73" w:unhideWhenUsed="0"/>
+    <w:lsdException w:name="Light Shading Accent 5" w:semiHidden="0" w:uiPriority="60" w:unhideWhenUsed="0"/>
+    <w:lsdException w:name="Light List Accent 5" w:semiHidden="0" w:uiPriority="61" w:unhideWhenUsed="0"/>
+    <w:lsdException w:name="Light Grid Accent 5" w:semiHidden="0" w:uiPriority="62" w:unhideWhenUsed="0"/>
+    <w:lsdException w:name="Medium Shading 1 Accent 5" w:semiHidden="0" w:uiPriority="63" w:unhideWhenUsed="0"/>
+    <w:lsdException w:name="Medium Shading 2 Accent 5" w:semiHidden="0" w:uiPriority="64" w:unhideWhenUsed="0"/>
+    <w:lsdException w:name="Medium List 1 Accent 5" w:semiHidden="0" w:uiPriority="65" w:unhideWhenUsed="0"/>
+    <w:lsdException w:name="Medium List 2 Accent 5" w:semiHidden="0" w:uiPriority="66" w:unhideWhenUsed="0"/>
+    <w:lsdException w:name="Medium Grid 1 Accent 5" w:semiHidden="0" w:uiPriority="67" w:unhideWhenUsed="0"/>
+    <w:lsdException w:name="Medium Grid 2 Accent 5" w:semiHidden="0" w:uiPriority="68" w:unhideWhenUsed="0"/>
+    <w:lsdException w:name="Medium Grid 3 Accent 5" w:semiHidden="0" w:uiPriority="69" w:unhideWhenUsed="0"/>
+    <w:lsdException w:name="Dark List Accent 5" w:semiHidden="0" w:uiPriority="70" w:unhideWhenUsed="0"/>
+    <w:lsdException w:name="Colorful Shading Accent 5" w:semiHidden="0" w:uiPriority="71" w:unhideWhenUsed="0"/>
+    <w:lsdException w:name="Colorful List Accent 5" w:semiHidden="0" w:uiPriority="72" w:unhideWhenUsed="0"/>
+    <w:lsdException w:name="Colorful Grid Accent 5" w:semiHidden="0" w:uiPriority="73" w:unhideWhenUsed="0"/>
+    <w:lsdException w:name="Light Shading Accent 6" w:semiHidden="0" w:uiPriority="60" w:unhideWhenUsed="0"/>
+    <w:lsdException w:name="Light List Accent 6" w:semiHidden="0" w:uiPriority="61" w:unhideWhenUsed="0"/>
+    <w:lsdException w:name="Light Grid Accent 6" w:semiHidden="0" w:uiPriority="62" w:unhideWhenUsed="0"/>
+    <w:lsdException w:name="Medium Shading 1 Accent 6" w:semiHidden="0" w:uiPriority="63" w:unhideWhenUsed="0"/>
+    <w:lsdException w:name="Medium Shading 2 Accent 6" w:semiHidden="0" w:uiPriority="64" w:unhideWhenUsed="0"/>
+    <w:lsdException w:name="Medium List 1 Accent 6" w:semiHidden="0" w:uiPriority="65" w:unhideWhenUsed="0"/>
+    <w:lsdException w:name="Medium List 2 Accent 6" w:semiHidden="0" w:uiPriority="66" w:unhideWhenUsed="0"/>
+    <w:lsdException w:name="Medium Grid 1 Accent 6" w:semiHidden="0" w:uiPriority="67" w:unhideWhenUsed="0"/>
+    <w:lsdException w:name="Medium Grid 2 Accent 6" w:semiHidden="0" w:uiPriority="68" w:unhideWhenUsed="0"/>
+    <w:lsdException w:name="Medium Grid 3 Accent 6" w:semiHidden="0" w:uiPriority="69" w:unhideWhenUsed="0"/>
+    <w:lsdException w:name="Dark List Accent 6" w:semiHidden="0" w:uiPriority="70" w:unhideWhenUsed="0"/>
+    <w:lsdException w:name="Colorful Shading Accent 6" w:semiHidden="0" w:uiPriority="71" w:unhideWhenUsed="0"/>
+    <w:lsdException w:name="Colorful List Accent 6" w:semiHidden="0" w:uiPriority="72" w:unhideWhenUsed="0"/>
+    <w:lsdException w:name="Colorful Grid Accent 6" w:semiHidden="0" w:uiPriority="73" w:unhideWhenUsed="0"/>
+    <w:lsdException w:name="Subtle Emphasis" w:semiHidden="0" w:uiPriority="19" w:unhideWhenUsed="0" w:qFormat="1"/>
+    <w:lsdException w:name="Intense Emphasis" w:semiHidden="0" w:uiPriority="21" w:unhideWhenUsed="0" w:qFormat="1"/>
+    <w:lsdException w:name="Subtle Reference" w:semiHidden="0" w:uiPriority="31" w:unhideWhenUsed="0" w:qFormat="1"/>
+    <w:lsdException w:name="Intense Reference" w:semiHidden="0" w:uiPriority="32" w:unhideWhenUsed="0" w:qFormat="1"/>
+    <w:lsdException w:name="Book Title" w:semiHidden="0" w:uiPriority="33" w:unhideWhenUsed="0" w:qFormat="1"/>
+    <w:lsdException w:name="Bibliography" w:uiPriority="37"/>
+    <w:lsdException w:name="TOC Heading" w:uiPriority="39" w:qFormat="1"/>
+  </w:latentStyles>
+  <w:style w:type="paragraph" w:default="1" w:styleId="a">
+    <w:name w:val="Normal"/>
+    <w:qFormat/>
+    <w:pPr>
+      <w:widowControl w:val="0"/>
+      <w:jc w:val="both"/>
+    </w:pPr>
+  </w:style>
+  <w:style w:type="character" w:default="1" w:styleId="a0">
+    <w:name w:val="Default Paragraph Font"/>
+    <w:uiPriority w:val="1"/>
+    <w:semiHidden/>
+    <w:unhideWhenUsed/>
+  </w:style>
+  <w:style w:type="table" w:default="1" w:styleId="a1">
+    <w:name w:val="Normal Table"/>
+    <w:uiPriority w:val="99"/>
+    <w:semiHidden/>
+    <w:unhideWhenUsed/>
+    <w:tblPr>
+      <w:tblInd w:w="0" w:type="dxa"/>
+      <w:tblCellMar>
+        <w:top w:w="0" w:type="dxa"/>
+        <w:left w:w="108" w:type="dxa"/>
+        <w:bottom w:w="0" w:type="dxa"/>
+        <w:right w:w="108" w:type="dxa"/>
+      </w:tblCellMar>
+    </w:tblPr>
+  </w:style>
+  <w:style w:type="numbering" w:default="1" w:styleId="a2">
+    <w:name w:val="No List"/>
+    <w:uiPriority w:val="99"/>
+    <w:semiHidden/>
+    <w:unhideWhenUsed/>
   </w:style>
 </w:styles>
 </file>

--- a/数据分析与挖掘/2数据分析与可视化/探索分析与可视化.docx
+++ b/数据分析与挖掘/2数据分析与可视化/探索分析与可视化.docx
@@ -3,12 +3,26 @@
 <w:document xmlns:wpc="http://schemas.microsoft.com/office/word/2010/wordprocessingCanvas" xmlns:mc="http://schemas.openxmlformats.org/markup-compatibility/2006" xmlns:o="urn:schemas-microsoft-com:office:office" xmlns:r="http://schemas.openxmlformats.org/officeDocument/2006/relationships" xmlns:m="http://schemas.openxmlformats.org/officeDocument/2006/math" xmlns:v="urn:schemas-microsoft-com:vml" xmlns:wp14="http://schemas.microsoft.com/office/word/2010/wordprocessingDrawing" xmlns:wp="http://schemas.openxmlformats.org/drawingml/2006/wordprocessingDrawing" xmlns:w10="urn:schemas-microsoft-com:office:word" xmlns:w="http://schemas.openxmlformats.org/wordprocessingml/2006/main" xmlns:w14="http://schemas.microsoft.com/office/word/2010/wordml" xmlns:wpg="http://schemas.microsoft.com/office/word/2010/wordprocessingGroup" xmlns:wpi="http://schemas.microsoft.com/office/word/2010/wordprocessingInk" xmlns:wne="http://schemas.microsoft.com/office/word/2006/wordml" xmlns:wps="http://schemas.microsoft.com/office/word/2010/wordprocessingShape" mc:Ignorable="w14 wp14">
   <w:body>
     <w:p>
-      <w:r>
+      <w:pPr>
+        <w:rPr>
+          <w:rFonts w:ascii="Arial Unicode MS" w:eastAsia="Arial Unicode MS" w:hAnsi="Arial Unicode MS" w:cs="Arial Unicode MS"/>
+          <w:sz w:val="24"/>
+          <w:szCs w:val="24"/>
+        </w:rPr>
+      </w:pPr>
+      <w:r>
+        <w:rPr>
+          <w:rFonts w:ascii="Arial Unicode MS" w:eastAsia="Arial Unicode MS" w:hAnsi="Arial Unicode MS" w:cs="Arial Unicode MS"/>
+          <w:sz w:val="24"/>
+          <w:szCs w:val="24"/>
+        </w:rPr>
         <w:t>P</w:t>
       </w:r>
       <w:r>
         <w:rPr>
-          <w:rFonts w:hint="eastAsia"/>
+          <w:rFonts w:ascii="Arial Unicode MS" w:eastAsia="Arial Unicode MS" w:hAnsi="Arial Unicode MS" w:cs="Arial Unicode MS" w:hint="eastAsia"/>
+          <w:sz w:val="24"/>
+          <w:szCs w:val="24"/>
         </w:rPr>
         <w:t>ython 3.6.3</w:t>
       </w:r>
@@ -16,23 +30,29 @@
     <w:p>
       <w:pPr>
         <w:rPr>
-          <w:rFonts w:ascii="Arial" w:hAnsi="Arial" w:cs="Arial"/>
+          <w:rFonts w:ascii="Arial Unicode MS" w:eastAsia="Arial Unicode MS" w:hAnsi="Arial Unicode MS" w:cs="Arial Unicode MS"/>
           <w:color w:val="4F4F4F"/>
+          <w:sz w:val="24"/>
+          <w:szCs w:val="24"/>
           <w:shd w:val="clear" w:color="auto" w:fill="FFFFFF"/>
         </w:rPr>
       </w:pPr>
       <w:r>
         <w:rPr>
-          <w:rFonts w:ascii="Arial" w:hAnsi="Arial" w:cs="Arial"/>
+          <w:rFonts w:ascii="Arial Unicode MS" w:eastAsia="Arial Unicode MS" w:hAnsi="Arial Unicode MS" w:cs="Arial Unicode MS"/>
           <w:color w:val="4F4F4F"/>
+          <w:sz w:val="24"/>
+          <w:szCs w:val="24"/>
           <w:shd w:val="clear" w:color="auto" w:fill="FFFFFF"/>
         </w:rPr>
         <w:t>Anaconda</w:t>
       </w:r>
       <w:r>
         <w:rPr>
-          <w:rFonts w:ascii="Arial" w:hAnsi="Arial" w:cs="Arial" w:hint="eastAsia"/>
+          <w:rFonts w:ascii="Arial Unicode MS" w:eastAsia="Arial Unicode MS" w:hAnsi="Arial Unicode MS" w:cs="Arial Unicode MS" w:hint="eastAsia"/>
           <w:color w:val="4F4F4F"/>
+          <w:sz w:val="24"/>
+          <w:szCs w:val="24"/>
           <w:shd w:val="clear" w:color="auto" w:fill="FFFFFF"/>
         </w:rPr>
         <w:t xml:space="preserve"> 5.0.1</w:t>
@@ -41,102 +61,72 @@
     <w:p>
       <w:pPr>
         <w:rPr>
-          <w:rFonts w:ascii="Arial" w:hAnsi="Arial" w:cs="Arial"/>
+          <w:rFonts w:ascii="Arial Unicode MS" w:eastAsia="Arial Unicode MS" w:hAnsi="Arial Unicode MS" w:cs="Arial Unicode MS"/>
           <w:color w:val="4F4F4F"/>
+          <w:sz w:val="24"/>
+          <w:szCs w:val="24"/>
           <w:shd w:val="clear" w:color="auto" w:fill="FFFFFF"/>
         </w:rPr>
       </w:pPr>
-      <w:proofErr w:type="spellStart"/>
-      <w:r>
-        <w:rPr>
-          <w:rFonts w:ascii="Arial" w:hAnsi="Arial" w:cs="Arial"/>
+      <w:r>
+        <w:rPr>
+          <w:rFonts w:ascii="Arial Unicode MS" w:eastAsia="Arial Unicode MS" w:hAnsi="Arial Unicode MS" w:cs="Arial Unicode MS"/>
           <w:color w:val="4F4F4F"/>
+          <w:sz w:val="24"/>
+          <w:szCs w:val="24"/>
           <w:shd w:val="clear" w:color="auto" w:fill="FFFFFF"/>
         </w:rPr>
         <w:t>P</w:t>
       </w:r>
       <w:r>
         <w:rPr>
-          <w:rFonts w:ascii="Arial" w:hAnsi="Arial" w:cs="Arial" w:hint="eastAsia"/>
+          <w:rFonts w:ascii="Arial Unicode MS" w:eastAsia="Arial Unicode MS" w:hAnsi="Arial Unicode MS" w:cs="Arial Unicode MS" w:hint="eastAsia"/>
           <w:color w:val="4F4F4F"/>
+          <w:sz w:val="24"/>
+          <w:szCs w:val="24"/>
           <w:shd w:val="clear" w:color="auto" w:fill="FFFFFF"/>
         </w:rPr>
-        <w:t>ycharm</w:t>
-      </w:r>
-      <w:proofErr w:type="spellEnd"/>
-      <w:r>
-        <w:rPr>
-          <w:rFonts w:ascii="Arial" w:hAnsi="Arial" w:cs="Arial" w:hint="eastAsia"/>
+        <w:t xml:space="preserve">ycharm </w:t>
+      </w:r>
+    </w:p>
+    <w:p>
+      <w:pPr>
+        <w:rPr>
+          <w:rFonts w:ascii="Arial Unicode MS" w:eastAsia="Arial Unicode MS" w:hAnsi="Arial Unicode MS" w:cs="Arial Unicode MS"/>
           <w:color w:val="4F4F4F"/>
+          <w:sz w:val="24"/>
+          <w:szCs w:val="24"/>
           <w:shd w:val="clear" w:color="auto" w:fill="FFFFFF"/>
         </w:rPr>
-        <w:t xml:space="preserve"> </w:t>
-      </w:r>
-    </w:p>
-    <w:p>
-      <w:pPr>
-        <w:rPr>
-          <w:rFonts w:ascii="Arial" w:hAnsi="Arial" w:cs="Arial"/>
+      </w:pPr>
+      <w:r>
+        <w:rPr>
+          <w:rFonts w:ascii="Arial Unicode MS" w:eastAsia="Arial Unicode MS" w:hAnsi="Arial Unicode MS" w:cs="Arial Unicode MS"/>
           <w:color w:val="4F4F4F"/>
+          <w:sz w:val="24"/>
+          <w:szCs w:val="24"/>
           <w:shd w:val="clear" w:color="auto" w:fill="FFFFFF"/>
         </w:rPr>
-      </w:pPr>
-      <w:proofErr w:type="spellStart"/>
-      <w:r>
-        <w:rPr>
-          <w:rFonts w:ascii="Arial" w:hAnsi="Arial" w:cs="Arial"/>
+        <w:t>P</w:t>
+      </w:r>
+      <w:r>
+        <w:rPr>
+          <w:rFonts w:ascii="Arial Unicode MS" w:eastAsia="Arial Unicode MS" w:hAnsi="Arial Unicode MS" w:cs="Arial Unicode MS" w:hint="eastAsia"/>
           <w:color w:val="4F4F4F"/>
+          <w:sz w:val="24"/>
+          <w:szCs w:val="24"/>
           <w:shd w:val="clear" w:color="auto" w:fill="FFFFFF"/>
         </w:rPr>
-        <w:t>P</w:t>
-      </w:r>
-      <w:r>
-        <w:rPr>
-          <w:rFonts w:ascii="Arial" w:hAnsi="Arial" w:cs="Arial" w:hint="eastAsia"/>
+        <w:t>ycharm 与 anaconda的安装参考博文：</w:t>
+      </w:r>
+    </w:p>
+    <w:p>
+      <w:pPr>
+        <w:rPr>
+          <w:rFonts w:ascii="Arial Unicode MS" w:eastAsia="Arial Unicode MS" w:hAnsi="Arial Unicode MS" w:cs="Arial Unicode MS"/>
           <w:color w:val="4F4F4F"/>
-          <w:shd w:val="clear" w:color="auto" w:fill="FFFFFF"/>
-        </w:rPr>
-        <w:t>ycharm</w:t>
-      </w:r>
-      <w:proofErr w:type="spellEnd"/>
-      <w:r>
-        <w:rPr>
-          <w:rFonts w:ascii="Arial" w:hAnsi="Arial" w:cs="Arial" w:hint="eastAsia"/>
-          <w:color w:val="4F4F4F"/>
-          <w:shd w:val="clear" w:color="auto" w:fill="FFFFFF"/>
-        </w:rPr>
-        <w:t xml:space="preserve"> </w:t>
-      </w:r>
-      <w:r>
-        <w:rPr>
-          <w:rFonts w:ascii="Arial" w:hAnsi="Arial" w:cs="Arial" w:hint="eastAsia"/>
-          <w:color w:val="4F4F4F"/>
-          <w:shd w:val="clear" w:color="auto" w:fill="FFFFFF"/>
-        </w:rPr>
-        <w:t>与</w:t>
-      </w:r>
-      <w:r>
-        <w:rPr>
-          <w:rFonts w:ascii="Arial" w:hAnsi="Arial" w:cs="Arial" w:hint="eastAsia"/>
-          <w:color w:val="4F4F4F"/>
-          <w:shd w:val="clear" w:color="auto" w:fill="FFFFFF"/>
-        </w:rPr>
-        <w:t xml:space="preserve"> anaconda</w:t>
-      </w:r>
-      <w:r>
-        <w:rPr>
-          <w:rFonts w:ascii="Arial" w:hAnsi="Arial" w:cs="Arial" w:hint="eastAsia"/>
-          <w:color w:val="4F4F4F"/>
-          <w:shd w:val="clear" w:color="auto" w:fill="FFFFFF"/>
-        </w:rPr>
-        <w:t>的安装参考博文：</w:t>
-      </w:r>
-    </w:p>
-    <w:p>
-      <w:pPr>
-        <w:rPr>
-          <w:rFonts w:ascii="Arial" w:hAnsi="Arial" w:cs="Arial"/>
-          <w:color w:val="4F4F4F"/>
+          <w:sz w:val="24"/>
+          <w:szCs w:val="24"/>
           <w:shd w:val="clear" w:color="auto" w:fill="FFFFFF"/>
         </w:rPr>
       </w:pPr>
@@ -144,7 +134,9 @@
         <w:r>
           <w:rPr>
             <w:rStyle w:val="a5"/>
-            <w:rFonts w:ascii="Arial" w:hAnsi="Arial" w:cs="Arial"/>
+            <w:rFonts w:ascii="Arial Unicode MS" w:eastAsia="Arial Unicode MS" w:hAnsi="Arial Unicode MS" w:cs="Arial Unicode MS"/>
+            <w:sz w:val="24"/>
+            <w:szCs w:val="24"/>
             <w:shd w:val="clear" w:color="auto" w:fill="FFFFFF"/>
           </w:rPr>
           <w:t>https://blog.csdn.net/yggaoeecs/article/details/78378938</w:t>
@@ -154,8 +146,10 @@
     <w:p>
       <w:pPr>
         <w:rPr>
-          <w:rFonts w:ascii="Arial" w:hAnsi="Arial" w:cs="Arial"/>
+          <w:rFonts w:ascii="Arial Unicode MS" w:eastAsia="Arial Unicode MS" w:hAnsi="Arial Unicode MS" w:cs="Arial Unicode MS"/>
           <w:color w:val="4F4F4F"/>
+          <w:sz w:val="24"/>
+          <w:szCs w:val="24"/>
           <w:shd w:val="clear" w:color="auto" w:fill="FFFFFF"/>
         </w:rPr>
       </w:pPr>
@@ -163,23 +157,29 @@
     <w:p>
       <w:pPr>
         <w:rPr>
-          <w:rFonts w:ascii="Arial" w:hAnsi="Arial" w:cs="Arial"/>
+          <w:rFonts w:ascii="Arial Unicode MS" w:eastAsia="Arial Unicode MS" w:hAnsi="Arial Unicode MS" w:cs="Arial Unicode MS"/>
           <w:color w:val="4F4F4F"/>
+          <w:sz w:val="24"/>
+          <w:szCs w:val="24"/>
           <w:shd w:val="clear" w:color="auto" w:fill="FFFFFF"/>
         </w:rPr>
       </w:pPr>
       <w:r>
         <w:rPr>
-          <w:rFonts w:ascii="Arial" w:hAnsi="Arial" w:cs="Arial" w:hint="eastAsia"/>
+          <w:rFonts w:ascii="Arial Unicode MS" w:eastAsia="Arial Unicode MS" w:hAnsi="Arial Unicode MS" w:cs="Arial Unicode MS" w:hint="eastAsia"/>
           <w:color w:val="4F4F4F"/>
+          <w:sz w:val="24"/>
+          <w:szCs w:val="24"/>
           <w:shd w:val="clear" w:color="auto" w:fill="FFFFFF"/>
         </w:rPr>
         <w:t>理论：</w:t>
       </w:r>
       <w:r>
         <w:rPr>
-          <w:rFonts w:ascii="Arial" w:hAnsi="Arial" w:cs="Arial" w:hint="eastAsia"/>
+          <w:rFonts w:ascii="Arial Unicode MS" w:eastAsia="Arial Unicode MS" w:hAnsi="Arial Unicode MS" w:cs="Arial Unicode MS" w:hint="eastAsia"/>
           <w:color w:val="4F4F4F"/>
+          <w:sz w:val="24"/>
+          <w:szCs w:val="24"/>
           <w:shd w:val="clear" w:color="auto" w:fill="FFFFFF"/>
         </w:rPr>
         <w:t>可以参考：</w:t>
@@ -188,7 +188,9 @@
         <w:r>
           <w:rPr>
             <w:rStyle w:val="a5"/>
-            <w:rFonts w:ascii="Arial" w:hAnsi="Arial" w:cs="Arial"/>
+            <w:rFonts w:ascii="Arial Unicode MS" w:eastAsia="Arial Unicode MS" w:hAnsi="Arial Unicode MS" w:cs="Arial Unicode MS"/>
+            <w:sz w:val="24"/>
+            <w:szCs w:val="24"/>
             <w:shd w:val="clear" w:color="auto" w:fill="FFFFFF"/>
           </w:rPr>
           <w:t>https://wenku.baidu.com/view/aac3efef4afe04a1b071de97.html</w:t>
@@ -198,8 +200,10 @@
     <w:p>
       <w:pPr>
         <w:rPr>
-          <w:rFonts w:ascii="Arial" w:hAnsi="Arial" w:cs="Arial"/>
+          <w:rFonts w:ascii="Arial Unicode MS" w:eastAsia="Arial Unicode MS" w:hAnsi="Arial Unicode MS" w:cs="Arial Unicode MS"/>
           <w:color w:val="4F4F4F"/>
+          <w:sz w:val="24"/>
+          <w:szCs w:val="24"/>
           <w:shd w:val="clear" w:color="auto" w:fill="FFFFFF"/>
         </w:rPr>
       </w:pPr>
@@ -207,35 +211,43 @@
     <w:p>
       <w:pPr>
         <w:rPr>
-          <w:rFonts w:ascii="Arial" w:hAnsi="Arial" w:cs="Arial"/>
+          <w:rFonts w:ascii="Arial Unicode MS" w:eastAsia="Arial Unicode MS" w:hAnsi="Arial Unicode MS" w:cs="Arial Unicode MS"/>
           <w:b/>
           <w:color w:val="4F4F4F"/>
+          <w:sz w:val="24"/>
+          <w:szCs w:val="24"/>
           <w:shd w:val="clear" w:color="auto" w:fill="FFFFFF"/>
         </w:rPr>
       </w:pPr>
       <w:r>
         <w:rPr>
-          <w:rFonts w:ascii="Arial" w:hAnsi="Arial" w:cs="Arial" w:hint="eastAsia"/>
+          <w:rFonts w:ascii="Arial Unicode MS" w:eastAsia="Arial Unicode MS" w:hAnsi="Arial Unicode MS" w:cs="Arial Unicode MS" w:hint="eastAsia"/>
           <w:b/>
           <w:color w:val="4F4F4F"/>
+          <w:sz w:val="24"/>
+          <w:szCs w:val="24"/>
           <w:shd w:val="clear" w:color="auto" w:fill="FFFFFF"/>
         </w:rPr>
         <w:t>集中趋势：均值、分位数</w:t>
       </w:r>
       <w:r>
         <w:rPr>
-          <w:rFonts w:ascii="Arial" w:hAnsi="Arial" w:cs="Arial" w:hint="eastAsia"/>
+          <w:rFonts w:ascii="Arial Unicode MS" w:eastAsia="Arial Unicode MS" w:hAnsi="Arial Unicode MS" w:cs="Arial Unicode MS" w:hint="eastAsia"/>
           <w:b/>
           <w:color w:val="4F4F4F"/>
+          <w:sz w:val="24"/>
+          <w:szCs w:val="24"/>
           <w:shd w:val="clear" w:color="auto" w:fill="FFFFFF"/>
         </w:rPr>
         <w:t>（四分位数）</w:t>
       </w:r>
       <w:r>
         <w:rPr>
-          <w:rFonts w:ascii="Arial" w:hAnsi="Arial" w:cs="Arial" w:hint="eastAsia"/>
+          <w:rFonts w:ascii="Arial Unicode MS" w:eastAsia="Arial Unicode MS" w:hAnsi="Arial Unicode MS" w:cs="Arial Unicode MS" w:hint="eastAsia"/>
           <w:b/>
           <w:color w:val="4F4F4F"/>
+          <w:sz w:val="24"/>
+          <w:szCs w:val="24"/>
           <w:shd w:val="clear" w:color="auto" w:fill="FFFFFF"/>
         </w:rPr>
         <w:t>、中位数、众数</w:t>
@@ -261,15 +273,13 @@
               <w:shd w:val="clear" w:color="auto" w:fill="FFFFFF"/>
               <w:spacing w:before="0" w:beforeAutospacing="0" w:after="0" w:afterAutospacing="0"/>
               <w:rPr>
-                <w:rFonts w:ascii="Verdana" w:hAnsi="Verdana"/>
-                <w:color w:val="333333"/>
-                <w:sz w:val="21"/>
-                <w:szCs w:val="21"/>
+                <w:rFonts w:ascii="Arial Unicode MS" w:eastAsia="Arial Unicode MS" w:hAnsi="Arial Unicode MS" w:cs="Arial Unicode MS"/>
+                <w:color w:val="333333"/>
               </w:rPr>
             </w:pPr>
             <w:r>
               <w:rPr>
-                <w:rFonts w:ascii="Arial" w:hAnsi="Arial" w:cs="Arial" w:hint="eastAsia"/>
+                <w:rFonts w:ascii="Arial Unicode MS" w:eastAsia="Arial Unicode MS" w:hAnsi="Arial Unicode MS" w:cs="Arial Unicode MS" w:hint="eastAsia"/>
                 <w:color w:val="4F4F4F"/>
                 <w:shd w:val="clear" w:color="auto" w:fill="FFFFFF"/>
               </w:rPr>
@@ -277,48 +287,38 @@
             </w:r>
             <w:r>
               <w:rPr>
-                <w:rFonts w:ascii="Verdana" w:hAnsi="Verdana"/>
-                <w:color w:val="333333"/>
-                <w:sz w:val="21"/>
-                <w:szCs w:val="21"/>
+                <w:rFonts w:ascii="Arial Unicode MS" w:eastAsia="Arial Unicode MS" w:hAnsi="Arial Unicode MS" w:cs="Arial Unicode MS"/>
+                <w:color w:val="333333"/>
               </w:rPr>
               <w:t>四分位数（</w:t>
             </w:r>
             <w:r>
               <w:rPr>
-                <w:rFonts w:ascii="Verdana" w:hAnsi="Verdana"/>
-                <w:color w:val="333333"/>
-                <w:sz w:val="21"/>
-                <w:szCs w:val="21"/>
+                <w:rFonts w:ascii="Arial Unicode MS" w:eastAsia="Arial Unicode MS" w:hAnsi="Arial Unicode MS" w:cs="Arial Unicode MS"/>
+                <w:color w:val="333333"/>
                 <w:u w:val="single"/>
               </w:rPr>
               <w:t>Quartile</w:t>
             </w:r>
             <w:r>
               <w:rPr>
-                <w:rFonts w:ascii="Verdana" w:hAnsi="Verdana"/>
-                <w:color w:val="333333"/>
-                <w:sz w:val="21"/>
-                <w:szCs w:val="21"/>
+                <w:rFonts w:ascii="Arial Unicode MS" w:eastAsia="Arial Unicode MS" w:hAnsi="Arial Unicode MS" w:cs="Arial Unicode MS"/>
+                <w:color w:val="333333"/>
               </w:rPr>
               <w:t>），即</w:t>
             </w:r>
             <w:r>
               <w:rPr>
-                <w:rFonts w:ascii="Verdana" w:hAnsi="Verdana"/>
-                <w:color w:val="333333"/>
-                <w:sz w:val="21"/>
-                <w:szCs w:val="21"/>
+                <w:rFonts w:ascii="Arial Unicode MS" w:eastAsia="Arial Unicode MS" w:hAnsi="Arial Unicode MS" w:cs="Arial Unicode MS"/>
+                <w:color w:val="333333"/>
                 <w:u w:val="single"/>
               </w:rPr>
               <w:t>统计学</w:t>
             </w:r>
             <w:r>
               <w:rPr>
-                <w:rFonts w:ascii="Verdana" w:hAnsi="Verdana"/>
-                <w:color w:val="333333"/>
-                <w:sz w:val="21"/>
-                <w:szCs w:val="21"/>
+                <w:rFonts w:ascii="Arial Unicode MS" w:eastAsia="Arial Unicode MS" w:hAnsi="Arial Unicode MS" w:cs="Arial Unicode MS"/>
+                <w:color w:val="333333"/>
               </w:rPr>
               <w:t>中，把所有数值由小到大排列并分成四等份，处于三个分割点位置的得分就是四分位数。</w:t>
             </w:r>
@@ -329,109 +329,29 @@
               <w:shd w:val="clear" w:color="auto" w:fill="FFFFFF"/>
               <w:spacing w:before="0" w:beforeAutospacing="0" w:after="0" w:afterAutospacing="0"/>
               <w:rPr>
-                <w:rFonts w:ascii="Verdana" w:hAnsi="Verdana"/>
-                <w:color w:val="333333"/>
-                <w:sz w:val="21"/>
-                <w:szCs w:val="21"/>
+                <w:rFonts w:ascii="Arial Unicode MS" w:eastAsia="Arial Unicode MS" w:hAnsi="Arial Unicode MS" w:cs="Arial Unicode MS"/>
+                <w:color w:val="333333"/>
               </w:rPr>
             </w:pPr>
             <w:r>
               <w:rPr>
-                <w:rFonts w:ascii="Verdana" w:hAnsi="Verdana"/>
-                <w:color w:val="333333"/>
-                <w:sz w:val="21"/>
-                <w:szCs w:val="21"/>
-              </w:rPr>
-              <w:t>第一四分位数</w:t>
+                <w:rFonts w:ascii="Arial Unicode MS" w:eastAsia="Arial Unicode MS" w:hAnsi="Arial Unicode MS" w:cs="Arial Unicode MS"/>
+                <w:color w:val="333333"/>
+              </w:rPr>
+              <w:t>第一四分位数 (Q1)，又称“较小四分位数”，等于该样本中所有数值由小到大排列后第25%的</w:t>
             </w:r>
             <w:r>
               <w:rPr>
-                <w:rFonts w:ascii="Verdana" w:hAnsi="Verdana"/>
-                <w:color w:val="333333"/>
-                <w:sz w:val="21"/>
-                <w:szCs w:val="21"/>
-              </w:rPr>
-              <w:t xml:space="preserve"> (Q1)</w:t>
-            </w:r>
-            <w:r>
-              <w:rPr>
-                <w:rFonts w:ascii="Verdana" w:hAnsi="Verdana"/>
-                <w:color w:val="333333"/>
-                <w:sz w:val="21"/>
-                <w:szCs w:val="21"/>
-              </w:rPr>
-              <w:t>，又称</w:t>
-            </w:r>
-            <w:r>
-              <w:rPr>
-                <w:rFonts w:ascii="Verdana" w:hAnsi="Verdana"/>
-                <w:color w:val="333333"/>
-                <w:sz w:val="21"/>
-                <w:szCs w:val="21"/>
-              </w:rPr>
-              <w:t>“</w:t>
-            </w:r>
-            <w:r>
-              <w:rPr>
-                <w:rFonts w:ascii="Verdana" w:hAnsi="Verdana"/>
-                <w:color w:val="333333"/>
-                <w:sz w:val="21"/>
-                <w:szCs w:val="21"/>
-              </w:rPr>
-              <w:t>较小四分位数</w:t>
-            </w:r>
-            <w:r>
-              <w:rPr>
-                <w:rFonts w:ascii="Verdana" w:hAnsi="Verdana"/>
-                <w:color w:val="333333"/>
-                <w:sz w:val="21"/>
-                <w:szCs w:val="21"/>
-              </w:rPr>
-              <w:t>”</w:t>
-            </w:r>
-            <w:r>
-              <w:rPr>
-                <w:rFonts w:ascii="Verdana" w:hAnsi="Verdana"/>
-                <w:color w:val="333333"/>
-                <w:sz w:val="21"/>
-                <w:szCs w:val="21"/>
-              </w:rPr>
-              <w:t>，等于该样本中所有数值由小到大排列后第</w:t>
-            </w:r>
-            <w:r>
-              <w:rPr>
-                <w:rFonts w:ascii="Verdana" w:hAnsi="Verdana"/>
-                <w:color w:val="333333"/>
-                <w:sz w:val="21"/>
-                <w:szCs w:val="21"/>
-              </w:rPr>
-              <w:t>25%</w:t>
-            </w:r>
-            <w:r>
-              <w:rPr>
-                <w:rFonts w:ascii="Verdana" w:hAnsi="Verdana"/>
-                <w:color w:val="333333"/>
-                <w:sz w:val="21"/>
-                <w:szCs w:val="21"/>
-              </w:rPr>
-              <w:t>的</w:t>
-            </w:r>
-            <w:r>
-              <w:rPr>
-                <w:rFonts w:ascii="Verdana" w:hAnsi="Verdana"/>
-                <w:color w:val="333333"/>
-                <w:sz w:val="21"/>
-                <w:szCs w:val="21"/>
+                <w:rFonts w:ascii="Arial Unicode MS" w:eastAsia="Arial Unicode MS" w:hAnsi="Arial Unicode MS" w:cs="Arial Unicode MS"/>
+                <w:color w:val="333333"/>
                 <w:u w:val="single"/>
               </w:rPr>
               <w:t>数字</w:t>
             </w:r>
             <w:r>
               <w:rPr>
-                <w:rFonts w:ascii="Verdana" w:hAnsi="Verdana"/>
-                <w:color w:val="333333"/>
-                <w:sz w:val="21"/>
-                <w:szCs w:val="21"/>
+                <w:rFonts w:ascii="Arial Unicode MS" w:eastAsia="Arial Unicode MS" w:hAnsi="Arial Unicode MS" w:cs="Arial Unicode MS"/>
+                <w:color w:val="333333"/>
               </w:rPr>
               <w:t>。</w:t>
             </w:r>
@@ -442,93 +362,31 @@
               <w:shd w:val="clear" w:color="auto" w:fill="FFFFFF"/>
               <w:spacing w:before="0" w:beforeAutospacing="0" w:after="0" w:afterAutospacing="0"/>
               <w:rPr>
-                <w:rFonts w:ascii="Verdana" w:hAnsi="Verdana"/>
-                <w:color w:val="333333"/>
-                <w:sz w:val="21"/>
-                <w:szCs w:val="21"/>
+                <w:rFonts w:ascii="Arial Unicode MS" w:eastAsia="Arial Unicode MS" w:hAnsi="Arial Unicode MS" w:cs="Arial Unicode MS"/>
+                <w:color w:val="333333"/>
               </w:rPr>
             </w:pPr>
             <w:r>
               <w:rPr>
-                <w:rFonts w:ascii="Verdana" w:hAnsi="Verdana"/>
-                <w:color w:val="333333"/>
-                <w:sz w:val="21"/>
-                <w:szCs w:val="21"/>
-              </w:rPr>
-              <w:t>第二四分位数</w:t>
+                <w:rFonts w:ascii="Arial Unicode MS" w:eastAsia="Arial Unicode MS" w:hAnsi="Arial Unicode MS" w:cs="Arial Unicode MS"/>
+                <w:color w:val="333333"/>
+              </w:rPr>
+              <w:t>第二四分位数 (Q2)，又称“</w:t>
             </w:r>
             <w:r>
               <w:rPr>
-                <w:rFonts w:ascii="Verdana" w:hAnsi="Verdana"/>
-                <w:color w:val="333333"/>
-                <w:sz w:val="21"/>
-                <w:szCs w:val="21"/>
-              </w:rPr>
-              <w:t xml:space="preserve"> (Q2)</w:t>
-            </w:r>
-            <w:r>
-              <w:rPr>
-                <w:rFonts w:ascii="Verdana" w:hAnsi="Verdana"/>
-                <w:color w:val="333333"/>
-                <w:sz w:val="21"/>
-                <w:szCs w:val="21"/>
-              </w:rPr>
-              <w:t>，又称</w:t>
-            </w:r>
-            <w:r>
-              <w:rPr>
-                <w:rFonts w:ascii="Verdana" w:hAnsi="Verdana"/>
-                <w:color w:val="333333"/>
-                <w:sz w:val="21"/>
-                <w:szCs w:val="21"/>
-              </w:rPr>
-              <w:t>“</w:t>
-            </w:r>
-            <w:r>
-              <w:rPr>
-                <w:rFonts w:ascii="Verdana" w:hAnsi="Verdana"/>
-                <w:color w:val="333333"/>
-                <w:sz w:val="21"/>
-                <w:szCs w:val="21"/>
+                <w:rFonts w:ascii="Arial Unicode MS" w:eastAsia="Arial Unicode MS" w:hAnsi="Arial Unicode MS" w:cs="Arial Unicode MS"/>
+                <w:color w:val="333333"/>
                 <w:u w:val="single"/>
               </w:rPr>
               <w:t>中位数</w:t>
             </w:r>
             <w:r>
               <w:rPr>
-                <w:rFonts w:ascii="Verdana" w:hAnsi="Verdana"/>
-                <w:color w:val="333333"/>
-                <w:sz w:val="21"/>
-                <w:szCs w:val="21"/>
-              </w:rPr>
-              <w:t>”</w:t>
-            </w:r>
-            <w:r>
-              <w:rPr>
-                <w:rFonts w:ascii="Verdana" w:hAnsi="Verdana"/>
-                <w:color w:val="333333"/>
-                <w:sz w:val="21"/>
-                <w:szCs w:val="21"/>
-              </w:rPr>
-              <w:t>，等于该样本中所有数值由小到大排列后第</w:t>
-            </w:r>
-            <w:r>
-              <w:rPr>
-                <w:rFonts w:ascii="Verdana" w:hAnsi="Verdana"/>
-                <w:color w:val="333333"/>
-                <w:sz w:val="21"/>
-                <w:szCs w:val="21"/>
-              </w:rPr>
-              <w:t>50%</w:t>
-            </w:r>
-            <w:r>
-              <w:rPr>
-                <w:rFonts w:ascii="Verdana" w:hAnsi="Verdana"/>
-                <w:color w:val="333333"/>
-                <w:sz w:val="21"/>
-                <w:szCs w:val="21"/>
-              </w:rPr>
-              <w:t>的数字。</w:t>
+                <w:rFonts w:ascii="Arial Unicode MS" w:eastAsia="Arial Unicode MS" w:hAnsi="Arial Unicode MS" w:cs="Arial Unicode MS"/>
+                <w:color w:val="333333"/>
+              </w:rPr>
+              <w:t>”，等于该样本中所有数值由小到大排列后第50%的数字。</w:t>
             </w:r>
           </w:p>
           <w:p>
@@ -537,92 +395,16 @@
               <w:shd w:val="clear" w:color="auto" w:fill="FFFFFF"/>
               <w:spacing w:before="150" w:beforeAutospacing="0" w:after="150" w:afterAutospacing="0"/>
               <w:rPr>
-                <w:rFonts w:ascii="Verdana" w:hAnsi="Verdana"/>
-                <w:color w:val="333333"/>
-                <w:sz w:val="21"/>
-                <w:szCs w:val="21"/>
+                <w:rFonts w:ascii="Arial Unicode MS" w:eastAsia="Arial Unicode MS" w:hAnsi="Arial Unicode MS" w:cs="Arial Unicode MS"/>
+                <w:color w:val="333333"/>
               </w:rPr>
             </w:pPr>
             <w:r>
               <w:rPr>
-                <w:rFonts w:ascii="Verdana" w:hAnsi="Verdana"/>
-                <w:color w:val="333333"/>
-                <w:sz w:val="21"/>
-                <w:szCs w:val="21"/>
-              </w:rPr>
-              <w:t>第三四分位数</w:t>
-            </w:r>
-            <w:r>
-              <w:rPr>
-                <w:rFonts w:ascii="Verdana" w:hAnsi="Verdana"/>
-                <w:color w:val="333333"/>
-                <w:sz w:val="21"/>
-                <w:szCs w:val="21"/>
-              </w:rPr>
-              <w:t xml:space="preserve"> (Q3)</w:t>
-            </w:r>
-            <w:r>
-              <w:rPr>
-                <w:rFonts w:ascii="Verdana" w:hAnsi="Verdana"/>
-                <w:color w:val="333333"/>
-                <w:sz w:val="21"/>
-                <w:szCs w:val="21"/>
-              </w:rPr>
-              <w:t>，又称</w:t>
-            </w:r>
-            <w:r>
-              <w:rPr>
-                <w:rFonts w:ascii="Verdana" w:hAnsi="Verdana"/>
-                <w:color w:val="333333"/>
-                <w:sz w:val="21"/>
-                <w:szCs w:val="21"/>
-              </w:rPr>
-              <w:t>“</w:t>
-            </w:r>
-            <w:r>
-              <w:rPr>
-                <w:rFonts w:ascii="Verdana" w:hAnsi="Verdana"/>
-                <w:color w:val="333333"/>
-                <w:sz w:val="21"/>
-                <w:szCs w:val="21"/>
-              </w:rPr>
-              <w:t>较大四分位数</w:t>
-            </w:r>
-            <w:r>
-              <w:rPr>
-                <w:rFonts w:ascii="Verdana" w:hAnsi="Verdana"/>
-                <w:color w:val="333333"/>
-                <w:sz w:val="21"/>
-                <w:szCs w:val="21"/>
-              </w:rPr>
-              <w:t>”</w:t>
-            </w:r>
-            <w:r>
-              <w:rPr>
-                <w:rFonts w:ascii="Verdana" w:hAnsi="Verdana"/>
-                <w:color w:val="333333"/>
-                <w:sz w:val="21"/>
-                <w:szCs w:val="21"/>
-              </w:rPr>
-              <w:t>，等于该样本中所有数值由小到大排列后第</w:t>
-            </w:r>
-            <w:r>
-              <w:rPr>
-                <w:rFonts w:ascii="Verdana" w:hAnsi="Verdana"/>
-                <w:color w:val="333333"/>
-                <w:sz w:val="21"/>
-                <w:szCs w:val="21"/>
-              </w:rPr>
-              <w:t>75%</w:t>
-            </w:r>
-            <w:r>
-              <w:rPr>
-                <w:rFonts w:ascii="Verdana" w:hAnsi="Verdana"/>
-                <w:color w:val="333333"/>
-                <w:sz w:val="21"/>
-                <w:szCs w:val="21"/>
-              </w:rPr>
-              <w:t>的数字。</w:t>
+                <w:rFonts w:ascii="Arial Unicode MS" w:eastAsia="Arial Unicode MS" w:hAnsi="Arial Unicode MS" w:cs="Arial Unicode MS"/>
+                <w:color w:val="333333"/>
+              </w:rPr>
+              <w:t>第三四分位数 (Q3)，又称“较大四分位数”，等于该样本中所有数值由小到大排列后第75%的数字。</w:t>
             </w:r>
           </w:p>
           <w:p>
@@ -631,79 +413,31 @@
               <w:shd w:val="clear" w:color="auto" w:fill="FFFFFF"/>
               <w:spacing w:before="0" w:beforeAutospacing="0" w:after="0" w:afterAutospacing="0"/>
               <w:rPr>
-                <w:rFonts w:ascii="Verdana" w:hAnsi="Verdana"/>
-                <w:color w:val="333333"/>
-                <w:sz w:val="21"/>
-                <w:szCs w:val="21"/>
+                <w:rFonts w:ascii="Arial Unicode MS" w:eastAsia="Arial Unicode MS" w:hAnsi="Arial Unicode MS" w:cs="Arial Unicode MS"/>
+                <w:color w:val="333333"/>
               </w:rPr>
             </w:pPr>
             <w:r>
               <w:rPr>
-                <w:rFonts w:ascii="Verdana" w:hAnsi="Verdana"/>
-                <w:color w:val="333333"/>
-                <w:sz w:val="21"/>
-                <w:szCs w:val="21"/>
+                <w:rFonts w:ascii="Arial Unicode MS" w:eastAsia="Arial Unicode MS" w:hAnsi="Arial Unicode MS" w:cs="Arial Unicode MS"/>
+                <w:color w:val="333333"/>
               </w:rPr>
               <w:t>第三四分位数与第一四分位数的差距又称</w:t>
             </w:r>
             <w:r>
               <w:rPr>
-                <w:rFonts w:ascii="Verdana" w:hAnsi="Verdana"/>
-                <w:color w:val="333333"/>
-                <w:sz w:val="21"/>
-                <w:szCs w:val="21"/>
+                <w:rFonts w:ascii="Arial Unicode MS" w:eastAsia="Arial Unicode MS" w:hAnsi="Arial Unicode MS" w:cs="Arial Unicode MS"/>
+                <w:color w:val="333333"/>
                 <w:u w:val="single"/>
               </w:rPr>
               <w:t>四分位距</w:t>
             </w:r>
             <w:r>
               <w:rPr>
-                <w:rFonts w:ascii="Verdana" w:hAnsi="Verdana"/>
-                <w:color w:val="333333"/>
-                <w:sz w:val="21"/>
-                <w:szCs w:val="21"/>
-              </w:rPr>
-              <w:t>（</w:t>
-            </w:r>
-            <w:proofErr w:type="spellStart"/>
-            <w:r>
-              <w:rPr>
-                <w:rFonts w:ascii="Verdana" w:hAnsi="Verdana"/>
-                <w:color w:val="333333"/>
-                <w:sz w:val="21"/>
-                <w:szCs w:val="21"/>
-              </w:rPr>
-              <w:t>InterQuartile</w:t>
-            </w:r>
-            <w:proofErr w:type="spellEnd"/>
-            <w:r>
-              <w:rPr>
-                <w:rFonts w:ascii="Verdana" w:hAnsi="Verdana"/>
-                <w:color w:val="333333"/>
-                <w:sz w:val="21"/>
-                <w:szCs w:val="21"/>
-              </w:rPr>
-              <w:t xml:space="preserve"> </w:t>
-            </w:r>
-            <w:proofErr w:type="spellStart"/>
-            <w:r>
-              <w:rPr>
-                <w:rFonts w:ascii="Verdana" w:hAnsi="Verdana"/>
-                <w:color w:val="333333"/>
-                <w:sz w:val="21"/>
-                <w:szCs w:val="21"/>
-              </w:rPr>
-              <w:t>Range,IQR</w:t>
-            </w:r>
-            <w:proofErr w:type="spellEnd"/>
-            <w:r>
-              <w:rPr>
-                <w:rFonts w:ascii="Verdana" w:hAnsi="Verdana"/>
-                <w:color w:val="333333"/>
-                <w:sz w:val="21"/>
-                <w:szCs w:val="21"/>
-              </w:rPr>
-              <w:t>）。</w:t>
+                <w:rFonts w:ascii="Arial Unicode MS" w:eastAsia="Arial Unicode MS" w:hAnsi="Arial Unicode MS" w:cs="Arial Unicode MS"/>
+                <w:color w:val="333333"/>
+              </w:rPr>
+              <w:t>（InterQuartile Range,IQR）。</w:t>
             </w:r>
           </w:p>
           <w:p>
@@ -712,18 +446,14 @@
               <w:shd w:val="clear" w:color="auto" w:fill="FFFFFF"/>
               <w:spacing w:before="150" w:beforeAutospacing="0" w:after="150" w:afterAutospacing="0"/>
               <w:rPr>
-                <w:rFonts w:ascii="Verdana" w:hAnsi="Verdana"/>
-                <w:color w:val="333333"/>
-                <w:sz w:val="21"/>
-                <w:szCs w:val="21"/>
+                <w:rFonts w:ascii="Arial Unicode MS" w:eastAsia="Arial Unicode MS" w:hAnsi="Arial Unicode MS" w:cs="Arial Unicode MS"/>
+                <w:color w:val="333333"/>
               </w:rPr>
             </w:pPr>
             <w:r>
               <w:rPr>
-                <w:rFonts w:ascii="Verdana" w:hAnsi="Verdana"/>
-                <w:color w:val="333333"/>
-                <w:sz w:val="21"/>
-                <w:szCs w:val="21"/>
+                <w:rFonts w:ascii="Arial Unicode MS" w:eastAsia="Arial Unicode MS" w:hAnsi="Arial Unicode MS" w:cs="Arial Unicode MS"/>
+                <w:color w:val="333333"/>
               </w:rPr>
               <w:t>首先确定四分位数的位置：</w:t>
             </w:r>
@@ -734,41 +464,17 @@
               <w:shd w:val="clear" w:color="auto" w:fill="FFFFFF"/>
               <w:spacing w:before="0" w:beforeAutospacing="0" w:after="0" w:afterAutospacing="0"/>
               <w:rPr>
-                <w:rFonts w:ascii="Verdana" w:hAnsi="Verdana"/>
-                <w:color w:val="333333"/>
-                <w:sz w:val="21"/>
-                <w:szCs w:val="21"/>
+                <w:rFonts w:ascii="Arial Unicode MS" w:eastAsia="Arial Unicode MS" w:hAnsi="Arial Unicode MS" w:cs="Arial Unicode MS"/>
+                <w:color w:val="333333"/>
               </w:rPr>
             </w:pPr>
             <w:r>
               <w:rPr>
                 <w:rStyle w:val="a7"/>
-                <w:rFonts w:ascii="Verdana" w:hAnsi="Verdana"/>
-                <w:color w:val="333333"/>
-                <w:sz w:val="21"/>
-                <w:szCs w:val="21"/>
-              </w:rPr>
-              <w:t>Q1</w:t>
-            </w:r>
-            <w:r>
-              <w:rPr>
-                <w:rStyle w:val="a7"/>
-                <w:rFonts w:ascii="Verdana" w:hAnsi="Verdana"/>
-                <w:color w:val="333333"/>
-                <w:sz w:val="21"/>
-                <w:szCs w:val="21"/>
-              </w:rPr>
-              <w:t>的位置</w:t>
-            </w:r>
-            <w:r>
-              <w:rPr>
-                <w:rStyle w:val="a7"/>
-                <w:rFonts w:ascii="Verdana" w:hAnsi="Verdana"/>
-                <w:color w:val="333333"/>
-                <w:sz w:val="21"/>
-                <w:szCs w:val="21"/>
-              </w:rPr>
-              <w:t>= (n+1) × 0.25</w:t>
+                <w:rFonts w:ascii="Arial Unicode MS" w:eastAsia="Arial Unicode MS" w:hAnsi="Arial Unicode MS" w:cs="Arial Unicode MS"/>
+                <w:color w:val="333333"/>
+              </w:rPr>
+              <w:t>Q1的位置= (n+1) × 0.25</w:t>
             </w:r>
           </w:p>
           <w:p>
@@ -777,41 +483,18 @@
               <w:shd w:val="clear" w:color="auto" w:fill="FFFFFF"/>
               <w:spacing w:before="0" w:beforeAutospacing="0" w:after="0" w:afterAutospacing="0"/>
               <w:rPr>
-                <w:rFonts w:ascii="Verdana" w:hAnsi="Verdana"/>
-                <w:color w:val="333333"/>
-                <w:sz w:val="21"/>
-                <w:szCs w:val="21"/>
+                <w:rFonts w:ascii="Arial Unicode MS" w:eastAsia="Arial Unicode MS" w:hAnsi="Arial Unicode MS" w:cs="Arial Unicode MS"/>
+                <w:color w:val="333333"/>
               </w:rPr>
             </w:pPr>
             <w:r>
               <w:rPr>
                 <w:rStyle w:val="a7"/>
-                <w:rFonts w:ascii="Verdana" w:hAnsi="Verdana"/>
-                <w:color w:val="333333"/>
-                <w:sz w:val="21"/>
-                <w:szCs w:val="21"/>
-              </w:rPr>
-              <w:t>Q2</w:t>
-            </w:r>
-            <w:r>
-              <w:rPr>
-                <w:rStyle w:val="a7"/>
-                <w:rFonts w:ascii="Verdana" w:hAnsi="Verdana"/>
-                <w:color w:val="333333"/>
-                <w:sz w:val="21"/>
-                <w:szCs w:val="21"/>
-              </w:rPr>
-              <w:t>的位置</w:t>
-            </w:r>
-            <w:r>
-              <w:rPr>
-                <w:rStyle w:val="a7"/>
-                <w:rFonts w:ascii="Verdana" w:hAnsi="Verdana"/>
-                <w:color w:val="333333"/>
-                <w:sz w:val="21"/>
-                <w:szCs w:val="21"/>
-              </w:rPr>
-              <w:t>= (n+1) × 0.5</w:t>
+                <w:rFonts w:ascii="Arial Unicode MS" w:eastAsia="Arial Unicode MS" w:hAnsi="Arial Unicode MS" w:cs="Arial Unicode MS"/>
+                <w:color w:val="333333"/>
+              </w:rPr>
+              <w:lastRenderedPageBreak/>
+              <w:t>Q2的位置= (n+1) × 0.5</w:t>
             </w:r>
           </w:p>
           <w:p>
@@ -820,41 +503,17 @@
               <w:shd w:val="clear" w:color="auto" w:fill="FFFFFF"/>
               <w:spacing w:before="0" w:beforeAutospacing="0" w:after="0" w:afterAutospacing="0"/>
               <w:rPr>
-                <w:rFonts w:ascii="Verdana" w:hAnsi="Verdana"/>
-                <w:color w:val="333333"/>
-                <w:sz w:val="21"/>
-                <w:szCs w:val="21"/>
+                <w:rFonts w:ascii="Arial Unicode MS" w:eastAsia="Arial Unicode MS" w:hAnsi="Arial Unicode MS" w:cs="Arial Unicode MS"/>
+                <w:color w:val="333333"/>
               </w:rPr>
             </w:pPr>
             <w:r>
               <w:rPr>
                 <w:rStyle w:val="a7"/>
-                <w:rFonts w:ascii="Verdana" w:hAnsi="Verdana"/>
-                <w:color w:val="333333"/>
-                <w:sz w:val="21"/>
-                <w:szCs w:val="21"/>
-              </w:rPr>
-              <w:t>Q3</w:t>
-            </w:r>
-            <w:r>
-              <w:rPr>
-                <w:rStyle w:val="a7"/>
-                <w:rFonts w:ascii="Verdana" w:hAnsi="Verdana"/>
-                <w:color w:val="333333"/>
-                <w:sz w:val="21"/>
-                <w:szCs w:val="21"/>
-              </w:rPr>
-              <w:t>的位置</w:t>
-            </w:r>
-            <w:r>
-              <w:rPr>
-                <w:rStyle w:val="a7"/>
-                <w:rFonts w:ascii="Verdana" w:hAnsi="Verdana"/>
-                <w:color w:val="333333"/>
-                <w:sz w:val="21"/>
-                <w:szCs w:val="21"/>
-              </w:rPr>
-              <w:t>= (n+1) × 0.75</w:t>
+                <w:rFonts w:ascii="Arial Unicode MS" w:eastAsia="Arial Unicode MS" w:hAnsi="Arial Unicode MS" w:cs="Arial Unicode MS"/>
+                <w:color w:val="333333"/>
+              </w:rPr>
+              <w:t>Q3的位置= (n+1) × 0.75</w:t>
             </w:r>
           </w:p>
           <w:p>
@@ -863,29 +522,16 @@
               <w:shd w:val="clear" w:color="auto" w:fill="FFFFFF"/>
               <w:spacing w:before="150" w:beforeAutospacing="0" w:after="150" w:afterAutospacing="0"/>
               <w:rPr>
-                <w:rFonts w:ascii="Verdana" w:hAnsi="Verdana"/>
-                <w:color w:val="333333"/>
-                <w:sz w:val="21"/>
-                <w:szCs w:val="21"/>
+                <w:rFonts w:ascii="Arial Unicode MS" w:eastAsia="Arial Unicode MS" w:hAnsi="Arial Unicode MS" w:cs="Arial Unicode MS"/>
+                <w:color w:val="333333"/>
               </w:rPr>
             </w:pPr>
             <w:r>
               <w:rPr>
-                <w:rFonts w:ascii="Verdana" w:hAnsi="Verdana"/>
-                <w:color w:val="333333"/>
-                <w:sz w:val="21"/>
-                <w:szCs w:val="21"/>
-              </w:rPr>
-              <w:t>n</w:t>
-            </w:r>
-            <w:r>
-              <w:rPr>
-                <w:rFonts w:ascii="Verdana" w:hAnsi="Verdana"/>
-                <w:color w:val="333333"/>
-                <w:sz w:val="21"/>
-                <w:szCs w:val="21"/>
-              </w:rPr>
-              <w:t>表示项数</w:t>
+                <w:rFonts w:ascii="Arial Unicode MS" w:eastAsia="Arial Unicode MS" w:hAnsi="Arial Unicode MS" w:cs="Arial Unicode MS"/>
+                <w:color w:val="333333"/>
+              </w:rPr>
+              <w:t>n表示项数</w:t>
             </w:r>
           </w:p>
           <w:p>
@@ -894,38 +540,16 @@
               <w:shd w:val="clear" w:color="auto" w:fill="FFFFFF"/>
               <w:spacing w:before="150" w:beforeAutospacing="0" w:after="150" w:afterAutospacing="0"/>
               <w:rPr>
-                <w:rFonts w:ascii="Verdana" w:hAnsi="Verdana"/>
-                <w:color w:val="333333"/>
-                <w:sz w:val="21"/>
-                <w:szCs w:val="21"/>
+                <w:rFonts w:ascii="Arial Unicode MS" w:eastAsia="Arial Unicode MS" w:hAnsi="Arial Unicode MS" w:cs="Arial Unicode MS"/>
+                <w:color w:val="333333"/>
               </w:rPr>
             </w:pPr>
             <w:r>
               <w:rPr>
-                <w:rFonts w:ascii="Verdana" w:hAnsi="Verdana"/>
-                <w:color w:val="333333"/>
-                <w:sz w:val="21"/>
-                <w:szCs w:val="21"/>
-              </w:rPr>
-              <w:t>对于四分位数的确定，有不同的方法，另外一种方法基于</w:t>
-            </w:r>
-            <w:r>
-              <w:rPr>
-                <w:rFonts w:ascii="Verdana" w:hAnsi="Verdana"/>
-                <w:color w:val="333333"/>
-                <w:sz w:val="21"/>
-                <w:szCs w:val="21"/>
-              </w:rPr>
-              <w:t xml:space="preserve">N-1 </w:t>
-            </w:r>
-            <w:r>
-              <w:rPr>
-                <w:rFonts w:ascii="Verdana" w:hAnsi="Verdana"/>
-                <w:color w:val="333333"/>
-                <w:sz w:val="21"/>
-                <w:szCs w:val="21"/>
-              </w:rPr>
-              <w:t>基础。即</w:t>
+                <w:rFonts w:ascii="Arial Unicode MS" w:eastAsia="Arial Unicode MS" w:hAnsi="Arial Unicode MS" w:cs="Arial Unicode MS"/>
+                <w:color w:val="333333"/>
+              </w:rPr>
+              <w:t>对于四分位数的确定，有不同的方法，另外一种方法基于N-1 基础。即</w:t>
             </w:r>
           </w:p>
           <w:p>
@@ -934,74 +558,16 @@
               <w:shd w:val="clear" w:color="auto" w:fill="FFFFFF"/>
               <w:spacing w:before="150" w:beforeAutospacing="0" w:after="150" w:afterAutospacing="0"/>
               <w:rPr>
-                <w:rFonts w:ascii="Verdana" w:hAnsi="Verdana"/>
-                <w:color w:val="333333"/>
-                <w:sz w:val="21"/>
-                <w:szCs w:val="21"/>
+                <w:rFonts w:ascii="Arial Unicode MS" w:eastAsia="Arial Unicode MS" w:hAnsi="Arial Unicode MS" w:cs="Arial Unicode MS"/>
+                <w:color w:val="333333"/>
               </w:rPr>
             </w:pPr>
             <w:r>
               <w:rPr>
-                <w:rFonts w:ascii="Verdana" w:hAnsi="Verdana"/>
-                <w:color w:val="333333"/>
-                <w:sz w:val="21"/>
-                <w:szCs w:val="21"/>
-              </w:rPr>
-              <w:t>Q1</w:t>
-            </w:r>
-            <w:r>
-              <w:rPr>
-                <w:rFonts w:ascii="Verdana" w:hAnsi="Verdana"/>
-                <w:color w:val="333333"/>
-                <w:sz w:val="21"/>
-                <w:szCs w:val="21"/>
-              </w:rPr>
-              <w:t>的位置</w:t>
-            </w:r>
-            <w:r>
-              <w:rPr>
-                <w:rFonts w:ascii="Verdana" w:hAnsi="Verdana"/>
-                <w:color w:val="333333"/>
-                <w:sz w:val="21"/>
-                <w:szCs w:val="21"/>
-              </w:rPr>
-              <w:t>=</w:t>
-            </w:r>
-            <w:r>
-              <w:rPr>
-                <w:rFonts w:ascii="Verdana" w:hAnsi="Verdana"/>
-                <w:color w:val="333333"/>
-                <w:sz w:val="21"/>
-                <w:szCs w:val="21"/>
-              </w:rPr>
-              <w:t>（</w:t>
-            </w:r>
-            <w:r>
-              <w:rPr>
-                <w:rFonts w:ascii="Verdana" w:hAnsi="Verdana"/>
-                <w:color w:val="333333"/>
-                <w:sz w:val="21"/>
-                <w:szCs w:val="21"/>
-              </w:rPr>
-              <w:t>n-1</w:t>
-            </w:r>
-            <w:r>
-              <w:rPr>
-                <w:rFonts w:ascii="Verdana" w:hAnsi="Verdana"/>
-                <w:color w:val="333333"/>
-                <w:sz w:val="21"/>
-                <w:szCs w:val="21"/>
-              </w:rPr>
-              <w:t>）</w:t>
-            </w:r>
-            <w:r>
-              <w:rPr>
-                <w:rFonts w:ascii="Verdana" w:hAnsi="Verdana"/>
-                <w:color w:val="333333"/>
-                <w:sz w:val="21"/>
-                <w:szCs w:val="21"/>
-              </w:rPr>
-              <w:t>x 0.25</w:t>
+                <w:rFonts w:ascii="Arial Unicode MS" w:eastAsia="Arial Unicode MS" w:hAnsi="Arial Unicode MS" w:cs="Arial Unicode MS"/>
+                <w:color w:val="333333"/>
+              </w:rPr>
+              <w:t>Q1的位置=（n-1）x 0.25</w:t>
             </w:r>
           </w:p>
           <w:p>
@@ -1010,74 +576,16 @@
               <w:shd w:val="clear" w:color="auto" w:fill="FFFFFF"/>
               <w:spacing w:before="150" w:beforeAutospacing="0" w:after="150" w:afterAutospacing="0"/>
               <w:rPr>
-                <w:rFonts w:ascii="Verdana" w:hAnsi="Verdana"/>
-                <w:color w:val="333333"/>
-                <w:sz w:val="21"/>
-                <w:szCs w:val="21"/>
+                <w:rFonts w:ascii="Arial Unicode MS" w:eastAsia="Arial Unicode MS" w:hAnsi="Arial Unicode MS" w:cs="Arial Unicode MS"/>
+                <w:color w:val="333333"/>
               </w:rPr>
             </w:pPr>
             <w:r>
               <w:rPr>
-                <w:rFonts w:ascii="Verdana" w:hAnsi="Verdana"/>
-                <w:color w:val="333333"/>
-                <w:sz w:val="21"/>
-                <w:szCs w:val="21"/>
-              </w:rPr>
-              <w:t>Q2</w:t>
-            </w:r>
-            <w:r>
-              <w:rPr>
-                <w:rFonts w:ascii="Verdana" w:hAnsi="Verdana"/>
-                <w:color w:val="333333"/>
-                <w:sz w:val="21"/>
-                <w:szCs w:val="21"/>
-              </w:rPr>
-              <w:t>的位置</w:t>
-            </w:r>
-            <w:r>
-              <w:rPr>
-                <w:rFonts w:ascii="Verdana" w:hAnsi="Verdana"/>
-                <w:color w:val="333333"/>
-                <w:sz w:val="21"/>
-                <w:szCs w:val="21"/>
-              </w:rPr>
-              <w:t>=</w:t>
-            </w:r>
-            <w:r>
-              <w:rPr>
-                <w:rFonts w:ascii="Verdana" w:hAnsi="Verdana"/>
-                <w:color w:val="333333"/>
-                <w:sz w:val="21"/>
-                <w:szCs w:val="21"/>
-              </w:rPr>
-              <w:t>（</w:t>
-            </w:r>
-            <w:r>
-              <w:rPr>
-                <w:rFonts w:ascii="Verdana" w:hAnsi="Verdana"/>
-                <w:color w:val="333333"/>
-                <w:sz w:val="21"/>
-                <w:szCs w:val="21"/>
-              </w:rPr>
-              <w:t>n-1</w:t>
-            </w:r>
-            <w:r>
-              <w:rPr>
-                <w:rFonts w:ascii="Verdana" w:hAnsi="Verdana"/>
-                <w:color w:val="333333"/>
-                <w:sz w:val="21"/>
-                <w:szCs w:val="21"/>
-              </w:rPr>
-              <w:t>）</w:t>
-            </w:r>
-            <w:r>
-              <w:rPr>
-                <w:rFonts w:ascii="Verdana" w:hAnsi="Verdana"/>
-                <w:color w:val="333333"/>
-                <w:sz w:val="21"/>
-                <w:szCs w:val="21"/>
-              </w:rPr>
-              <w:t>x 0.5</w:t>
+                <w:rFonts w:ascii="Arial Unicode MS" w:eastAsia="Arial Unicode MS" w:hAnsi="Arial Unicode MS" w:cs="Arial Unicode MS"/>
+                <w:color w:val="333333"/>
+              </w:rPr>
+              <w:t>Q2的位置=（n-1）x 0.5</w:t>
             </w:r>
           </w:p>
           <w:p>
@@ -1086,74 +594,16 @@
               <w:shd w:val="clear" w:color="auto" w:fill="FFFFFF"/>
               <w:spacing w:before="150" w:beforeAutospacing="0" w:after="150" w:afterAutospacing="0"/>
               <w:rPr>
-                <w:rFonts w:ascii="Verdana" w:hAnsi="Verdana"/>
-                <w:color w:val="333333"/>
-                <w:sz w:val="21"/>
-                <w:szCs w:val="21"/>
+                <w:rFonts w:ascii="Arial Unicode MS" w:eastAsia="Arial Unicode MS" w:hAnsi="Arial Unicode MS" w:cs="Arial Unicode MS"/>
+                <w:color w:val="333333"/>
               </w:rPr>
             </w:pPr>
             <w:r>
               <w:rPr>
-                <w:rFonts w:ascii="Verdana" w:hAnsi="Verdana"/>
-                <w:color w:val="333333"/>
-                <w:sz w:val="21"/>
-                <w:szCs w:val="21"/>
-              </w:rPr>
-              <w:t>Q3</w:t>
-            </w:r>
-            <w:r>
-              <w:rPr>
-                <w:rFonts w:ascii="Verdana" w:hAnsi="Verdana"/>
-                <w:color w:val="333333"/>
-                <w:sz w:val="21"/>
-                <w:szCs w:val="21"/>
-              </w:rPr>
-              <w:t>的位置</w:t>
-            </w:r>
-            <w:r>
-              <w:rPr>
-                <w:rFonts w:ascii="Verdana" w:hAnsi="Verdana"/>
-                <w:color w:val="333333"/>
-                <w:sz w:val="21"/>
-                <w:szCs w:val="21"/>
-              </w:rPr>
-              <w:t>=</w:t>
-            </w:r>
-            <w:r>
-              <w:rPr>
-                <w:rFonts w:ascii="Verdana" w:hAnsi="Verdana"/>
-                <w:color w:val="333333"/>
-                <w:sz w:val="21"/>
-                <w:szCs w:val="21"/>
-              </w:rPr>
-              <w:t>（</w:t>
-            </w:r>
-            <w:r>
-              <w:rPr>
-                <w:rFonts w:ascii="Verdana" w:hAnsi="Verdana"/>
-                <w:color w:val="333333"/>
-                <w:sz w:val="21"/>
-                <w:szCs w:val="21"/>
-              </w:rPr>
-              <w:t>n-1</w:t>
-            </w:r>
-            <w:r>
-              <w:rPr>
-                <w:rFonts w:ascii="Verdana" w:hAnsi="Verdana"/>
-                <w:color w:val="333333"/>
-                <w:sz w:val="21"/>
-                <w:szCs w:val="21"/>
-              </w:rPr>
-              <w:t>）</w:t>
-            </w:r>
-            <w:r>
-              <w:rPr>
-                <w:rFonts w:ascii="Verdana" w:hAnsi="Verdana"/>
-                <w:color w:val="333333"/>
-                <w:sz w:val="21"/>
-                <w:szCs w:val="21"/>
-              </w:rPr>
-              <w:t>x 0.75</w:t>
+                <w:rFonts w:ascii="Arial Unicode MS" w:eastAsia="Arial Unicode MS" w:hAnsi="Arial Unicode MS" w:cs="Arial Unicode MS"/>
+                <w:color w:val="333333"/>
+              </w:rPr>
+              <w:t>Q3的位置=（n-1）x 0.75</w:t>
             </w:r>
           </w:p>
           <w:p>
@@ -1162,56 +612,16 @@
               <w:shd w:val="clear" w:color="auto" w:fill="FFFFFF"/>
               <w:spacing w:before="150" w:beforeAutospacing="0" w:after="150" w:afterAutospacing="0"/>
               <w:rPr>
-                <w:rFonts w:ascii="Verdana" w:hAnsi="Verdana"/>
-                <w:color w:val="333333"/>
-                <w:sz w:val="21"/>
-                <w:szCs w:val="21"/>
+                <w:rFonts w:ascii="Arial Unicode MS" w:eastAsia="Arial Unicode MS" w:hAnsi="Arial Unicode MS" w:cs="Arial Unicode MS"/>
+                <w:color w:val="333333"/>
               </w:rPr>
             </w:pPr>
             <w:r>
               <w:rPr>
-                <w:rFonts w:ascii="Verdana" w:hAnsi="Verdana"/>
-                <w:color w:val="333333"/>
-                <w:sz w:val="21"/>
-                <w:szCs w:val="21"/>
-              </w:rPr>
-              <w:t xml:space="preserve">Excel </w:t>
-            </w:r>
-            <w:r>
-              <w:rPr>
-                <w:rFonts w:ascii="Verdana" w:hAnsi="Verdana"/>
-                <w:color w:val="333333"/>
-                <w:sz w:val="21"/>
-                <w:szCs w:val="21"/>
-              </w:rPr>
-              <w:t>中有两个四分位数的函数。</w:t>
-            </w:r>
-            <w:r>
-              <w:rPr>
-                <w:rFonts w:ascii="Verdana" w:hAnsi="Verdana"/>
-                <w:color w:val="333333"/>
-                <w:sz w:val="21"/>
-                <w:szCs w:val="21"/>
-              </w:rPr>
-              <w:t xml:space="preserve">QUARTILE.EXC </w:t>
-            </w:r>
-            <w:r>
-              <w:rPr>
-                <w:rFonts w:ascii="Verdana" w:hAnsi="Verdana"/>
-                <w:color w:val="333333"/>
-                <w:sz w:val="21"/>
-                <w:szCs w:val="21"/>
-              </w:rPr>
-              <w:t>和</w:t>
-            </w:r>
-            <w:r>
-              <w:rPr>
-                <w:rFonts w:ascii="Verdana" w:hAnsi="Verdana"/>
-                <w:color w:val="333333"/>
-                <w:sz w:val="21"/>
-                <w:szCs w:val="21"/>
-              </w:rPr>
-              <w:t>QUARTILE.INC</w:t>
+                <w:rFonts w:ascii="Arial Unicode MS" w:eastAsia="Arial Unicode MS" w:hAnsi="Arial Unicode MS" w:cs="Arial Unicode MS"/>
+                <w:color w:val="333333"/>
+              </w:rPr>
+              <w:t>Excel 中有两个四分位数的函数。QUARTILE.EXC 和QUARTILE.INC</w:t>
             </w:r>
           </w:p>
           <w:p>
@@ -1220,83 +630,16 @@
               <w:shd w:val="clear" w:color="auto" w:fill="FFFFFF"/>
               <w:spacing w:before="150" w:beforeAutospacing="0" w:after="150" w:afterAutospacing="0"/>
               <w:rPr>
-                <w:rFonts w:ascii="Verdana" w:hAnsi="Verdana"/>
-                <w:color w:val="333333"/>
-                <w:sz w:val="21"/>
-                <w:szCs w:val="21"/>
+                <w:rFonts w:ascii="Arial Unicode MS" w:eastAsia="Arial Unicode MS" w:hAnsi="Arial Unicode MS" w:cs="Arial Unicode MS"/>
+                <w:color w:val="333333"/>
               </w:rPr>
             </w:pPr>
             <w:r>
               <w:rPr>
-                <w:rFonts w:ascii="Verdana" w:hAnsi="Verdana"/>
-                <w:color w:val="333333"/>
-                <w:sz w:val="21"/>
-                <w:szCs w:val="21"/>
-              </w:rPr>
-              <w:t xml:space="preserve">QUATILE.EXC </w:t>
-            </w:r>
-            <w:r>
-              <w:rPr>
-                <w:rFonts w:ascii="Verdana" w:hAnsi="Verdana"/>
-                <w:color w:val="333333"/>
-                <w:sz w:val="21"/>
-                <w:szCs w:val="21"/>
-              </w:rPr>
-              <w:t>基于</w:t>
-            </w:r>
-            <w:r>
-              <w:rPr>
-                <w:rFonts w:ascii="Verdana" w:hAnsi="Verdana"/>
-                <w:color w:val="333333"/>
-                <w:sz w:val="21"/>
-                <w:szCs w:val="21"/>
-              </w:rPr>
-              <w:t xml:space="preserve"> N+1 </w:t>
-            </w:r>
-            <w:r>
-              <w:rPr>
-                <w:rFonts w:ascii="Verdana" w:hAnsi="Verdana"/>
-                <w:color w:val="333333"/>
-                <w:sz w:val="21"/>
-                <w:szCs w:val="21"/>
-              </w:rPr>
-              <w:t>的方法，</w:t>
-            </w:r>
-            <w:r>
-              <w:rPr>
-                <w:rFonts w:ascii="Verdana" w:hAnsi="Verdana"/>
-                <w:color w:val="333333"/>
-                <w:sz w:val="21"/>
-                <w:szCs w:val="21"/>
-              </w:rPr>
-              <w:t>QUARTILE.INC</w:t>
-            </w:r>
-            <w:r>
-              <w:rPr>
-                <w:rFonts w:ascii="Verdana" w:hAnsi="Verdana"/>
-                <w:color w:val="333333"/>
-                <w:sz w:val="21"/>
-                <w:szCs w:val="21"/>
-              </w:rPr>
-              <w:t>基于</w:t>
-            </w:r>
-            <w:r>
-              <w:rPr>
-                <w:rFonts w:ascii="Verdana" w:hAnsi="Verdana"/>
-                <w:color w:val="333333"/>
-                <w:sz w:val="21"/>
-                <w:szCs w:val="21"/>
-              </w:rPr>
-              <w:t>N-1</w:t>
-            </w:r>
-            <w:r>
-              <w:rPr>
-                <w:rFonts w:ascii="Verdana" w:hAnsi="Verdana"/>
-                <w:color w:val="333333"/>
-                <w:sz w:val="21"/>
-                <w:szCs w:val="21"/>
-              </w:rPr>
-              <w:t>的方法。</w:t>
+                <w:rFonts w:ascii="Arial Unicode MS" w:eastAsia="Arial Unicode MS" w:hAnsi="Arial Unicode MS" w:cs="Arial Unicode MS"/>
+                <w:color w:val="333333"/>
+              </w:rPr>
+              <w:t>QUATILE.EXC 基于 N+1 的方法，QUARTILE.INC基于N-1的方法。</w:t>
             </w:r>
           </w:p>
         </w:tc>
@@ -1308,10 +651,8 @@
         <w:shd w:val="clear" w:color="auto" w:fill="FFFFFF"/>
         <w:spacing w:before="0" w:beforeAutospacing="0" w:after="0" w:afterAutospacing="0"/>
         <w:rPr>
-          <w:rFonts w:ascii="Verdana" w:hAnsi="Verdana"/>
+          <w:rFonts w:ascii="Arial Unicode MS" w:eastAsia="Arial Unicode MS" w:hAnsi="Arial Unicode MS" w:cs="Arial Unicode MS"/>
           <w:color w:val="333333"/>
-          <w:sz w:val="21"/>
-          <w:szCs w:val="21"/>
         </w:rPr>
       </w:pPr>
     </w:p>
@@ -1336,17 +677,14 @@
               <w:wordWrap w:val="0"/>
               <w:spacing w:before="0" w:beforeAutospacing="0" w:after="0" w:afterAutospacing="0"/>
               <w:rPr>
-                <w:color w:val="333333"/>
-                <w:sz w:val="21"/>
-                <w:szCs w:val="21"/>
+                <w:rFonts w:ascii="Arial Unicode MS" w:eastAsia="Arial Unicode MS" w:hAnsi="Arial Unicode MS" w:cs="Arial Unicode MS"/>
+                <w:color w:val="333333"/>
               </w:rPr>
             </w:pPr>
             <w:r>
               <w:rPr>
-                <w:rFonts w:hint="eastAsia"/>
-                <w:color w:val="333333"/>
-                <w:sz w:val="21"/>
-                <w:szCs w:val="21"/>
+                <w:rFonts w:ascii="Arial Unicode MS" w:eastAsia="Arial Unicode MS" w:hAnsi="Arial Unicode MS" w:cs="Arial Unicode MS" w:hint="eastAsia"/>
+                <w:color w:val="333333"/>
               </w:rPr>
               <w:t>众数（Mode）统计学名词，将数据按从大到小顺序排列后，在统计分布上具有明显集中趋势点的数值，代表数据的一般水平（众数可以不存在或多于一个）。</w:t>
             </w:r>
@@ -1358,36 +696,29 @@
               <w:wordWrap w:val="0"/>
               <w:spacing w:before="0" w:beforeAutospacing="0" w:after="0" w:afterAutospacing="0"/>
               <w:rPr>
-                <w:color w:val="333333"/>
-                <w:sz w:val="21"/>
-                <w:szCs w:val="21"/>
+                <w:rFonts w:ascii="Arial Unicode MS" w:eastAsia="Arial Unicode MS" w:hAnsi="Arial Unicode MS" w:cs="Arial Unicode MS"/>
+                <w:color w:val="333333"/>
               </w:rPr>
             </w:pPr>
             <w:r>
               <w:rPr>
-                <w:rFonts w:hint="eastAsia"/>
-                <w:color w:val="333333"/>
-                <w:sz w:val="21"/>
-                <w:szCs w:val="21"/>
+                <w:rFonts w:ascii="Arial Unicode MS" w:eastAsia="Arial Unicode MS" w:hAnsi="Arial Unicode MS" w:cs="Arial Unicode MS" w:hint="eastAsia"/>
+                <w:color w:val="333333"/>
               </w:rPr>
               <w:t>当数值或被观察者</w:t>
             </w:r>
             <w:r>
               <w:rPr>
-                <w:rFonts w:hint="eastAsia"/>
-                <w:color w:val="333333"/>
-                <w:sz w:val="21"/>
-                <w:szCs w:val="21"/>
+                <w:rFonts w:ascii="Arial Unicode MS" w:eastAsia="Arial Unicode MS" w:hAnsi="Arial Unicode MS" w:cs="Arial Unicode MS" w:hint="eastAsia"/>
+                <w:color w:val="333333"/>
                 <w:highlight w:val="yellow"/>
               </w:rPr>
               <w:t>没有明显次序（</w:t>
             </w:r>
             <w:r>
               <w:rPr>
-                <w:rFonts w:hint="eastAsia"/>
-                <w:color w:val="333333"/>
-                <w:sz w:val="21"/>
-                <w:szCs w:val="21"/>
+                <w:rFonts w:ascii="Arial Unicode MS" w:eastAsia="Arial Unicode MS" w:hAnsi="Arial Unicode MS" w:cs="Arial Unicode MS" w:hint="eastAsia"/>
+                <w:color w:val="333333"/>
               </w:rPr>
               <w:t>常发生于非数值性资料）时特别有用，由于可能无法良好定义算术平均数和中位数。例子：{苹果, 苹果, 香蕉, 橙, 橙, 橙, 桃}的众数是橙。在高斯分布中，众数位于峰值。</w:t>
             </w:r>
@@ -1397,10 +728,8 @@
               <w:pStyle w:val="a6"/>
               <w:spacing w:before="0" w:beforeAutospacing="0" w:after="0" w:afterAutospacing="0"/>
               <w:rPr>
-                <w:rFonts w:ascii="Verdana" w:hAnsi="Verdana"/>
-                <w:color w:val="333333"/>
-                <w:sz w:val="21"/>
-                <w:szCs w:val="21"/>
+                <w:rFonts w:ascii="Arial Unicode MS" w:eastAsia="Arial Unicode MS" w:hAnsi="Arial Unicode MS" w:cs="Arial Unicode MS"/>
+                <w:color w:val="333333"/>
               </w:rPr>
             </w:pPr>
           </w:p>
@@ -1410,18 +739,23 @@
     <w:p>
       <w:pPr>
         <w:rPr>
-          <w:rFonts w:ascii="Arial" w:hAnsi="Arial" w:cs="Arial"/>
+          <w:rFonts w:ascii="Arial Unicode MS" w:eastAsia="Arial Unicode MS" w:hAnsi="Arial Unicode MS" w:cs="Arial Unicode MS"/>
           <w:color w:val="4F4F4F"/>
+          <w:sz w:val="24"/>
+          <w:szCs w:val="24"/>
           <w:shd w:val="clear" w:color="auto" w:fill="FFFFFF"/>
         </w:rPr>
       </w:pPr>
       <w:r>
         <w:rPr>
+          <w:rFonts w:ascii="Arial Unicode MS" w:eastAsia="Arial Unicode MS" w:hAnsi="Arial Unicode MS" w:cs="Arial Unicode MS"/>
           <w:noProof/>
+          <w:sz w:val="24"/>
+          <w:szCs w:val="24"/>
         </w:rPr>
         <w:lastRenderedPageBreak/>
         <w:drawing>
-          <wp:inline distT="0" distB="0" distL="0" distR="0">
+          <wp:inline distT="0" distB="0" distL="0" distR="0" wp14:anchorId="7C904283" wp14:editId="45549799">
             <wp:extent cx="5274310" cy="3955733"/>
             <wp:effectExtent l="19050" t="0" r="2540" b="0"/>
             <wp:docPr id="1" name="图片 1" descr="https://wkretype.bdimg.com/retype/zoom/aac3efef4afe04a1b071de97?pn=51&amp;o=jpg_6&amp;md5sum=bf7345680a4a434cbc094ee095d6a9d2&amp;sign=b9a8bcad05&amp;png=1302178-1492508&amp;jpg=5537683-5625226"/>
@@ -1470,15 +804,19 @@
     <w:p>
       <w:pPr>
         <w:rPr>
-          <w:rFonts w:ascii="Arial" w:hAnsi="Arial" w:cs="Arial"/>
+          <w:rFonts w:ascii="Arial Unicode MS" w:eastAsia="Arial Unicode MS" w:hAnsi="Arial Unicode MS" w:cs="Arial Unicode MS"/>
           <w:color w:val="4F4F4F"/>
+          <w:sz w:val="24"/>
+          <w:szCs w:val="24"/>
           <w:shd w:val="clear" w:color="auto" w:fill="FFFFFF"/>
         </w:rPr>
       </w:pPr>
       <w:r>
         <w:rPr>
-          <w:rFonts w:ascii="Arial" w:hAnsi="Arial" w:cs="Arial" w:hint="eastAsia"/>
+          <w:rFonts w:ascii="Arial Unicode MS" w:eastAsia="Arial Unicode MS" w:hAnsi="Arial Unicode MS" w:cs="Arial Unicode MS" w:hint="eastAsia"/>
           <w:color w:val="4F4F4F"/>
+          <w:sz w:val="24"/>
+          <w:szCs w:val="24"/>
           <w:shd w:val="clear" w:color="auto" w:fill="FFFFFF"/>
         </w:rPr>
         <w:t>离中趋势：标准差、方差</w:t>
@@ -1487,8 +825,10 @@
     <w:p>
       <w:pPr>
         <w:rPr>
-          <w:rFonts w:ascii="Arial" w:hAnsi="Arial" w:cs="Arial"/>
+          <w:rFonts w:ascii="Arial Unicode MS" w:eastAsia="Arial Unicode MS" w:hAnsi="Arial Unicode MS" w:cs="Arial Unicode MS"/>
           <w:color w:val="4F4F4F"/>
+          <w:sz w:val="24"/>
+          <w:szCs w:val="24"/>
           <w:shd w:val="clear" w:color="auto" w:fill="FFFFFF"/>
         </w:rPr>
       </w:pPr>
@@ -1496,52 +836,44 @@
     <w:p>
       <w:pPr>
         <w:rPr>
-          <w:rFonts w:ascii="Arial" w:hAnsi="Arial" w:cs="Arial"/>
+          <w:rFonts w:ascii="Arial Unicode MS" w:eastAsia="Arial Unicode MS" w:hAnsi="Arial Unicode MS" w:cs="Arial Unicode MS"/>
           <w:color w:val="4F4F4F"/>
+          <w:sz w:val="24"/>
+          <w:szCs w:val="24"/>
           <w:shd w:val="clear" w:color="auto" w:fill="FFFFFF"/>
         </w:rPr>
       </w:pPr>
       <w:r>
         <w:rPr>
-          <w:rFonts w:ascii="Arial" w:hAnsi="Arial" w:cs="Arial" w:hint="eastAsia"/>
+          <w:rFonts w:ascii="Arial Unicode MS" w:eastAsia="Arial Unicode MS" w:hAnsi="Arial Unicode MS" w:cs="Arial Unicode MS" w:hint="eastAsia"/>
           <w:color w:val="4F4F4F"/>
+          <w:sz w:val="24"/>
+          <w:szCs w:val="24"/>
           <w:shd w:val="clear" w:color="auto" w:fill="FFFFFF"/>
         </w:rPr>
-        <w:t>数据分布：</w:t>
-      </w:r>
-      <w:proofErr w:type="gramStart"/>
-      <w:r>
-        <w:rPr>
-          <w:rFonts w:ascii="Arial" w:hAnsi="Arial" w:cs="Arial" w:hint="eastAsia"/>
+        <w:t>数据分布：偏态与峰态、正态分布与三大分布</w:t>
+      </w:r>
+    </w:p>
+    <w:p>
+      <w:pPr>
+        <w:rPr>
+          <w:rFonts w:ascii="Arial Unicode MS" w:eastAsia="Arial Unicode MS" w:hAnsi="Arial Unicode MS" w:cs="Arial Unicode MS"/>
           <w:color w:val="4F4F4F"/>
+          <w:sz w:val="24"/>
+          <w:szCs w:val="24"/>
           <w:shd w:val="clear" w:color="auto" w:fill="FFFFFF"/>
         </w:rPr>
-        <w:t>偏态与</w:t>
-      </w:r>
-      <w:proofErr w:type="gramEnd"/>
-      <w:r>
-        <w:rPr>
-          <w:rFonts w:ascii="Arial" w:hAnsi="Arial" w:cs="Arial" w:hint="eastAsia"/>
-          <w:color w:val="4F4F4F"/>
-          <w:shd w:val="clear" w:color="auto" w:fill="FFFFFF"/>
-        </w:rPr>
-        <w:t>峰态、正态分布与三大分布</w:t>
-      </w:r>
-    </w:p>
-    <w:p>
-      <w:pPr>
-        <w:rPr>
-          <w:rFonts w:ascii="Arial" w:hAnsi="Arial" w:cs="Arial"/>
-          <w:color w:val="4F4F4F"/>
-          <w:shd w:val="clear" w:color="auto" w:fill="FFFFFF"/>
-        </w:rPr>
-      </w:pPr>
-      <w:r>
-        <w:rPr>
+      </w:pPr>
+      <w:r>
+        <w:rPr>
+          <w:rFonts w:ascii="Arial Unicode MS" w:eastAsia="Arial Unicode MS" w:hAnsi="Arial Unicode MS" w:cs="Arial Unicode MS"/>
           <w:noProof/>
-        </w:rPr>
+          <w:sz w:val="24"/>
+          <w:szCs w:val="24"/>
+        </w:rPr>
+        <w:lastRenderedPageBreak/>
         <w:drawing>
-          <wp:inline distT="0" distB="0" distL="0" distR="0">
+          <wp:inline distT="0" distB="0" distL="0" distR="0" wp14:anchorId="594893BC" wp14:editId="50587441">
             <wp:extent cx="5274310" cy="3955733"/>
             <wp:effectExtent l="19050" t="0" r="2540" b="0"/>
             <wp:docPr id="7" name="图片 7" descr="https://wkretype.bdimg.com/retype/zoom/aac3efef4afe04a1b071de97?pn=102&amp;o=jpg_6&amp;md5sum=bf7345680a4a434cbc094ee095d6a9d2&amp;sign=b9a8bcad05&amp;png=2983888-2986396&amp;jpg=11633927-11790843"/>
@@ -1590,18 +922,22 @@
     <w:p>
       <w:pPr>
         <w:rPr>
-          <w:rFonts w:ascii="Arial" w:hAnsi="Arial" w:cs="Arial"/>
+          <w:rFonts w:ascii="Arial Unicode MS" w:eastAsia="Arial Unicode MS" w:hAnsi="Arial Unicode MS" w:cs="Arial Unicode MS"/>
           <w:color w:val="4F4F4F"/>
+          <w:sz w:val="24"/>
+          <w:szCs w:val="24"/>
           <w:shd w:val="clear" w:color="auto" w:fill="FFFFFF"/>
         </w:rPr>
       </w:pPr>
       <w:r>
         <w:rPr>
+          <w:rFonts w:ascii="Arial Unicode MS" w:eastAsia="Arial Unicode MS" w:hAnsi="Arial Unicode MS" w:cs="Arial Unicode MS"/>
           <w:noProof/>
-        </w:rPr>
-        <w:lastRenderedPageBreak/>
+          <w:sz w:val="24"/>
+          <w:szCs w:val="24"/>
+        </w:rPr>
         <w:drawing>
-          <wp:inline distT="0" distB="0" distL="0" distR="0">
+          <wp:inline distT="0" distB="0" distL="0" distR="0" wp14:anchorId="6C70BD19" wp14:editId="3C135FF8">
             <wp:extent cx="5274310" cy="3955733"/>
             <wp:effectExtent l="19050" t="0" r="2540" b="0"/>
             <wp:docPr id="4" name="图片 4" descr="https://wkretype.bdimg.com/retype/zoom/aac3efef4afe04a1b071de97?pn=106&amp;o=jpg_6&amp;md5sum=bf7345680a4a434cbc094ee095d6a9d2&amp;sign=b9a8bcad05&amp;png=3177777-3193125&amp;jpg=12168414-12330151"/>
@@ -1650,8 +986,10 @@
     <w:p>
       <w:pPr>
         <w:rPr>
-          <w:rFonts w:ascii="Arial" w:hAnsi="Arial" w:cs="Arial"/>
+          <w:rFonts w:ascii="Arial Unicode MS" w:eastAsia="Arial Unicode MS" w:hAnsi="Arial Unicode MS" w:cs="Arial Unicode MS"/>
           <w:color w:val="4F4F4F"/>
+          <w:sz w:val="24"/>
+          <w:szCs w:val="24"/>
           <w:shd w:val="clear" w:color="auto" w:fill="FFFFFF"/>
         </w:rPr>
       </w:pPr>
@@ -1659,44 +997,76 @@
     <w:p>
       <w:pPr>
         <w:rPr>
-          <w:rFonts w:ascii="Arial" w:hAnsi="Arial" w:cs="Arial"/>
+          <w:rFonts w:ascii="Arial Unicode MS" w:eastAsia="Arial Unicode MS" w:hAnsi="Arial Unicode MS" w:cs="Arial Unicode MS"/>
           <w:color w:val="4F4F4F"/>
+          <w:sz w:val="24"/>
+          <w:szCs w:val="24"/>
           <w:shd w:val="clear" w:color="auto" w:fill="FFFFFF"/>
         </w:rPr>
       </w:pPr>
       <w:r>
         <w:rPr>
-          <w:rFonts w:ascii="Arial" w:hAnsi="Arial" w:cs="Arial" w:hint="eastAsia"/>
+          <w:rFonts w:ascii="Arial Unicode MS" w:eastAsia="Arial Unicode MS" w:hAnsi="Arial Unicode MS" w:cs="Arial Unicode MS" w:hint="eastAsia"/>
           <w:color w:val="4F4F4F"/>
+          <w:sz w:val="24"/>
+          <w:szCs w:val="24"/>
           <w:shd w:val="clear" w:color="auto" w:fill="FFFFFF"/>
         </w:rPr>
         <w:t>抽样理论：抽样误差、抽样精度</w:t>
       </w:r>
     </w:p>
     <w:p>
-      <w:r>
-        <w:rPr>
-          <w:rFonts w:hint="eastAsia"/>
-        </w:rPr>
+      <w:pPr>
+        <w:rPr>
+          <w:rFonts w:ascii="Arial Unicode MS" w:eastAsia="Arial Unicode MS" w:hAnsi="Arial Unicode MS" w:cs="Arial Unicode MS"/>
+          <w:sz w:val="24"/>
+          <w:szCs w:val="24"/>
+        </w:rPr>
+      </w:pPr>
+      <w:r>
+        <w:rPr>
+          <w:rFonts w:ascii="Arial Unicode MS" w:eastAsia="Arial Unicode MS" w:hAnsi="Arial Unicode MS" w:cs="Arial Unicode MS" w:hint="eastAsia"/>
+          <w:sz w:val="24"/>
+          <w:szCs w:val="24"/>
+        </w:rPr>
+        <w:lastRenderedPageBreak/>
         <w:t>完全随机抽样、等差距的抽样、分类分层抽样（根据各个类别的比例抽样，保证样本在某类别的分布与总体是一致的）</w:t>
       </w:r>
     </w:p>
     <w:p>
-      <w:r>
-        <w:rPr>
-          <w:rFonts w:hint="eastAsia"/>
+      <w:pPr>
+        <w:rPr>
+          <w:rFonts w:ascii="Arial Unicode MS" w:eastAsia="Arial Unicode MS" w:hAnsi="Arial Unicode MS" w:cs="Arial Unicode MS"/>
+          <w:sz w:val="24"/>
+          <w:szCs w:val="24"/>
+        </w:rPr>
+      </w:pPr>
+      <w:r>
+        <w:rPr>
+          <w:rFonts w:ascii="Arial Unicode MS" w:eastAsia="Arial Unicode MS" w:hAnsi="Arial Unicode MS" w:cs="Arial Unicode MS" w:hint="eastAsia"/>
+          <w:sz w:val="24"/>
+          <w:szCs w:val="24"/>
         </w:rPr>
         <w:t>重复抽样和不重复抽样的误差不一样</w:t>
       </w:r>
     </w:p>
     <w:p>
-      <w:r>
-        <w:rPr>
-          <w:rFonts w:hint="eastAsia"/>
+      <w:pPr>
+        <w:rPr>
+          <w:rFonts w:ascii="Arial Unicode MS" w:eastAsia="Arial Unicode MS" w:hAnsi="Arial Unicode MS" w:cs="Arial Unicode MS"/>
+          <w:sz w:val="24"/>
+          <w:szCs w:val="24"/>
+        </w:rPr>
+      </w:pPr>
+      <w:r>
+        <w:rPr>
+          <w:rFonts w:ascii="Arial Unicode MS" w:eastAsia="Arial Unicode MS" w:hAnsi="Arial Unicode MS" w:cs="Arial Unicode MS" w:hint="eastAsia"/>
           <w:noProof/>
+          <w:sz w:val="24"/>
+          <w:szCs w:val="24"/>
         </w:rPr>
         <w:drawing>
-          <wp:inline distT="0" distB="0" distL="0" distR="0">
+          <wp:inline distT="0" distB="0" distL="0" distR="0" wp14:anchorId="4E55788C" wp14:editId="3FFE6954">
             <wp:extent cx="5274310" cy="2030845"/>
             <wp:effectExtent l="19050" t="0" r="2540" b="0"/>
             <wp:docPr id="5" name="图片 7"/>
@@ -1743,13 +1113,22 @@
       </w:r>
     </w:p>
     <w:p>
-      <w:r>
-        <w:rPr>
+      <w:pPr>
+        <w:rPr>
+          <w:rFonts w:ascii="Arial Unicode MS" w:eastAsia="Arial Unicode MS" w:hAnsi="Arial Unicode MS" w:cs="Arial Unicode MS"/>
+          <w:sz w:val="24"/>
+          <w:szCs w:val="24"/>
+        </w:rPr>
+      </w:pPr>
+      <w:r>
+        <w:rPr>
+          <w:rFonts w:ascii="Arial Unicode MS" w:eastAsia="Arial Unicode MS" w:hAnsi="Arial Unicode MS" w:cs="Arial Unicode MS"/>
           <w:noProof/>
-        </w:rPr>
-        <w:lastRenderedPageBreak/>
+          <w:sz w:val="24"/>
+          <w:szCs w:val="24"/>
+        </w:rPr>
         <w:drawing>
-          <wp:inline distT="0" distB="0" distL="0" distR="0">
+          <wp:inline distT="0" distB="0" distL="0" distR="0" wp14:anchorId="1E1B8685" wp14:editId="21046F57">
             <wp:extent cx="5274310" cy="2077571"/>
             <wp:effectExtent l="19050" t="0" r="2540" b="0"/>
             <wp:docPr id="2" name="图片 1"/>
@@ -1798,15 +1177,20 @@
     <w:p>
       <w:pPr>
         <w:rPr>
-          <w:rFonts w:hint="eastAsia"/>
-        </w:rPr>
-      </w:pPr>
-      <w:r>
-        <w:rPr>
+          <w:rFonts w:ascii="Arial Unicode MS" w:eastAsia="Arial Unicode MS" w:hAnsi="Arial Unicode MS" w:cs="Arial Unicode MS"/>
+          <w:sz w:val="24"/>
+          <w:szCs w:val="24"/>
+        </w:rPr>
+      </w:pPr>
+      <w:r>
+        <w:rPr>
+          <w:rFonts w:ascii="Arial Unicode MS" w:eastAsia="Arial Unicode MS" w:hAnsi="Arial Unicode MS" w:cs="Arial Unicode MS"/>
           <w:noProof/>
+          <w:sz w:val="24"/>
+          <w:szCs w:val="24"/>
         </w:rPr>
         <w:drawing>
-          <wp:inline distT="0" distB="0" distL="0" distR="0">
+          <wp:inline distT="0" distB="0" distL="0" distR="0" wp14:anchorId="423019F9" wp14:editId="4A61363B">
             <wp:extent cx="5274310" cy="1655957"/>
             <wp:effectExtent l="19050" t="0" r="2540" b="0"/>
             <wp:docPr id="3" name="图片 4"/>
@@ -1855,777 +1239,711 @@
     <w:p>
       <w:pPr>
         <w:rPr>
-          <w:rFonts w:hint="eastAsia"/>
-        </w:rPr>
-      </w:pPr>
-    </w:p>
-    <w:p>
-      <w:pPr>
-        <w:rPr>
-          <w:rFonts w:hint="eastAsia"/>
-        </w:rPr>
-      </w:pPr>
-    </w:p>
-    <w:p>
-      <w:pPr>
-        <w:rPr>
-          <w:rFonts w:hint="eastAsia"/>
-          <w:sz w:val="48"/>
-          <w:szCs w:val="48"/>
-        </w:rPr>
-      </w:pPr>
-      <w:r>
-        <w:rPr>
-          <w:rFonts w:hint="eastAsia"/>
-          <w:sz w:val="48"/>
-          <w:szCs w:val="48"/>
+          <w:rFonts w:ascii="Arial Unicode MS" w:eastAsia="Arial Unicode MS" w:hAnsi="Arial Unicode MS" w:cs="Arial Unicode MS"/>
+          <w:sz w:val="24"/>
+          <w:szCs w:val="24"/>
+        </w:rPr>
+      </w:pPr>
+    </w:p>
+    <w:p>
+      <w:pPr>
+        <w:rPr>
+          <w:rFonts w:ascii="Arial Unicode MS" w:eastAsia="Arial Unicode MS" w:hAnsi="Arial Unicode MS" w:cs="Arial Unicode MS"/>
+          <w:sz w:val="24"/>
+          <w:szCs w:val="24"/>
+        </w:rPr>
+      </w:pPr>
+    </w:p>
+    <w:p>
+      <w:pPr>
+        <w:rPr>
+          <w:rFonts w:ascii="Arial Unicode MS" w:eastAsia="Arial Unicode MS" w:hAnsi="Arial Unicode MS" w:cs="Arial Unicode MS"/>
+          <w:sz w:val="24"/>
+          <w:szCs w:val="24"/>
+        </w:rPr>
+      </w:pPr>
+      <w:r>
+        <w:rPr>
+          <w:rFonts w:ascii="Arial Unicode MS" w:eastAsia="Arial Unicode MS" w:hAnsi="Arial Unicode MS" w:cs="Arial Unicode MS" w:hint="eastAsia"/>
+          <w:sz w:val="24"/>
+          <w:szCs w:val="24"/>
         </w:rPr>
         <w:t>数据分析：</w:t>
       </w:r>
     </w:p>
     <w:p>
-      <w:proofErr w:type="gramStart"/>
-      <w:r>
-        <w:t>import</w:t>
-      </w:r>
-      <w:proofErr w:type="gramEnd"/>
-      <w:r>
-        <w:t xml:space="preserve"> pandas as </w:t>
-      </w:r>
-      <w:proofErr w:type="spellStart"/>
-      <w:r>
-        <w:t>pd</w:t>
-      </w:r>
-      <w:proofErr w:type="spellEnd"/>
-    </w:p>
-    <w:p>
-      <w:proofErr w:type="gramStart"/>
-      <w:r>
-        <w:t>data=</w:t>
-      </w:r>
-      <w:proofErr w:type="spellStart"/>
-      <w:proofErr w:type="gramEnd"/>
-      <w:r>
-        <w:t>pd.read_csv</w:t>
-      </w:r>
-      <w:proofErr w:type="spellEnd"/>
-      <w:r>
-        <w:t>(filename)</w:t>
-      </w:r>
-    </w:p>
-    <w:p>
-      <w:pPr>
-        <w:rPr>
-          <w:rFonts w:hint="eastAsia"/>
-        </w:rPr>
-      </w:pPr>
-      <w:proofErr w:type="spellStart"/>
-      <w:r>
-        <w:rPr>
-          <w:rFonts w:hint="eastAsia"/>
-        </w:rPr>
-        <w:t>data.mean</w:t>
-      </w:r>
-      <w:proofErr w:type="spellEnd"/>
-      <w:r>
-        <w:rPr>
-          <w:rFonts w:hint="eastAsia"/>
-        </w:rPr>
-        <w:t>()#</w:t>
-      </w:r>
-      <w:r>
-        <w:rPr>
-          <w:rFonts w:hint="eastAsia"/>
-        </w:rPr>
-        <w:t>均值</w:t>
-      </w:r>
-    </w:p>
-    <w:p>
-      <w:pPr>
-        <w:rPr>
-          <w:rFonts w:hint="eastAsia"/>
-        </w:rPr>
-      </w:pPr>
-      <w:proofErr w:type="spellStart"/>
-      <w:r>
-        <w:rPr>
-          <w:rFonts w:hint="eastAsia"/>
-        </w:rPr>
-        <w:t>data.median</w:t>
-      </w:r>
-      <w:proofErr w:type="spellEnd"/>
-      <w:r>
-        <w:rPr>
-          <w:rFonts w:hint="eastAsia"/>
-        </w:rPr>
-        <w:t>()#</w:t>
-      </w:r>
-      <w:r>
-        <w:rPr>
-          <w:rFonts w:hint="eastAsia"/>
-        </w:rPr>
-        <w:t>中位数</w:t>
-      </w:r>
-    </w:p>
-    <w:p>
-      <w:pPr>
-        <w:rPr>
-          <w:rFonts w:hint="eastAsia"/>
-        </w:rPr>
-      </w:pPr>
-      <w:proofErr w:type="spellStart"/>
-      <w:r>
-        <w:rPr>
-          <w:rFonts w:hint="eastAsia"/>
-        </w:rPr>
-        <w:t>data.quantile</w:t>
-      </w:r>
-      <w:proofErr w:type="spellEnd"/>
-      <w:r>
-        <w:rPr>
-          <w:rFonts w:hint="eastAsia"/>
-        </w:rPr>
-        <w:t>(q=0.25)#</w:t>
-      </w:r>
-      <w:r>
-        <w:rPr>
-          <w:rFonts w:hint="eastAsia"/>
-        </w:rPr>
-        <w:t>四分位数</w:t>
-      </w:r>
-    </w:p>
-    <w:p>
-      <w:pPr>
-        <w:rPr>
-          <w:rFonts w:hint="eastAsia"/>
-        </w:rPr>
-      </w:pPr>
-      <w:proofErr w:type="spellStart"/>
-      <w:r>
-        <w:rPr>
-          <w:rFonts w:hint="eastAsia"/>
-        </w:rPr>
-        <w:t>data.mode</w:t>
-      </w:r>
-      <w:proofErr w:type="spellEnd"/>
-      <w:r>
-        <w:rPr>
-          <w:rFonts w:hint="eastAsia"/>
-        </w:rPr>
-        <w:t>()#</w:t>
-      </w:r>
-      <w:r>
-        <w:rPr>
-          <w:rFonts w:hint="eastAsia"/>
-        </w:rPr>
-        <w:t>众数，对于众数来说有可能不是唯一的，众数可能返回有多行</w:t>
-      </w:r>
-    </w:p>
-    <w:p>
-      <w:pPr>
-        <w:rPr>
-          <w:rFonts w:hint="eastAsia"/>
-        </w:rPr>
-      </w:pPr>
-      <w:proofErr w:type="spellStart"/>
-      <w:r>
-        <w:rPr>
-          <w:rFonts w:hint="eastAsia"/>
-        </w:rPr>
-        <w:t>data.std</w:t>
-      </w:r>
-      <w:proofErr w:type="spellEnd"/>
-      <w:r>
-        <w:rPr>
-          <w:rFonts w:hint="eastAsia"/>
-        </w:rPr>
-        <w:t>()#</w:t>
-      </w:r>
-      <w:r>
-        <w:rPr>
-          <w:rFonts w:hint="eastAsia"/>
-        </w:rPr>
-        <w:t>标准差</w:t>
-      </w:r>
-    </w:p>
-    <w:p>
-      <w:pPr>
-        <w:rPr>
-          <w:rFonts w:hint="eastAsia"/>
-        </w:rPr>
-      </w:pPr>
-      <w:proofErr w:type="spellStart"/>
-      <w:r>
-        <w:rPr>
-          <w:rFonts w:hint="eastAsia"/>
-        </w:rPr>
-        <w:t>data.var</w:t>
-      </w:r>
-      <w:proofErr w:type="spellEnd"/>
-      <w:r>
-        <w:rPr>
-          <w:rFonts w:hint="eastAsia"/>
-        </w:rPr>
-        <w:t>()#</w:t>
-      </w:r>
-      <w:r>
-        <w:rPr>
-          <w:rFonts w:hint="eastAsia"/>
-        </w:rPr>
-        <w:t>方差</w:t>
-      </w:r>
-    </w:p>
-    <w:p>
-      <w:pPr>
-        <w:rPr>
-          <w:rFonts w:hint="eastAsia"/>
-        </w:rPr>
-      </w:pPr>
-      <w:proofErr w:type="spellStart"/>
-      <w:r>
-        <w:rPr>
-          <w:rFonts w:hint="eastAsia"/>
-        </w:rPr>
-        <w:t>data.sum</w:t>
-      </w:r>
-      <w:proofErr w:type="spellEnd"/>
-      <w:r>
-        <w:rPr>
-          <w:rFonts w:hint="eastAsia"/>
-        </w:rPr>
-        <w:t>()#</w:t>
-      </w:r>
-      <w:r>
-        <w:rPr>
-          <w:rFonts w:hint="eastAsia"/>
-        </w:rPr>
-        <w:t>离散数据求和会拼接起来</w:t>
-      </w:r>
-    </w:p>
-    <w:p>
-      <w:pPr>
-        <w:rPr>
-          <w:rFonts w:hint="eastAsia"/>
-        </w:rPr>
-      </w:pPr>
-      <w:proofErr w:type="spellStart"/>
-      <w:r>
-        <w:rPr>
-          <w:rFonts w:hint="eastAsia"/>
-        </w:rPr>
-        <w:t>data.skew</w:t>
-      </w:r>
-      <w:proofErr w:type="spellEnd"/>
-      <w:r>
-        <w:rPr>
-          <w:rFonts w:hint="eastAsia"/>
-        </w:rPr>
-        <w:t>()#</w:t>
-      </w:r>
-      <w:proofErr w:type="gramStart"/>
-      <w:r>
-        <w:rPr>
-          <w:rFonts w:hint="eastAsia"/>
-        </w:rPr>
-        <w:t>偏态系数</w:t>
-      </w:r>
-      <w:proofErr w:type="gramEnd"/>
-      <w:r>
-        <w:rPr>
-          <w:rFonts w:hint="eastAsia"/>
-        </w:rPr>
-        <w:t>，负值表示平均值偏小，大部分数据大于平均值</w:t>
-      </w:r>
-    </w:p>
-    <w:p>
-      <w:pPr>
-        <w:rPr>
-          <w:rFonts w:hint="eastAsia"/>
-        </w:rPr>
-      </w:pPr>
-      <w:proofErr w:type="spellStart"/>
-      <w:r>
-        <w:rPr>
-          <w:rFonts w:hint="eastAsia"/>
-        </w:rPr>
-        <w:t>data.kurt</w:t>
-      </w:r>
-      <w:proofErr w:type="spellEnd"/>
-      <w:r>
-        <w:rPr>
-          <w:rFonts w:hint="eastAsia"/>
-        </w:rPr>
-        <w:t>()#</w:t>
-      </w:r>
-      <w:r>
-        <w:rPr>
-          <w:rFonts w:hint="eastAsia"/>
-        </w:rPr>
-        <w:t>峰度系数，以正态分布为</w:t>
-      </w:r>
-      <w:r>
-        <w:rPr>
-          <w:rFonts w:hint="eastAsia"/>
-        </w:rPr>
-        <w:t>0</w:t>
-      </w:r>
-      <w:r>
-        <w:rPr>
-          <w:rFonts w:hint="eastAsia"/>
-        </w:rPr>
-        <w:t>作为标准。负值表示比正太平缓</w:t>
-      </w:r>
-    </w:p>
-    <w:p/>
-    <w:p>
-      <w:proofErr w:type="gramStart"/>
-      <w:r>
-        <w:t>import</w:t>
-      </w:r>
-      <w:proofErr w:type="gramEnd"/>
-      <w:r>
-        <w:t xml:space="preserve"> </w:t>
-      </w:r>
-      <w:proofErr w:type="spellStart"/>
-      <w:r>
-        <w:t>scipy.stats</w:t>
-      </w:r>
-      <w:proofErr w:type="spellEnd"/>
-      <w:r>
-        <w:t xml:space="preserve"> as </w:t>
-      </w:r>
-      <w:proofErr w:type="spellStart"/>
-      <w:r>
-        <w:t>ss</w:t>
-      </w:r>
-      <w:proofErr w:type="spellEnd"/>
-    </w:p>
-    <w:p>
-      <w:pPr>
-        <w:rPr>
-          <w:rFonts w:hint="eastAsia"/>
-        </w:rPr>
-      </w:pPr>
-      <w:r>
-        <w:rPr>
-          <w:rFonts w:hint="eastAsia"/>
-        </w:rPr>
-        <w:t>#</w:t>
-      </w:r>
-      <w:r>
-        <w:rPr>
-          <w:rFonts w:hint="eastAsia"/>
-        </w:rPr>
-        <w:t>生成正态分布</w:t>
-      </w:r>
-    </w:p>
-    <w:p>
-      <w:proofErr w:type="spellStart"/>
-      <w:r>
+      <w:pPr>
+        <w:rPr>
+          <w:rFonts w:ascii="Arial Unicode MS" w:eastAsia="Arial Unicode MS" w:hAnsi="Arial Unicode MS" w:cs="Arial Unicode MS"/>
+          <w:sz w:val="24"/>
+          <w:szCs w:val="24"/>
+        </w:rPr>
+      </w:pPr>
+      <w:r>
+        <w:rPr>
+          <w:rFonts w:ascii="Arial Unicode MS" w:eastAsia="Arial Unicode MS" w:hAnsi="Arial Unicode MS" w:cs="Arial Unicode MS"/>
+          <w:sz w:val="24"/>
+          <w:szCs w:val="24"/>
+        </w:rPr>
+        <w:t>import pandas as pd</w:t>
+      </w:r>
+    </w:p>
+    <w:p>
+      <w:pPr>
+        <w:rPr>
+          <w:rFonts w:ascii="Arial Unicode MS" w:eastAsia="Arial Unicode MS" w:hAnsi="Arial Unicode MS" w:cs="Arial Unicode MS"/>
+          <w:sz w:val="24"/>
+          <w:szCs w:val="24"/>
+        </w:rPr>
+      </w:pPr>
+      <w:r>
+        <w:rPr>
+          <w:rFonts w:ascii="Arial Unicode MS" w:eastAsia="Arial Unicode MS" w:hAnsi="Arial Unicode MS" w:cs="Arial Unicode MS"/>
+          <w:sz w:val="24"/>
+          <w:szCs w:val="24"/>
+        </w:rPr>
+        <w:lastRenderedPageBreak/>
+        <w:t>data=pd.read_csv(filename)</w:t>
+      </w:r>
+    </w:p>
+    <w:p>
+      <w:pPr>
+        <w:rPr>
+          <w:rFonts w:ascii="Arial Unicode MS" w:eastAsia="Arial Unicode MS" w:hAnsi="Arial Unicode MS" w:cs="Arial Unicode MS"/>
+          <w:sz w:val="24"/>
+          <w:szCs w:val="24"/>
+        </w:rPr>
+      </w:pPr>
+      <w:r>
+        <w:rPr>
+          <w:rFonts w:ascii="Arial Unicode MS" w:eastAsia="Arial Unicode MS" w:hAnsi="Arial Unicode MS" w:cs="Arial Unicode MS" w:hint="eastAsia"/>
+          <w:sz w:val="24"/>
+          <w:szCs w:val="24"/>
+        </w:rPr>
+        <w:t>data.mean()#均值</w:t>
+      </w:r>
+    </w:p>
+    <w:p>
+      <w:pPr>
+        <w:rPr>
+          <w:rFonts w:ascii="Arial Unicode MS" w:eastAsia="Arial Unicode MS" w:hAnsi="Arial Unicode MS" w:cs="Arial Unicode MS"/>
+          <w:sz w:val="24"/>
+          <w:szCs w:val="24"/>
+        </w:rPr>
+      </w:pPr>
+      <w:r>
+        <w:rPr>
+          <w:rFonts w:ascii="Arial Unicode MS" w:eastAsia="Arial Unicode MS" w:hAnsi="Arial Unicode MS" w:cs="Arial Unicode MS" w:hint="eastAsia"/>
+          <w:sz w:val="24"/>
+          <w:szCs w:val="24"/>
+        </w:rPr>
+        <w:t>data.median()#中位数</w:t>
+      </w:r>
+    </w:p>
+    <w:p>
+      <w:pPr>
+        <w:rPr>
+          <w:rFonts w:ascii="Arial Unicode MS" w:eastAsia="Arial Unicode MS" w:hAnsi="Arial Unicode MS" w:cs="Arial Unicode MS"/>
+          <w:sz w:val="24"/>
+          <w:szCs w:val="24"/>
+        </w:rPr>
+      </w:pPr>
+      <w:r>
+        <w:rPr>
+          <w:rFonts w:ascii="Arial Unicode MS" w:eastAsia="Arial Unicode MS" w:hAnsi="Arial Unicode MS" w:cs="Arial Unicode MS" w:hint="eastAsia"/>
+          <w:sz w:val="24"/>
+          <w:szCs w:val="24"/>
+        </w:rPr>
+        <w:t>data.quantile(q=0.25)#四分位数</w:t>
+      </w:r>
+    </w:p>
+    <w:p>
+      <w:pPr>
+        <w:rPr>
+          <w:rFonts w:ascii="Arial Unicode MS" w:eastAsia="Arial Unicode MS" w:hAnsi="Arial Unicode MS" w:cs="Arial Unicode MS"/>
+          <w:sz w:val="24"/>
+          <w:szCs w:val="24"/>
+        </w:rPr>
+      </w:pPr>
+      <w:r>
+        <w:rPr>
+          <w:rFonts w:ascii="Arial Unicode MS" w:eastAsia="Arial Unicode MS" w:hAnsi="Arial Unicode MS" w:cs="Arial Unicode MS" w:hint="eastAsia"/>
+          <w:sz w:val="24"/>
+          <w:szCs w:val="24"/>
+        </w:rPr>
+        <w:t>data.mode()#众数，对于众数来说有可能不是唯一的，众数可能返回有多行</w:t>
+      </w:r>
+    </w:p>
+    <w:p>
+      <w:pPr>
+        <w:rPr>
+          <w:rFonts w:ascii="Arial Unicode MS" w:eastAsia="Arial Unicode MS" w:hAnsi="Arial Unicode MS" w:cs="Arial Unicode MS"/>
+          <w:sz w:val="24"/>
+          <w:szCs w:val="24"/>
+        </w:rPr>
+      </w:pPr>
+      <w:r>
+        <w:rPr>
+          <w:rFonts w:ascii="Arial Unicode MS" w:eastAsia="Arial Unicode MS" w:hAnsi="Arial Unicode MS" w:cs="Arial Unicode MS" w:hint="eastAsia"/>
+          <w:sz w:val="24"/>
+          <w:szCs w:val="24"/>
+        </w:rPr>
+        <w:t>data.std()#标准差</w:t>
+      </w:r>
+    </w:p>
+    <w:p>
+      <w:pPr>
+        <w:rPr>
+          <w:rFonts w:ascii="Arial Unicode MS" w:eastAsia="Arial Unicode MS" w:hAnsi="Arial Unicode MS" w:cs="Arial Unicode MS"/>
+          <w:sz w:val="24"/>
+          <w:szCs w:val="24"/>
+        </w:rPr>
+      </w:pPr>
+      <w:r>
+        <w:rPr>
+          <w:rFonts w:ascii="Arial Unicode MS" w:eastAsia="Arial Unicode MS" w:hAnsi="Arial Unicode MS" w:cs="Arial Unicode MS" w:hint="eastAsia"/>
+          <w:sz w:val="24"/>
+          <w:szCs w:val="24"/>
+        </w:rPr>
+        <w:t>data.var()#方差</w:t>
+      </w:r>
+    </w:p>
+    <w:p>
+      <w:pPr>
+        <w:rPr>
+          <w:rFonts w:ascii="Arial Unicode MS" w:eastAsia="Arial Unicode MS" w:hAnsi="Arial Unicode MS" w:cs="Arial Unicode MS"/>
+          <w:sz w:val="24"/>
+          <w:szCs w:val="24"/>
+        </w:rPr>
+      </w:pPr>
+      <w:r>
+        <w:rPr>
+          <w:rFonts w:ascii="Arial Unicode MS" w:eastAsia="Arial Unicode MS" w:hAnsi="Arial Unicode MS" w:cs="Arial Unicode MS" w:hint="eastAsia"/>
+          <w:sz w:val="24"/>
+          <w:szCs w:val="24"/>
+        </w:rPr>
+        <w:t>data.sum()#离散数据求和会拼接起来</w:t>
+      </w:r>
+    </w:p>
+    <w:p>
+      <w:pPr>
+        <w:rPr>
+          <w:rFonts w:ascii="Arial Unicode MS" w:eastAsia="Arial Unicode MS" w:hAnsi="Arial Unicode MS" w:cs="Arial Unicode MS"/>
+          <w:sz w:val="24"/>
+          <w:szCs w:val="24"/>
+        </w:rPr>
+      </w:pPr>
+      <w:r>
+        <w:rPr>
+          <w:rFonts w:ascii="Arial Unicode MS" w:eastAsia="Arial Unicode MS" w:hAnsi="Arial Unicode MS" w:cs="Arial Unicode MS" w:hint="eastAsia"/>
+          <w:sz w:val="24"/>
+          <w:szCs w:val="24"/>
+        </w:rPr>
+        <w:t>data.skew()#偏态系数，负值表示平均值偏小，大部分数据大于平均值</w:t>
+      </w:r>
+    </w:p>
+    <w:p>
+      <w:pPr>
+        <w:rPr>
+          <w:rFonts w:ascii="Arial Unicode MS" w:eastAsia="Arial Unicode MS" w:hAnsi="Arial Unicode MS" w:cs="Arial Unicode MS"/>
+          <w:sz w:val="24"/>
+          <w:szCs w:val="24"/>
+        </w:rPr>
+      </w:pPr>
+      <w:r>
+        <w:rPr>
+          <w:rFonts w:ascii="Arial Unicode MS" w:eastAsia="Arial Unicode MS" w:hAnsi="Arial Unicode MS" w:cs="Arial Unicode MS" w:hint="eastAsia"/>
+          <w:sz w:val="24"/>
+          <w:szCs w:val="24"/>
+        </w:rPr>
+        <w:t>data.kurt()#峰度系数，以正态分布为0作为标准。负值表示比正太平缓</w:t>
+      </w:r>
+    </w:p>
+    <w:p>
+      <w:pPr>
+        <w:rPr>
+          <w:rFonts w:ascii="Arial Unicode MS" w:eastAsia="Arial Unicode MS" w:hAnsi="Arial Unicode MS" w:cs="Arial Unicode MS"/>
+          <w:sz w:val="24"/>
+          <w:szCs w:val="24"/>
+        </w:rPr>
+      </w:pPr>
+    </w:p>
+    <w:p>
+      <w:pPr>
+        <w:rPr>
+          <w:rFonts w:ascii="Arial Unicode MS" w:eastAsia="Arial Unicode MS" w:hAnsi="Arial Unicode MS" w:cs="Arial Unicode MS"/>
+          <w:sz w:val="24"/>
+          <w:szCs w:val="24"/>
+        </w:rPr>
+      </w:pPr>
+      <w:r>
+        <w:rPr>
+          <w:rFonts w:ascii="Arial Unicode MS" w:eastAsia="Arial Unicode MS" w:hAnsi="Arial Unicode MS" w:cs="Arial Unicode MS"/>
+          <w:sz w:val="24"/>
+          <w:szCs w:val="24"/>
+        </w:rPr>
+        <w:t>import scipy.stats as ss</w:t>
+      </w:r>
+    </w:p>
+    <w:p>
+      <w:pPr>
+        <w:rPr>
+          <w:rFonts w:ascii="Arial Unicode MS" w:eastAsia="Arial Unicode MS" w:hAnsi="Arial Unicode MS" w:cs="Arial Unicode MS"/>
+          <w:sz w:val="24"/>
+          <w:szCs w:val="24"/>
+        </w:rPr>
+      </w:pPr>
+      <w:r>
+        <w:rPr>
+          <w:rFonts w:ascii="Arial Unicode MS" w:eastAsia="Arial Unicode MS" w:hAnsi="Arial Unicode MS" w:cs="Arial Unicode MS" w:hint="eastAsia"/>
+          <w:sz w:val="24"/>
+          <w:szCs w:val="24"/>
+        </w:rPr>
+        <w:t>#生成正态分布</w:t>
+      </w:r>
+    </w:p>
+    <w:p>
+      <w:pPr>
+        <w:rPr>
+          <w:rFonts w:ascii="Arial Unicode MS" w:eastAsia="Arial Unicode MS" w:hAnsi="Arial Unicode MS" w:cs="Arial Unicode MS"/>
+          <w:sz w:val="24"/>
+          <w:szCs w:val="24"/>
+        </w:rPr>
+      </w:pPr>
+      <w:r>
+        <w:rPr>
+          <w:rFonts w:ascii="Arial Unicode MS" w:eastAsia="Arial Unicode MS" w:hAnsi="Arial Unicode MS" w:cs="Arial Unicode MS"/>
+          <w:sz w:val="24"/>
+          <w:szCs w:val="24"/>
+        </w:rPr>
         <w:t>ss.norm</w:t>
       </w:r>
-      <w:proofErr w:type="spellEnd"/>
-    </w:p>
-    <w:p>
-      <w:pPr>
-        <w:rPr>
-          <w:rFonts w:hint="eastAsia"/>
-        </w:rPr>
-      </w:pPr>
-      <w:r>
-        <w:rPr>
-          <w:rFonts w:hint="eastAsia"/>
-        </w:rPr>
-        <w:t>#</w:t>
-      </w:r>
-      <w:r>
-        <w:rPr>
-          <w:rFonts w:hint="eastAsia"/>
-        </w:rPr>
-        <w:t>查看特征</w:t>
-      </w:r>
-    </w:p>
-    <w:p>
-      <w:proofErr w:type="spellStart"/>
-      <w:proofErr w:type="gramStart"/>
-      <w:r>
-        <w:t>ss.norm.stats</w:t>
-      </w:r>
-      <w:proofErr w:type="spellEnd"/>
-      <w:r>
-        <w:t>(</w:t>
-      </w:r>
-      <w:proofErr w:type="gramEnd"/>
-      <w:r>
-        <w:t>moments ='</w:t>
-      </w:r>
-      <w:proofErr w:type="spellStart"/>
-      <w:r>
-        <w:t>mvsk</w:t>
-      </w:r>
-      <w:proofErr w:type="spellEnd"/>
-      <w:r>
-        <w:t>')</w:t>
-      </w:r>
-    </w:p>
-    <w:p>
-      <w:pPr>
-        <w:rPr>
-          <w:rFonts w:hint="eastAsia"/>
-        </w:rPr>
-      </w:pPr>
-      <w:r>
-        <w:rPr>
-          <w:rFonts w:hint="eastAsia"/>
-        </w:rPr>
-        <w:t>#</w:t>
-      </w:r>
-      <w:r>
-        <w:rPr>
-          <w:rFonts w:hint="eastAsia"/>
-        </w:rPr>
-        <w:t>制定横坐标返回纵坐标的值</w:t>
-      </w:r>
-    </w:p>
-    <w:p>
-      <w:proofErr w:type="gramStart"/>
-      <w:r>
-        <w:t>ss.norm.pdf(</w:t>
-      </w:r>
-      <w:proofErr w:type="gramEnd"/>
-      <w:r>
-        <w:t>0.0)</w:t>
-      </w:r>
-    </w:p>
-    <w:p>
-      <w:pPr>
-        <w:rPr>
-          <w:rFonts w:hint="eastAsia"/>
-        </w:rPr>
-      </w:pPr>
-      <w:r>
-        <w:rPr>
-          <w:rFonts w:hint="eastAsia"/>
-        </w:rPr>
-        <w:t>#</w:t>
-      </w:r>
-      <w:r>
-        <w:rPr>
-          <w:rFonts w:hint="eastAsia"/>
-        </w:rPr>
-        <w:t>累计到</w:t>
-      </w:r>
-      <w:r>
-        <w:rPr>
-          <w:rFonts w:hint="eastAsia"/>
-        </w:rPr>
-        <w:t>0-1</w:t>
-      </w:r>
-      <w:r>
-        <w:rPr>
-          <w:rFonts w:hint="eastAsia"/>
-        </w:rPr>
-        <w:t>之间的某个数，对应的横坐标的值</w:t>
-      </w:r>
-    </w:p>
-    <w:p>
-      <w:proofErr w:type="spellStart"/>
-      <w:proofErr w:type="gramStart"/>
-      <w:r>
+    </w:p>
+    <w:p>
+      <w:pPr>
+        <w:rPr>
+          <w:rFonts w:ascii="Arial Unicode MS" w:eastAsia="Arial Unicode MS" w:hAnsi="Arial Unicode MS" w:cs="Arial Unicode MS"/>
+          <w:sz w:val="24"/>
+          <w:szCs w:val="24"/>
+        </w:rPr>
+      </w:pPr>
+      <w:r>
+        <w:rPr>
+          <w:rFonts w:ascii="Arial Unicode MS" w:eastAsia="Arial Unicode MS" w:hAnsi="Arial Unicode MS" w:cs="Arial Unicode MS" w:hint="eastAsia"/>
+          <w:sz w:val="24"/>
+          <w:szCs w:val="24"/>
+        </w:rPr>
+        <w:t>#查看特征</w:t>
+      </w:r>
+    </w:p>
+    <w:p>
+      <w:pPr>
+        <w:rPr>
+          <w:rFonts w:ascii="Arial Unicode MS" w:eastAsia="Arial Unicode MS" w:hAnsi="Arial Unicode MS" w:cs="Arial Unicode MS"/>
+          <w:sz w:val="24"/>
+          <w:szCs w:val="24"/>
+        </w:rPr>
+      </w:pPr>
+      <w:r>
+        <w:rPr>
+          <w:rFonts w:ascii="Arial Unicode MS" w:eastAsia="Arial Unicode MS" w:hAnsi="Arial Unicode MS" w:cs="Arial Unicode MS"/>
+          <w:sz w:val="24"/>
+          <w:szCs w:val="24"/>
+        </w:rPr>
+        <w:t>ss.norm.stats(moments ='mvsk')</w:t>
+      </w:r>
+    </w:p>
+    <w:p>
+      <w:pPr>
+        <w:rPr>
+          <w:rFonts w:ascii="Arial Unicode MS" w:eastAsia="Arial Unicode MS" w:hAnsi="Arial Unicode MS" w:cs="Arial Unicode MS"/>
+          <w:sz w:val="24"/>
+          <w:szCs w:val="24"/>
+        </w:rPr>
+      </w:pPr>
+      <w:r>
+        <w:rPr>
+          <w:rFonts w:ascii="Arial Unicode MS" w:eastAsia="Arial Unicode MS" w:hAnsi="Arial Unicode MS" w:cs="Arial Unicode MS" w:hint="eastAsia"/>
+          <w:sz w:val="24"/>
+          <w:szCs w:val="24"/>
+        </w:rPr>
+        <w:t>#制定横坐标返回纵坐标的值</w:t>
+      </w:r>
+    </w:p>
+    <w:p>
+      <w:pPr>
+        <w:rPr>
+          <w:rFonts w:ascii="Arial Unicode MS" w:eastAsia="Arial Unicode MS" w:hAnsi="Arial Unicode MS" w:cs="Arial Unicode MS"/>
+          <w:sz w:val="24"/>
+          <w:szCs w:val="24"/>
+        </w:rPr>
+      </w:pPr>
+      <w:r>
+        <w:rPr>
+          <w:rFonts w:ascii="Arial Unicode MS" w:eastAsia="Arial Unicode MS" w:hAnsi="Arial Unicode MS" w:cs="Arial Unicode MS"/>
+          <w:sz w:val="24"/>
+          <w:szCs w:val="24"/>
+        </w:rPr>
+        <w:t>ss.norm.pdf(0.0)</w:t>
+      </w:r>
+    </w:p>
+    <w:p>
+      <w:pPr>
+        <w:rPr>
+          <w:rFonts w:ascii="Arial Unicode MS" w:eastAsia="Arial Unicode MS" w:hAnsi="Arial Unicode MS" w:cs="Arial Unicode MS"/>
+          <w:sz w:val="24"/>
+          <w:szCs w:val="24"/>
+        </w:rPr>
+      </w:pPr>
+      <w:r>
+        <w:rPr>
+          <w:rFonts w:ascii="Arial Unicode MS" w:eastAsia="Arial Unicode MS" w:hAnsi="Arial Unicode MS" w:cs="Arial Unicode MS" w:hint="eastAsia"/>
+          <w:sz w:val="24"/>
+          <w:szCs w:val="24"/>
+        </w:rPr>
+        <w:t>#累计到0-1之间的某个数，对应的横坐标的值</w:t>
+      </w:r>
+    </w:p>
+    <w:p>
+      <w:pPr>
+        <w:rPr>
+          <w:rFonts w:ascii="Arial Unicode MS" w:eastAsia="Arial Unicode MS" w:hAnsi="Arial Unicode MS" w:cs="Arial Unicode MS"/>
+          <w:sz w:val="24"/>
+          <w:szCs w:val="24"/>
+        </w:rPr>
+      </w:pPr>
+      <w:r>
+        <w:rPr>
+          <w:rFonts w:ascii="Arial Unicode MS" w:eastAsia="Arial Unicode MS" w:hAnsi="Arial Unicode MS" w:cs="Arial Unicode MS"/>
+          <w:sz w:val="24"/>
+          <w:szCs w:val="24"/>
+        </w:rPr>
+        <w:t>ss.norm.ppf(0.8)</w:t>
+      </w:r>
+    </w:p>
+    <w:p>
+      <w:pPr>
+        <w:rPr>
+          <w:rFonts w:ascii="Arial Unicode MS" w:eastAsia="Arial Unicode MS" w:hAnsi="Arial Unicode MS" w:cs="Arial Unicode MS"/>
+          <w:sz w:val="24"/>
+          <w:szCs w:val="24"/>
+        </w:rPr>
+      </w:pPr>
+      <w:r>
+        <w:rPr>
+          <w:rFonts w:ascii="Arial Unicode MS" w:eastAsia="Arial Unicode MS" w:hAnsi="Arial Unicode MS" w:cs="Arial Unicode MS" w:hint="eastAsia"/>
+          <w:sz w:val="24"/>
+          <w:szCs w:val="24"/>
+        </w:rPr>
+        <w:t>#累计概率</w:t>
+      </w:r>
+    </w:p>
+    <w:p>
+      <w:pPr>
+        <w:rPr>
+          <w:rFonts w:ascii="Arial Unicode MS" w:eastAsia="Arial Unicode MS" w:hAnsi="Arial Unicode MS" w:cs="Arial Unicode MS"/>
+          <w:sz w:val="24"/>
+          <w:szCs w:val="24"/>
+        </w:rPr>
+      </w:pPr>
+      <w:r>
+        <w:rPr>
+          <w:rFonts w:ascii="Arial Unicode MS" w:eastAsia="Arial Unicode MS" w:hAnsi="Arial Unicode MS" w:cs="Arial Unicode MS"/>
+          <w:sz w:val="24"/>
+          <w:szCs w:val="24"/>
+        </w:rPr>
+        <w:t>ss.norm.cdf(2)</w:t>
+      </w:r>
+    </w:p>
+    <w:p>
+      <w:pPr>
+        <w:rPr>
+          <w:rFonts w:ascii="Arial Unicode MS" w:eastAsia="Arial Unicode MS" w:hAnsi="Arial Unicode MS" w:cs="Arial Unicode MS"/>
+          <w:sz w:val="24"/>
+          <w:szCs w:val="24"/>
+        </w:rPr>
+      </w:pPr>
+      <w:r>
+        <w:rPr>
+          <w:rFonts w:ascii="Arial Unicode MS" w:eastAsia="Arial Unicode MS" w:hAnsi="Arial Unicode MS" w:cs="Arial Unicode MS"/>
+          <w:sz w:val="24"/>
+          <w:szCs w:val="24"/>
+        </w:rPr>
         <w:lastRenderedPageBreak/>
-        <w:t>ss.norm.ppf</w:t>
-      </w:r>
-      <w:proofErr w:type="spellEnd"/>
-      <w:r>
-        <w:t>(</w:t>
-      </w:r>
-      <w:proofErr w:type="gramEnd"/>
-      <w:r>
-        <w:t>0.8)</w:t>
-      </w:r>
-    </w:p>
-    <w:p>
-      <w:pPr>
-        <w:rPr>
-          <w:rFonts w:hint="eastAsia"/>
-        </w:rPr>
-      </w:pPr>
-      <w:r>
-        <w:rPr>
-          <w:rFonts w:hint="eastAsia"/>
-        </w:rPr>
-        <w:t>#</w:t>
-      </w:r>
-      <w:r>
-        <w:rPr>
-          <w:rFonts w:hint="eastAsia"/>
-        </w:rPr>
-        <w:t>累计概率</w:t>
-      </w:r>
-    </w:p>
-    <w:p>
-      <w:proofErr w:type="spellStart"/>
-      <w:proofErr w:type="gramStart"/>
-      <w:r>
-        <w:t>ss.norm.cdf</w:t>
-      </w:r>
-      <w:proofErr w:type="spellEnd"/>
-      <w:r>
-        <w:t>(</w:t>
-      </w:r>
-      <w:proofErr w:type="gramEnd"/>
-      <w:r>
-        <w:t>2)</w:t>
-      </w:r>
-    </w:p>
-    <w:p>
-      <w:proofErr w:type="spellStart"/>
-      <w:proofErr w:type="gramStart"/>
-      <w:r>
-        <w:t>ss.norm.cdf</w:t>
-      </w:r>
-      <w:proofErr w:type="spellEnd"/>
-      <w:r>
-        <w:t>(</w:t>
-      </w:r>
-      <w:proofErr w:type="gramEnd"/>
-      <w:r>
-        <w:t>2)-</w:t>
-      </w:r>
-      <w:proofErr w:type="spellStart"/>
-      <w:r>
-        <w:t>ss.norm.cdf</w:t>
-      </w:r>
-      <w:proofErr w:type="spellEnd"/>
-      <w:r>
-        <w:t>(-2)</w:t>
-      </w:r>
-    </w:p>
-    <w:p>
-      <w:r>
+        <w:t>ss.norm.cdf(2)-ss.norm.cdf(-2)</w:t>
+      </w:r>
+    </w:p>
+    <w:p>
+      <w:pPr>
+        <w:rPr>
+          <w:rFonts w:ascii="Arial Unicode MS" w:eastAsia="Arial Unicode MS" w:hAnsi="Arial Unicode MS" w:cs="Arial Unicode MS"/>
+          <w:sz w:val="24"/>
+          <w:szCs w:val="24"/>
+        </w:rPr>
+      </w:pPr>
+      <w:r>
+        <w:rPr>
+          <w:rFonts w:ascii="Arial Unicode MS" w:eastAsia="Arial Unicode MS" w:hAnsi="Arial Unicode MS" w:cs="Arial Unicode MS"/>
+          <w:sz w:val="24"/>
+          <w:szCs w:val="24"/>
+        </w:rPr>
         <w:t>0.9544997361036416</w:t>
       </w:r>
     </w:p>
     <w:p>
       <w:pPr>
         <w:rPr>
-          <w:rFonts w:hint="eastAsia"/>
-        </w:rPr>
-      </w:pPr>
-      <w:r>
-        <w:rPr>
-          <w:rFonts w:hint="eastAsia"/>
-        </w:rPr>
-        <w:t>#</w:t>
-      </w:r>
-      <w:r>
-        <w:rPr>
-          <w:rFonts w:hint="eastAsia"/>
-        </w:rPr>
-        <w:t>得到</w:t>
-      </w:r>
-      <w:r>
-        <w:rPr>
-          <w:rFonts w:hint="eastAsia"/>
-        </w:rPr>
-        <w:t>n</w:t>
-      </w:r>
-      <w:proofErr w:type="gramStart"/>
-      <w:r>
-        <w:rPr>
-          <w:rFonts w:hint="eastAsia"/>
-        </w:rPr>
-        <w:t>个</w:t>
-      </w:r>
-      <w:proofErr w:type="gramEnd"/>
-      <w:r>
-        <w:rPr>
-          <w:rFonts w:hint="eastAsia"/>
-        </w:rPr>
-        <w:t>符合正太分布的数字</w:t>
-      </w:r>
-    </w:p>
-    <w:p>
-      <w:proofErr w:type="spellStart"/>
-      <w:proofErr w:type="gramStart"/>
-      <w:r>
-        <w:t>ss.norm.rvs</w:t>
-      </w:r>
-      <w:proofErr w:type="spellEnd"/>
-      <w:r>
-        <w:t>(</w:t>
-      </w:r>
-      <w:proofErr w:type="gramEnd"/>
-      <w:r>
-        <w:t>size=10)</w:t>
-      </w:r>
-    </w:p>
-    <w:p>
-      <w:r>
+          <w:rFonts w:ascii="Arial Unicode MS" w:eastAsia="Arial Unicode MS" w:hAnsi="Arial Unicode MS" w:cs="Arial Unicode MS"/>
+          <w:sz w:val="24"/>
+          <w:szCs w:val="24"/>
+        </w:rPr>
+      </w:pPr>
+      <w:r>
+        <w:rPr>
+          <w:rFonts w:ascii="Arial Unicode MS" w:eastAsia="Arial Unicode MS" w:hAnsi="Arial Unicode MS" w:cs="Arial Unicode MS" w:hint="eastAsia"/>
+          <w:sz w:val="24"/>
+          <w:szCs w:val="24"/>
+        </w:rPr>
+        <w:t>#得到n个符合正太分布的数字</w:t>
+      </w:r>
+    </w:p>
+    <w:p>
+      <w:pPr>
+        <w:rPr>
+          <w:rFonts w:ascii="Arial Unicode MS" w:eastAsia="Arial Unicode MS" w:hAnsi="Arial Unicode MS" w:cs="Arial Unicode MS"/>
+          <w:sz w:val="24"/>
+          <w:szCs w:val="24"/>
+        </w:rPr>
+      </w:pPr>
+      <w:r>
+        <w:rPr>
+          <w:rFonts w:ascii="Arial Unicode MS" w:eastAsia="Arial Unicode MS" w:hAnsi="Arial Unicode MS" w:cs="Arial Unicode MS"/>
+          <w:sz w:val="24"/>
+          <w:szCs w:val="24"/>
+        </w:rPr>
+        <w:t>ss.norm.rvs(size=10)</w:t>
+      </w:r>
+    </w:p>
+    <w:p>
+      <w:pPr>
+        <w:rPr>
+          <w:rFonts w:ascii="Arial Unicode MS" w:eastAsia="Arial Unicode MS" w:hAnsi="Arial Unicode MS" w:cs="Arial Unicode MS"/>
+          <w:sz w:val="24"/>
+          <w:szCs w:val="24"/>
+        </w:rPr>
+      </w:pPr>
+      <w:r>
+        <w:rPr>
+          <w:rFonts w:ascii="Arial Unicode MS" w:eastAsia="Arial Unicode MS" w:hAnsi="Arial Unicode MS" w:cs="Arial Unicode MS"/>
+          <w:sz w:val="24"/>
+          <w:szCs w:val="24"/>
+        </w:rPr>
         <w:t>array([ 0.42708043, -1.1552152 ,  0.31892356,  0.25194965,  0.40497454,-2.14478749,  0.83372293,  0.71530381,0.25624798, -0.56659251])</w:t>
       </w:r>
     </w:p>
     <w:p>
       <w:pPr>
         <w:rPr>
-          <w:rFonts w:hint="eastAsia"/>
-        </w:rPr>
-      </w:pPr>
-      <w:r>
-        <w:rPr>
-          <w:rFonts w:hint="eastAsia"/>
-        </w:rPr>
-        <w:t>#</w:t>
-      </w:r>
-      <w:proofErr w:type="gramStart"/>
-      <w:r>
-        <w:rPr>
-          <w:rFonts w:hint="eastAsia"/>
-        </w:rPr>
-        <w:t>卡方分布</w:t>
-      </w:r>
-      <w:proofErr w:type="gramEnd"/>
-    </w:p>
-    <w:p>
-      <w:r>
+          <w:rFonts w:ascii="Arial Unicode MS" w:eastAsia="Arial Unicode MS" w:hAnsi="Arial Unicode MS" w:cs="Arial Unicode MS"/>
+          <w:sz w:val="24"/>
+          <w:szCs w:val="24"/>
+        </w:rPr>
+      </w:pPr>
+      <w:r>
+        <w:rPr>
+          <w:rFonts w:ascii="Arial Unicode MS" w:eastAsia="Arial Unicode MS" w:hAnsi="Arial Unicode MS" w:cs="Arial Unicode MS" w:hint="eastAsia"/>
+          <w:sz w:val="24"/>
+          <w:szCs w:val="24"/>
+        </w:rPr>
+        <w:t>#卡方分布</w:t>
+      </w:r>
+    </w:p>
+    <w:p>
+      <w:pPr>
+        <w:rPr>
+          <w:rFonts w:ascii="Arial Unicode MS" w:eastAsia="Arial Unicode MS" w:hAnsi="Arial Unicode MS" w:cs="Arial Unicode MS"/>
+          <w:sz w:val="24"/>
+          <w:szCs w:val="24"/>
+        </w:rPr>
+      </w:pPr>
+      <w:r>
+        <w:rPr>
+          <w:rFonts w:ascii="Arial Unicode MS" w:eastAsia="Arial Unicode MS" w:hAnsi="Arial Unicode MS" w:cs="Arial Unicode MS"/>
+          <w:sz w:val="24"/>
+          <w:szCs w:val="24"/>
+        </w:rPr>
         <w:t>ss.chi2</w:t>
       </w:r>
     </w:p>
     <w:p>
       <w:pPr>
         <w:rPr>
-          <w:rFonts w:hint="eastAsia"/>
-        </w:rPr>
-      </w:pPr>
-      <w:r>
-        <w:rPr>
-          <w:rFonts w:hint="eastAsia"/>
-        </w:rPr>
-        <w:t>#t</w:t>
-      </w:r>
-      <w:r>
-        <w:rPr>
-          <w:rFonts w:hint="eastAsia"/>
-        </w:rPr>
-        <w:t>分布</w:t>
-      </w:r>
-    </w:p>
-    <w:p>
-      <w:r>
+          <w:rFonts w:ascii="Arial Unicode MS" w:eastAsia="Arial Unicode MS" w:hAnsi="Arial Unicode MS" w:cs="Arial Unicode MS"/>
+          <w:sz w:val="24"/>
+          <w:szCs w:val="24"/>
+        </w:rPr>
+      </w:pPr>
+      <w:r>
+        <w:rPr>
+          <w:rFonts w:ascii="Arial Unicode MS" w:eastAsia="Arial Unicode MS" w:hAnsi="Arial Unicode MS" w:cs="Arial Unicode MS" w:hint="eastAsia"/>
+          <w:sz w:val="24"/>
+          <w:szCs w:val="24"/>
+        </w:rPr>
+        <w:t>#t分布</w:t>
+      </w:r>
+    </w:p>
+    <w:p>
+      <w:pPr>
+        <w:rPr>
+          <w:rFonts w:ascii="Arial Unicode MS" w:eastAsia="Arial Unicode MS" w:hAnsi="Arial Unicode MS" w:cs="Arial Unicode MS"/>
+          <w:sz w:val="24"/>
+          <w:szCs w:val="24"/>
+        </w:rPr>
+      </w:pPr>
+      <w:r>
+        <w:rPr>
+          <w:rFonts w:ascii="Arial Unicode MS" w:eastAsia="Arial Unicode MS" w:hAnsi="Arial Unicode MS" w:cs="Arial Unicode MS"/>
+          <w:sz w:val="24"/>
+          <w:szCs w:val="24"/>
+        </w:rPr>
         <w:t>ss.t</w:t>
       </w:r>
     </w:p>
     <w:p>
       <w:pPr>
         <w:rPr>
-          <w:rFonts w:hint="eastAsia"/>
-        </w:rPr>
-      </w:pPr>
-      <w:r>
-        <w:rPr>
-          <w:rFonts w:hint="eastAsia"/>
-        </w:rPr>
-        <w:t>#f</w:t>
-      </w:r>
-      <w:r>
-        <w:rPr>
-          <w:rFonts w:hint="eastAsia"/>
-        </w:rPr>
-        <w:t>分布</w:t>
-      </w:r>
-      <w:r>
-        <w:rPr>
-          <w:rFonts w:hint="eastAsia"/>
+          <w:rFonts w:ascii="Arial Unicode MS" w:eastAsia="Arial Unicode MS" w:hAnsi="Arial Unicode MS" w:cs="Arial Unicode MS"/>
+          <w:sz w:val="24"/>
+          <w:szCs w:val="24"/>
+        </w:rPr>
+      </w:pPr>
+      <w:r>
+        <w:rPr>
+          <w:rFonts w:ascii="Arial Unicode MS" w:eastAsia="Arial Unicode MS" w:hAnsi="Arial Unicode MS" w:cs="Arial Unicode MS" w:hint="eastAsia"/>
+          <w:sz w:val="24"/>
+          <w:szCs w:val="24"/>
+        </w:rPr>
+        <w:t>#f分布</w:t>
+      </w:r>
+      <w:r>
+        <w:rPr>
+          <w:rFonts w:ascii="Arial Unicode MS" w:eastAsia="Arial Unicode MS" w:hAnsi="Arial Unicode MS" w:cs="Arial Unicode MS" w:hint="eastAsia"/>
+          <w:sz w:val="24"/>
+          <w:szCs w:val="24"/>
         </w:rPr>
         <w:tab/>
         <w:t xml:space="preserve">  </w:t>
       </w:r>
     </w:p>
     <w:p>
-      <w:proofErr w:type="spellStart"/>
-      <w:r>
-        <w:t>ss.f</w:t>
-      </w:r>
-      <w:proofErr w:type="spellEnd"/>
-      <w:r>
-        <w:t xml:space="preserve"> </w:t>
-      </w:r>
-    </w:p>
-    <w:p>
-      <w:pPr>
-        <w:rPr>
-          <w:rFonts w:hint="eastAsia"/>
-        </w:rPr>
-      </w:pPr>
-      <w:r>
-        <w:rPr>
-          <w:rFonts w:hint="eastAsia"/>
-        </w:rPr>
-        <w:t>#</w:t>
-      </w:r>
-      <w:r>
-        <w:rPr>
-          <w:rFonts w:hint="eastAsia"/>
-        </w:rPr>
-        <w:t>抽样</w:t>
-      </w:r>
-    </w:p>
-    <w:p>
-      <w:proofErr w:type="spellStart"/>
-      <w:proofErr w:type="gramStart"/>
-      <w:r>
-        <w:t>data.sample</w:t>
-      </w:r>
-      <w:proofErr w:type="spellEnd"/>
-      <w:r>
-        <w:t>(</w:t>
-      </w:r>
-      <w:proofErr w:type="gramEnd"/>
-      <w:r>
-        <w:t>n=10)</w:t>
-      </w:r>
-    </w:p>
-    <w:p>
-      <w:proofErr w:type="spellStart"/>
-      <w:proofErr w:type="gramStart"/>
-      <w:r>
-        <w:t>data.sample</w:t>
-      </w:r>
-      <w:proofErr w:type="spellEnd"/>
-      <w:r>
-        <w:t>(</w:t>
-      </w:r>
-      <w:proofErr w:type="spellStart"/>
-      <w:proofErr w:type="gramEnd"/>
-      <w:r>
-        <w:t>frac</w:t>
-      </w:r>
-      <w:proofErr w:type="spellEnd"/>
-      <w:r>
-        <w:t xml:space="preserve"> = 0.001)</w:t>
-      </w:r>
-    </w:p>
-    <w:p/>
-    <w:p>
-      <w:r>
+      <w:pPr>
+        <w:rPr>
+          <w:rFonts w:ascii="Arial Unicode MS" w:eastAsia="Arial Unicode MS" w:hAnsi="Arial Unicode MS" w:cs="Arial Unicode MS"/>
+          <w:sz w:val="24"/>
+          <w:szCs w:val="24"/>
+        </w:rPr>
+      </w:pPr>
+      <w:r>
+        <w:rPr>
+          <w:rFonts w:ascii="Arial Unicode MS" w:eastAsia="Arial Unicode MS" w:hAnsi="Arial Unicode MS" w:cs="Arial Unicode MS"/>
+          <w:sz w:val="24"/>
+          <w:szCs w:val="24"/>
+        </w:rPr>
+        <w:t xml:space="preserve">ss.f </w:t>
+      </w:r>
+    </w:p>
+    <w:p>
+      <w:pPr>
+        <w:rPr>
+          <w:rFonts w:ascii="Arial Unicode MS" w:eastAsia="Arial Unicode MS" w:hAnsi="Arial Unicode MS" w:cs="Arial Unicode MS"/>
+          <w:sz w:val="24"/>
+          <w:szCs w:val="24"/>
+        </w:rPr>
+      </w:pPr>
+      <w:r>
+        <w:rPr>
+          <w:rFonts w:ascii="Arial Unicode MS" w:eastAsia="Arial Unicode MS" w:hAnsi="Arial Unicode MS" w:cs="Arial Unicode MS" w:hint="eastAsia"/>
+          <w:sz w:val="24"/>
+          <w:szCs w:val="24"/>
+        </w:rPr>
+        <w:t>#抽样</w:t>
+      </w:r>
+    </w:p>
+    <w:p>
+      <w:pPr>
+        <w:rPr>
+          <w:rFonts w:ascii="Arial Unicode MS" w:eastAsia="Arial Unicode MS" w:hAnsi="Arial Unicode MS" w:cs="Arial Unicode MS"/>
+          <w:sz w:val="24"/>
+          <w:szCs w:val="24"/>
+        </w:rPr>
+      </w:pPr>
+      <w:r>
+        <w:rPr>
+          <w:rFonts w:ascii="Arial Unicode MS" w:eastAsia="Arial Unicode MS" w:hAnsi="Arial Unicode MS" w:cs="Arial Unicode MS"/>
+          <w:sz w:val="24"/>
+          <w:szCs w:val="24"/>
+        </w:rPr>
+        <w:t>data.sample(n=10)</w:t>
+      </w:r>
+    </w:p>
+    <w:p>
+      <w:pPr>
+        <w:rPr>
+          <w:rFonts w:ascii="Arial Unicode MS" w:eastAsia="Arial Unicode MS" w:hAnsi="Arial Unicode MS" w:cs="Arial Unicode MS"/>
+          <w:sz w:val="24"/>
+          <w:szCs w:val="24"/>
+        </w:rPr>
+      </w:pPr>
+      <w:r>
+        <w:rPr>
+          <w:rFonts w:ascii="Arial Unicode MS" w:eastAsia="Arial Unicode MS" w:hAnsi="Arial Unicode MS" w:cs="Arial Unicode MS"/>
+          <w:sz w:val="24"/>
+          <w:szCs w:val="24"/>
+        </w:rPr>
+        <w:t>data.sample(frac = 0.001)</w:t>
+      </w:r>
+    </w:p>
+    <w:p>
+      <w:pPr>
+        <w:rPr>
+          <w:rFonts w:ascii="Arial Unicode MS" w:eastAsia="Arial Unicode MS" w:hAnsi="Arial Unicode MS" w:cs="Arial Unicode MS"/>
+          <w:sz w:val="24"/>
+          <w:szCs w:val="24"/>
+        </w:rPr>
+      </w:pPr>
+    </w:p>
+    <w:p>
+      <w:pPr>
+        <w:rPr>
+          <w:rFonts w:ascii="Arial Unicode MS" w:eastAsia="Arial Unicode MS" w:hAnsi="Arial Unicode MS" w:cs="Arial Unicode MS"/>
+          <w:sz w:val="24"/>
+          <w:szCs w:val="24"/>
+        </w:rPr>
+      </w:pPr>
+      <w:r>
+        <w:rPr>
+          <w:rFonts w:ascii="Arial Unicode MS" w:eastAsia="Arial Unicode MS" w:hAnsi="Arial Unicode MS" w:cs="Arial Unicode MS"/>
+          <w:sz w:val="24"/>
+          <w:szCs w:val="24"/>
+        </w:rPr>
         <w:t>'''</w:t>
       </w:r>
     </w:p>
     <w:p>
       <w:pPr>
         <w:rPr>
-          <w:rFonts w:hint="eastAsia"/>
+          <w:rFonts w:ascii="Arial Unicode MS" w:eastAsia="Arial Unicode MS" w:hAnsi="Arial Unicode MS" w:cs="Arial Unicode MS"/>
           <w:b/>
-          <w:sz w:val="44"/>
-          <w:szCs w:val="44"/>
-        </w:rPr>
-      </w:pPr>
-      <w:r>
-        <w:rPr>
-          <w:rFonts w:hint="eastAsia"/>
+          <w:sz w:val="24"/>
+          <w:szCs w:val="24"/>
+        </w:rPr>
+      </w:pPr>
+      <w:r>
+        <w:rPr>
+          <w:rFonts w:ascii="Arial Unicode MS" w:eastAsia="Arial Unicode MS" w:hAnsi="Arial Unicode MS" w:cs="Arial Unicode MS" w:hint="eastAsia"/>
           <w:b/>
-          <w:sz w:val="44"/>
-          <w:szCs w:val="44"/>
+          <w:sz w:val="24"/>
+          <w:szCs w:val="24"/>
         </w:rPr>
         <w:t>异常值分析：</w:t>
       </w:r>
@@ -2633,12 +1951,16 @@
     <w:p>
       <w:pPr>
         <w:rPr>
-          <w:rFonts w:hint="eastAsia"/>
-        </w:rPr>
-      </w:pPr>
-      <w:r>
-        <w:rPr>
-          <w:rFonts w:hint="eastAsia"/>
+          <w:rFonts w:ascii="Arial Unicode MS" w:eastAsia="Arial Unicode MS" w:hAnsi="Arial Unicode MS" w:cs="Arial Unicode MS"/>
+          <w:sz w:val="24"/>
+          <w:szCs w:val="24"/>
+        </w:rPr>
+      </w:pPr>
+      <w:r>
+        <w:rPr>
+          <w:rFonts w:ascii="Arial Unicode MS" w:eastAsia="Arial Unicode MS" w:hAnsi="Arial Unicode MS" w:cs="Arial Unicode MS" w:hint="eastAsia"/>
+          <w:sz w:val="24"/>
+          <w:szCs w:val="24"/>
         </w:rPr>
         <w:t>离散异常值，连续异常值，常识异常值</w:t>
       </w:r>
@@ -2646,12 +1968,16 @@
     <w:p>
       <w:pPr>
         <w:rPr>
-          <w:rFonts w:hint="eastAsia"/>
-        </w:rPr>
-      </w:pPr>
-      <w:r>
-        <w:rPr>
-          <w:rFonts w:hint="eastAsia"/>
+          <w:rFonts w:ascii="Arial Unicode MS" w:eastAsia="Arial Unicode MS" w:hAnsi="Arial Unicode MS" w:cs="Arial Unicode MS"/>
+          <w:sz w:val="24"/>
+          <w:szCs w:val="24"/>
+        </w:rPr>
+      </w:pPr>
+      <w:r>
+        <w:rPr>
+          <w:rFonts w:ascii="Arial Unicode MS" w:eastAsia="Arial Unicode MS" w:hAnsi="Arial Unicode MS" w:cs="Arial Unicode MS" w:hint="eastAsia"/>
+          <w:sz w:val="24"/>
+          <w:szCs w:val="24"/>
         </w:rPr>
         <w:t>对比分析：</w:t>
       </w:r>
@@ -2659,12 +1985,16 @@
     <w:p>
       <w:pPr>
         <w:rPr>
-          <w:rFonts w:hint="eastAsia"/>
-        </w:rPr>
-      </w:pPr>
-      <w:r>
-        <w:rPr>
-          <w:rFonts w:hint="eastAsia"/>
+          <w:rFonts w:ascii="Arial Unicode MS" w:eastAsia="Arial Unicode MS" w:hAnsi="Arial Unicode MS" w:cs="Arial Unicode MS"/>
+          <w:sz w:val="24"/>
+          <w:szCs w:val="24"/>
+        </w:rPr>
+      </w:pPr>
+      <w:r>
+        <w:rPr>
+          <w:rFonts w:ascii="Arial Unicode MS" w:eastAsia="Arial Unicode MS" w:hAnsi="Arial Unicode MS" w:cs="Arial Unicode MS" w:hint="eastAsia"/>
+          <w:sz w:val="24"/>
+          <w:szCs w:val="24"/>
         </w:rPr>
         <w:t>绝对数与相对数，时间空间理论维度比较</w:t>
       </w:r>
@@ -2672,25 +2002,34 @@
     <w:p>
       <w:pPr>
         <w:rPr>
-          <w:rFonts w:hint="eastAsia"/>
-        </w:rPr>
-      </w:pPr>
-      <w:r>
-        <w:rPr>
-          <w:rFonts w:hint="eastAsia"/>
-        </w:rPr>
+          <w:rFonts w:ascii="Arial Unicode MS" w:eastAsia="Arial Unicode MS" w:hAnsi="Arial Unicode MS" w:cs="Arial Unicode MS"/>
+          <w:sz w:val="24"/>
+          <w:szCs w:val="24"/>
+        </w:rPr>
+      </w:pPr>
+      <w:r>
+        <w:rPr>
+          <w:rFonts w:ascii="Arial Unicode MS" w:eastAsia="Arial Unicode MS" w:hAnsi="Arial Unicode MS" w:cs="Arial Unicode MS" w:hint="eastAsia"/>
+          <w:sz w:val="24"/>
+          <w:szCs w:val="24"/>
+        </w:rPr>
+        <w:lastRenderedPageBreak/>
         <w:t>结构分析：</w:t>
       </w:r>
     </w:p>
     <w:p>
       <w:pPr>
         <w:rPr>
-          <w:rFonts w:hint="eastAsia"/>
-        </w:rPr>
-      </w:pPr>
-      <w:r>
-        <w:rPr>
-          <w:rFonts w:hint="eastAsia"/>
+          <w:rFonts w:ascii="Arial Unicode MS" w:eastAsia="Arial Unicode MS" w:hAnsi="Arial Unicode MS" w:cs="Arial Unicode MS"/>
+          <w:sz w:val="24"/>
+          <w:szCs w:val="24"/>
+        </w:rPr>
+      </w:pPr>
+      <w:r>
+        <w:rPr>
+          <w:rFonts w:ascii="Arial Unicode MS" w:eastAsia="Arial Unicode MS" w:hAnsi="Arial Unicode MS" w:cs="Arial Unicode MS" w:hint="eastAsia"/>
+          <w:sz w:val="24"/>
+          <w:szCs w:val="24"/>
         </w:rPr>
         <w:t>各组成部分的分布与规律</w:t>
       </w:r>
@@ -2698,12 +2037,16 @@
     <w:p>
       <w:pPr>
         <w:rPr>
-          <w:rFonts w:hint="eastAsia"/>
-        </w:rPr>
-      </w:pPr>
-      <w:r>
-        <w:rPr>
-          <w:rFonts w:hint="eastAsia"/>
+          <w:rFonts w:ascii="Arial Unicode MS" w:eastAsia="Arial Unicode MS" w:hAnsi="Arial Unicode MS" w:cs="Arial Unicode MS"/>
+          <w:sz w:val="24"/>
+          <w:szCs w:val="24"/>
+        </w:rPr>
+      </w:pPr>
+      <w:r>
+        <w:rPr>
+          <w:rFonts w:ascii="Arial Unicode MS" w:eastAsia="Arial Unicode MS" w:hAnsi="Arial Unicode MS" w:cs="Arial Unicode MS" w:hint="eastAsia"/>
+          <w:sz w:val="24"/>
+          <w:szCs w:val="24"/>
         </w:rPr>
         <w:t>分布分析：</w:t>
       </w:r>
@@ -2711,34 +2054,54 @@
     <w:p>
       <w:pPr>
         <w:rPr>
-          <w:rFonts w:hint="eastAsia"/>
-        </w:rPr>
-      </w:pPr>
-      <w:r>
-        <w:rPr>
-          <w:rFonts w:hint="eastAsia"/>
+          <w:rFonts w:ascii="Arial Unicode MS" w:eastAsia="Arial Unicode MS" w:hAnsi="Arial Unicode MS" w:cs="Arial Unicode MS"/>
+          <w:sz w:val="24"/>
+          <w:szCs w:val="24"/>
+        </w:rPr>
+      </w:pPr>
+      <w:r>
+        <w:rPr>
+          <w:rFonts w:ascii="Arial Unicode MS" w:eastAsia="Arial Unicode MS" w:hAnsi="Arial Unicode MS" w:cs="Arial Unicode MS" w:hint="eastAsia"/>
+          <w:sz w:val="24"/>
+          <w:szCs w:val="24"/>
         </w:rPr>
         <w:t>数据分布频率的显式分析</w:t>
       </w:r>
     </w:p>
     <w:p>
-      <w:r>
+      <w:pPr>
+        <w:rPr>
+          <w:rFonts w:ascii="Arial Unicode MS" w:eastAsia="Arial Unicode MS" w:hAnsi="Arial Unicode MS" w:cs="Arial Unicode MS"/>
+          <w:sz w:val="24"/>
+          <w:szCs w:val="24"/>
+        </w:rPr>
+      </w:pPr>
+      <w:r>
+        <w:rPr>
+          <w:rFonts w:ascii="Arial Unicode MS" w:eastAsia="Arial Unicode MS" w:hAnsi="Arial Unicode MS" w:cs="Arial Unicode MS"/>
+          <w:sz w:val="24"/>
+          <w:szCs w:val="24"/>
+        </w:rPr>
         <w:t>'''</w:t>
       </w:r>
     </w:p>
     <w:p>
       <w:pPr>
         <w:rPr>
-          <w:rFonts w:hint="eastAsia"/>
-        </w:rPr>
-      </w:pPr>
-      <w:r>
-        <w:rPr>
+          <w:rFonts w:ascii="Arial Unicode MS" w:eastAsia="Arial Unicode MS" w:hAnsi="Arial Unicode MS" w:cs="Arial Unicode MS"/>
+          <w:sz w:val="24"/>
+          <w:szCs w:val="24"/>
+        </w:rPr>
+      </w:pPr>
+      <w:r>
+        <w:rPr>
+          <w:rFonts w:ascii="Arial Unicode MS" w:eastAsia="Arial Unicode MS" w:hAnsi="Arial Unicode MS" w:cs="Arial Unicode MS"/>
           <w:noProof/>
-        </w:rPr>
-        <w:lastRenderedPageBreak/>
+          <w:sz w:val="24"/>
+          <w:szCs w:val="24"/>
+        </w:rPr>
         <w:drawing>
-          <wp:inline distT="0" distB="0" distL="0" distR="0" wp14:anchorId="19835CFA" wp14:editId="1696C808">
+          <wp:inline distT="0" distB="0" distL="0" distR="0" wp14:anchorId="0E6A47EF" wp14:editId="1E564EC7">
             <wp:extent cx="4257675" cy="4953000"/>
             <wp:effectExtent l="0" t="0" r="9525" b="0"/>
             <wp:docPr id="6" name="图片 6"/>
@@ -2777,12 +2140,16 @@
     <w:p>
       <w:pPr>
         <w:rPr>
-          <w:rFonts w:hint="eastAsia"/>
-        </w:rPr>
-      </w:pPr>
-      <w:r>
-        <w:rPr>
-          <w:rFonts w:hint="eastAsia"/>
+          <w:rFonts w:ascii="Arial Unicode MS" w:eastAsia="Arial Unicode MS" w:hAnsi="Arial Unicode MS" w:cs="Arial Unicode MS"/>
+          <w:sz w:val="24"/>
+          <w:szCs w:val="24"/>
+        </w:rPr>
+      </w:pPr>
+      <w:r>
+        <w:rPr>
+          <w:rFonts w:ascii="Arial Unicode MS" w:eastAsia="Arial Unicode MS" w:hAnsi="Arial Unicode MS" w:cs="Arial Unicode MS" w:hint="eastAsia"/>
+          <w:sz w:val="24"/>
+          <w:szCs w:val="24"/>
         </w:rPr>
         <w:t>直接舍弃</w:t>
       </w:r>
@@ -2790,12 +2157,16 @@
     <w:p>
       <w:pPr>
         <w:rPr>
-          <w:rFonts w:hint="eastAsia"/>
-        </w:rPr>
-      </w:pPr>
-      <w:r>
-        <w:rPr>
-          <w:rFonts w:hint="eastAsia"/>
+          <w:rFonts w:ascii="Arial Unicode MS" w:eastAsia="Arial Unicode MS" w:hAnsi="Arial Unicode MS" w:cs="Arial Unicode MS"/>
+          <w:sz w:val="24"/>
+          <w:szCs w:val="24"/>
+        </w:rPr>
+      </w:pPr>
+      <w:r>
+        <w:rPr>
+          <w:rFonts w:ascii="Arial Unicode MS" w:eastAsia="Arial Unicode MS" w:hAnsi="Arial Unicode MS" w:cs="Arial Unicode MS" w:hint="eastAsia"/>
+          <w:sz w:val="24"/>
+          <w:szCs w:val="24"/>
         </w:rPr>
         <w:t>取边界值代替</w:t>
       </w:r>
@@ -2804,16 +2175,21 @@
       <w:pPr>
         <w:jc w:val="center"/>
         <w:rPr>
-          <w:rFonts w:hint="eastAsia"/>
-        </w:rPr>
-      </w:pPr>
-      <w:r>
-        <w:rPr>
+          <w:rFonts w:ascii="Arial Unicode MS" w:eastAsia="Arial Unicode MS" w:hAnsi="Arial Unicode MS" w:cs="Arial Unicode MS"/>
+          <w:sz w:val="24"/>
+          <w:szCs w:val="24"/>
+        </w:rPr>
+      </w:pPr>
+      <w:r>
+        <w:rPr>
+          <w:rFonts w:ascii="Arial Unicode MS" w:eastAsia="Arial Unicode MS" w:hAnsi="Arial Unicode MS" w:cs="Arial Unicode MS"/>
           <w:noProof/>
+          <w:sz w:val="24"/>
+          <w:szCs w:val="24"/>
         </w:rPr>
         <w:lastRenderedPageBreak/>
         <w:drawing>
-          <wp:inline distT="0" distB="0" distL="0" distR="0" wp14:anchorId="6D69DCAE" wp14:editId="760C954F">
+          <wp:inline distT="0" distB="0" distL="0" distR="0" wp14:anchorId="7018EF8C" wp14:editId="07AAC41A">
             <wp:extent cx="2752725" cy="3914775"/>
             <wp:effectExtent l="0" t="0" r="9525" b="9525"/>
             <wp:docPr id="8" name="图片 8"/>
@@ -2852,20 +2228,33 @@
     <w:p>
       <w:pPr>
         <w:rPr>
-          <w:rFonts w:hint="eastAsia"/>
-        </w:rPr>
-      </w:pPr>
-      <w:r>
-        <w:rPr>
-          <w:rFonts w:hint="eastAsia"/>
+          <w:rFonts w:ascii="Arial Unicode MS" w:eastAsia="Arial Unicode MS" w:hAnsi="Arial Unicode MS" w:cs="Arial Unicode MS"/>
+          <w:sz w:val="24"/>
+          <w:szCs w:val="24"/>
+        </w:rPr>
+      </w:pPr>
+      <w:r>
+        <w:rPr>
+          <w:rFonts w:ascii="Arial Unicode MS" w:eastAsia="Arial Unicode MS" w:hAnsi="Arial Unicode MS" w:cs="Arial Unicode MS" w:hint="eastAsia"/>
+          <w:sz w:val="24"/>
+          <w:szCs w:val="24"/>
         </w:rPr>
         <w:t>直接舍弃</w:t>
       </w:r>
     </w:p>
     <w:p>
-      <w:r>
-        <w:rPr>
-          <w:rFonts w:hint="eastAsia"/>
+      <w:pPr>
+        <w:rPr>
+          <w:rFonts w:ascii="Arial Unicode MS" w:eastAsia="Arial Unicode MS" w:hAnsi="Arial Unicode MS" w:cs="Arial Unicode MS"/>
+          <w:sz w:val="24"/>
+          <w:szCs w:val="24"/>
+        </w:rPr>
+      </w:pPr>
+      <w:r>
+        <w:rPr>
+          <w:rFonts w:ascii="Arial Unicode MS" w:eastAsia="Arial Unicode MS" w:hAnsi="Arial Unicode MS" w:cs="Arial Unicode MS" w:hint="eastAsia"/>
+          <w:sz w:val="24"/>
+          <w:szCs w:val="24"/>
         </w:rPr>
         <w:t>当作单独值处理</w:t>
       </w:r>
@@ -2874,15 +2263,20 @@
       <w:pPr>
         <w:jc w:val="center"/>
         <w:rPr>
-          <w:rFonts w:hint="eastAsia"/>
-        </w:rPr>
-      </w:pPr>
-      <w:r>
-        <w:rPr>
+          <w:rFonts w:ascii="Arial Unicode MS" w:eastAsia="Arial Unicode MS" w:hAnsi="Arial Unicode MS" w:cs="Arial Unicode MS"/>
+          <w:sz w:val="24"/>
+          <w:szCs w:val="24"/>
+        </w:rPr>
+      </w:pPr>
+      <w:r>
+        <w:rPr>
+          <w:rFonts w:ascii="Arial Unicode MS" w:eastAsia="Arial Unicode MS" w:hAnsi="Arial Unicode MS" w:cs="Arial Unicode MS"/>
           <w:noProof/>
+          <w:sz w:val="24"/>
+          <w:szCs w:val="24"/>
         </w:rPr>
         <w:drawing>
-          <wp:inline distT="0" distB="0" distL="0" distR="0" wp14:anchorId="7BF9E0A9" wp14:editId="1857B8C0">
+          <wp:inline distT="0" distB="0" distL="0" distR="0" wp14:anchorId="4BFE8F5F" wp14:editId="7FCF1B54">
             <wp:extent cx="2924175" cy="3886200"/>
             <wp:effectExtent l="0" t="0" r="9525" b="0"/>
             <wp:docPr id="9" name="图片 9"/>
@@ -2920,21 +2314,165 @@
     </w:p>
     <w:p>
       <w:pPr>
-        <w:jc w:val="left"/>
-      </w:pPr>
-    </w:p>
-    <w:p>
+        <w:jc w:val="center"/>
+        <w:rPr>
+          <w:rFonts w:ascii="Arial Unicode MS" w:eastAsia="Arial Unicode MS" w:hAnsi="Arial Unicode MS" w:cs="Arial Unicode MS" w:hint="eastAsia"/>
+          <w:sz w:val="24"/>
+          <w:szCs w:val="24"/>
+        </w:rPr>
+      </w:pPr>
+      <w:r>
+        <w:rPr>
+          <w:rFonts w:ascii="Arial Unicode MS" w:eastAsia="Arial Unicode MS" w:hAnsi="Arial Unicode MS" w:cs="Arial Unicode MS" w:hint="eastAsia"/>
+          <w:sz w:val="24"/>
+          <w:szCs w:val="24"/>
+        </w:rPr>
+        <w:lastRenderedPageBreak/>
+        <w:t>同比（今年六月份，去年六月份），环比（五月份、六月份）</w:t>
+      </w:r>
+    </w:p>
+    <w:p>
+      <w:pPr>
+        <w:jc w:val="center"/>
+        <w:rPr>
+          <w:rFonts w:ascii="Arial Unicode MS" w:eastAsia="Arial Unicode MS" w:hAnsi="Arial Unicode MS" w:cs="Arial Unicode MS"/>
+          <w:sz w:val="24"/>
+          <w:szCs w:val="24"/>
+        </w:rPr>
+      </w:pPr>
+      <w:r>
+        <w:rPr>
+          <w:rFonts w:ascii="Arial Unicode MS" w:eastAsia="Arial Unicode MS" w:hAnsi="Arial Unicode MS" w:cs="Arial Unicode MS"/>
+          <w:sz w:val="24"/>
+          <w:szCs w:val="24"/>
+        </w:rPr>
+        <w:t>N</w:t>
+      </w:r>
+      <w:r>
+        <w:rPr>
+          <w:rFonts w:ascii="Arial Unicode MS" w:eastAsia="Arial Unicode MS" w:hAnsi="Arial Unicode MS" w:cs="Arial Unicode MS" w:hint="eastAsia"/>
+          <w:sz w:val="24"/>
+          <w:szCs w:val="24"/>
+        </w:rPr>
+        <w:t>umpy,切分数据：</w:t>
+      </w:r>
+    </w:p>
+    <w:p>
+      <w:pPr>
+        <w:rPr>
+          <w:rFonts w:ascii="Arial Unicode MS" w:eastAsia="Arial Unicode MS" w:hAnsi="Arial Unicode MS" w:cs="Arial Unicode MS"/>
+          <w:sz w:val="24"/>
+          <w:szCs w:val="24"/>
+        </w:rPr>
+      </w:pPr>
+      <w:r>
+        <w:rPr>
+          <w:rFonts w:ascii="Arial Unicode MS" w:eastAsia="Arial Unicode MS" w:hAnsi="Arial Unicode MS" w:cs="Arial Unicode MS"/>
+          <w:sz w:val="24"/>
+          <w:szCs w:val="24"/>
+        </w:rPr>
+        <w:t>np.histogram(sl_s.values,bins=np.arange(0,1,0.1))</w:t>
+      </w:r>
+    </w:p>
+    <w:p>
+      <w:pPr>
+        <w:rPr>
+          <w:rFonts w:ascii="Arial Unicode MS" w:eastAsia="Arial Unicode MS" w:hAnsi="Arial Unicode MS" w:cs="Arial Unicode MS"/>
+          <w:sz w:val="24"/>
+          <w:szCs w:val="24"/>
+        </w:rPr>
+      </w:pPr>
+      <w:r>
+        <w:rPr>
+          <w:rFonts w:ascii="Arial Unicode MS" w:eastAsia="Arial Unicode MS" w:hAnsi="Arial Unicode MS" w:cs="Arial Unicode MS"/>
+          <w:sz w:val="24"/>
+          <w:szCs w:val="24"/>
+        </w:rPr>
+        <w:t>(array([ 195, 1214,  532,  974, 1668, 2146, 1973, 2074, 2440], dtype=int64), array([0. , 0.1, 0.2, 0.3, 0.4, 0.5, 0.6, 0.7, 0.8, 0.9]))</w:t>
+      </w:r>
+      <w:r>
+        <w:rPr>
+          <w:rFonts w:ascii="Arial Unicode MS" w:eastAsia="Arial Unicode MS" w:hAnsi="Arial Unicode MS" w:cs="Arial Unicode MS" w:hint="eastAsia"/>
+          <w:sz w:val="24"/>
+          <w:szCs w:val="24"/>
+        </w:rPr>
+        <w:t>#数据负偏</w:t>
+      </w:r>
       <w:bookmarkStart w:id="0" w:name="_GoBack"/>
       <w:bookmarkEnd w:id="0"/>
     </w:p>
-    <w:p/>
-    <w:p/>
-    <w:p/>
-    <w:p/>
-    <w:p/>
-    <w:p/>
-    <w:p/>
-    <w:p/>
+    <w:p>
+      <w:pPr>
+        <w:rPr>
+          <w:rFonts w:ascii="Arial Unicode MS" w:eastAsia="Arial Unicode MS" w:hAnsi="Arial Unicode MS" w:cs="Arial Unicode MS"/>
+          <w:sz w:val="24"/>
+          <w:szCs w:val="24"/>
+        </w:rPr>
+      </w:pPr>
+    </w:p>
+    <w:p>
+      <w:pPr>
+        <w:rPr>
+          <w:rFonts w:ascii="Arial Unicode MS" w:eastAsia="Arial Unicode MS" w:hAnsi="Arial Unicode MS" w:cs="Arial Unicode MS"/>
+          <w:sz w:val="24"/>
+          <w:szCs w:val="24"/>
+        </w:rPr>
+      </w:pPr>
+    </w:p>
+    <w:p>
+      <w:pPr>
+        <w:rPr>
+          <w:rFonts w:ascii="Arial Unicode MS" w:eastAsia="Arial Unicode MS" w:hAnsi="Arial Unicode MS" w:cs="Arial Unicode MS"/>
+          <w:sz w:val="24"/>
+          <w:szCs w:val="24"/>
+        </w:rPr>
+      </w:pPr>
+    </w:p>
+    <w:p>
+      <w:pPr>
+        <w:rPr>
+          <w:rFonts w:ascii="Arial Unicode MS" w:eastAsia="Arial Unicode MS" w:hAnsi="Arial Unicode MS" w:cs="Arial Unicode MS"/>
+          <w:sz w:val="24"/>
+          <w:szCs w:val="24"/>
+        </w:rPr>
+      </w:pPr>
+    </w:p>
+    <w:p>
+      <w:pPr>
+        <w:rPr>
+          <w:rFonts w:ascii="Arial Unicode MS" w:eastAsia="Arial Unicode MS" w:hAnsi="Arial Unicode MS" w:cs="Arial Unicode MS"/>
+          <w:sz w:val="24"/>
+          <w:szCs w:val="24"/>
+        </w:rPr>
+      </w:pPr>
+    </w:p>
+    <w:p>
+      <w:pPr>
+        <w:rPr>
+          <w:rFonts w:ascii="Arial Unicode MS" w:eastAsia="Arial Unicode MS" w:hAnsi="Arial Unicode MS" w:cs="Arial Unicode MS"/>
+          <w:sz w:val="24"/>
+          <w:szCs w:val="24"/>
+        </w:rPr>
+      </w:pPr>
+    </w:p>
+    <w:p>
+      <w:pPr>
+        <w:rPr>
+          <w:rFonts w:ascii="Arial Unicode MS" w:eastAsia="Arial Unicode MS" w:hAnsi="Arial Unicode MS" w:cs="Arial Unicode MS"/>
+          <w:sz w:val="24"/>
+          <w:szCs w:val="24"/>
+        </w:rPr>
+      </w:pPr>
+    </w:p>
+    <w:p>
+      <w:pPr>
+        <w:rPr>
+          <w:rFonts w:ascii="Arial Unicode MS" w:eastAsia="Arial Unicode MS" w:hAnsi="Arial Unicode MS" w:cs="Arial Unicode MS"/>
+          <w:sz w:val="24"/>
+          <w:szCs w:val="24"/>
+        </w:rPr>
+      </w:pPr>
+    </w:p>
     <w:sectPr>
       <w:pgSz w:w="11906" w:h="16838"/>
       <w:pgMar w:top="1440" w:right="1800" w:bottom="1440" w:left="1800" w:header="851" w:footer="992" w:gutter="0"/>
